--- a/2026 files/BMRS/SYRUP BMR/IPEC H BMR NEW 2026.docx
+++ b/2026 files/BMRS/SYRUP BMR/IPEC H BMR NEW 2026.docx
@@ -116,42 +116,8 @@
                 <w:szCs w:val="24"/>
                 <w:lang w:val="fr-BE"/>
               </w:rPr>
-              <w:t xml:space="preserve">Brand Name : </w:t>
-            </w:r>
-            <w:proofErr w:type="spellStart"/>
-            <w:r>
-              <w:rPr>
-                <w:rFonts w:cs="Times New Roman"/>
-                <w:b/>
-                <w:sz w:val="24"/>
-                <w:szCs w:val="24"/>
-                <w:lang w:val="fr-BE"/>
-              </w:rPr>
-              <w:t>Ipec</w:t>
-            </w:r>
-            <w:proofErr w:type="spellEnd"/>
-            <w:r>
-              <w:rPr>
-                <w:rFonts w:cs="Times New Roman"/>
-                <w:b/>
-                <w:sz w:val="24"/>
-                <w:szCs w:val="24"/>
-                <w:lang w:val="fr-BE"/>
-              </w:rPr>
-              <w:t xml:space="preserve"> – H </w:t>
-            </w:r>
-            <w:proofErr w:type="spellStart"/>
-            <w:r>
-              <w:rPr>
-                <w:rFonts w:cs="Times New Roman"/>
-                <w:b/>
-                <w:sz w:val="24"/>
-                <w:szCs w:val="24"/>
-                <w:lang w:val="fr-BE"/>
-              </w:rPr>
-              <w:t>Syrup</w:t>
-            </w:r>
-            <w:proofErr w:type="spellEnd"/>
+              <w:t>Brand Name : Ipec – H Syrup</w:t>
+            </w:r>
           </w:p>
           <w:p>
             <w:pPr>
@@ -290,23 +256,7 @@
                 <w:rFonts w:ascii="Calibri" w:hAnsi="Calibri"/>
                 <w:b/>
               </w:rPr>
-              <w:t xml:space="preserve">In </w:t>
-            </w:r>
-            <w:proofErr w:type="spellStart"/>
-            <w:r>
-              <w:rPr>
-                <w:rFonts w:ascii="Calibri" w:hAnsi="Calibri"/>
-                <w:b/>
-              </w:rPr>
-              <w:t>Flavoured</w:t>
-            </w:r>
-            <w:proofErr w:type="spellEnd"/>
-            <w:r>
-              <w:rPr>
-                <w:rFonts w:ascii="Calibri" w:hAnsi="Calibri"/>
-                <w:b/>
-              </w:rPr>
-              <w:t xml:space="preserve"> base.</w:t>
+              <w:t>In Flavoured base.</w:t>
             </w:r>
           </w:p>
           <w:p>
@@ -376,35 +326,7 @@
               <w:rPr>
                 <w:rFonts w:cstheme="minorHAnsi"/>
               </w:rPr>
-              <w:t xml:space="preserve">                         100ml per Amber </w:t>
-            </w:r>
-            <w:proofErr w:type="spellStart"/>
-            <w:r>
-              <w:rPr>
-                <w:rFonts w:cstheme="minorHAnsi"/>
-              </w:rPr>
-              <w:t>Colour</w:t>
-            </w:r>
-            <w:proofErr w:type="spellEnd"/>
-            <w:r>
-              <w:rPr>
-                <w:rFonts w:cstheme="minorHAnsi"/>
-              </w:rPr>
-              <w:t xml:space="preserve"> Bottle duly labelled &amp; packed in a </w:t>
-            </w:r>
-            <w:proofErr w:type="spellStart"/>
-            <w:r>
-              <w:rPr>
-                <w:rFonts w:cstheme="minorHAnsi"/>
-              </w:rPr>
-              <w:t>Monocarton</w:t>
-            </w:r>
-            <w:proofErr w:type="spellEnd"/>
-            <w:r>
-              <w:rPr>
-                <w:rFonts w:cstheme="minorHAnsi"/>
-              </w:rPr>
-              <w:t>.</w:t>
+              <w:t xml:space="preserve">                         100ml per Amber Colour Bottle duly labelled &amp; packed in a Monocarton.</w:t>
             </w:r>
           </w:p>
           <w:p>
@@ -1037,8 +959,12 @@
           <w:lang w:val="en-GB"/>
         </w:rPr>
         <w:sectPr>
-          <w:headerReference w:type="default" r:id="rId8"/>
-          <w:footerReference w:type="default" r:id="rId9"/>
+          <w:headerReference w:type="even" r:id="rId8"/>
+          <w:headerReference w:type="default" r:id="rId9"/>
+          <w:footerReference w:type="even" r:id="rId10"/>
+          <w:footerReference w:type="default" r:id="rId11"/>
+          <w:headerReference w:type="first" r:id="rId12"/>
+          <w:footerReference w:type="first" r:id="rId13"/>
           <w:pgSz w:w="11907" w:h="16840" w:code="9"/>
           <w:pgMar w:top="2058" w:right="387" w:bottom="1440" w:left="1797" w:header="180" w:footer="561" w:gutter="0"/>
           <w:cols w:space="720"/>
@@ -7114,16 +7040,8 @@
               <w:rPr>
                 <w:rFonts w:eastAsia="Times New Roman" w:cstheme="minorHAnsi"/>
               </w:rPr>
-              <w:t xml:space="preserve">Sweet Cherry </w:t>
-            </w:r>
-            <w:proofErr w:type="spellStart"/>
-            <w:r>
-              <w:rPr>
-                <w:rFonts w:eastAsia="Times New Roman" w:cstheme="minorHAnsi"/>
-              </w:rPr>
-              <w:t>Flavour</w:t>
-            </w:r>
-            <w:proofErr w:type="spellEnd"/>
+              <w:t>Sweet Cherry Flavour</w:t>
+            </w:r>
           </w:p>
         </w:tc>
         <w:tc>
@@ -7561,7 +7479,6 @@
               </w:rPr>
               <w:t>Requested By Production Pharm</w:t>
             </w:r>
-            <w:proofErr w:type="spellStart"/>
             <w:r>
               <w:rPr>
                 <w:rFonts w:cstheme="minorHAnsi"/>
@@ -7569,17 +7486,7 @@
                 <w:szCs w:val="21"/>
                 <w:lang w:val="en-GB"/>
               </w:rPr>
-              <w:t>acist</w:t>
-            </w:r>
-            <w:proofErr w:type="spellEnd"/>
-            <w:r>
-              <w:rPr>
-                <w:rFonts w:cstheme="minorHAnsi"/>
-                <w:sz w:val="21"/>
-                <w:szCs w:val="21"/>
-                <w:lang w:val="en-GB"/>
-              </w:rPr>
-              <w:t xml:space="preserve"> </w:t>
+              <w:t xml:space="preserve">acist </w:t>
             </w:r>
           </w:p>
         </w:tc>
@@ -8036,21 +7943,7 @@
               <w:rPr>
                 <w:rFonts w:cstheme="minorHAnsi"/>
               </w:rPr>
-              <w:t xml:space="preserve">Amber </w:t>
-            </w:r>
-            <w:proofErr w:type="spellStart"/>
-            <w:r>
-              <w:rPr>
-                <w:rFonts w:cstheme="minorHAnsi"/>
-              </w:rPr>
-              <w:t>colour</w:t>
-            </w:r>
-            <w:proofErr w:type="spellEnd"/>
-            <w:r>
-              <w:rPr>
-                <w:rFonts w:cstheme="minorHAnsi"/>
-              </w:rPr>
-              <w:t xml:space="preserve"> 100 ml PET Bottle </w:t>
+              <w:t xml:space="preserve">Amber colour 100 ml PET Bottle </w:t>
             </w:r>
           </w:p>
         </w:tc>
@@ -9098,19 +8991,11 @@
             <w:r>
               <w:t>Requested By Production Pharm</w:t>
             </w:r>
-            <w:proofErr w:type="spellStart"/>
             <w:r>
               <w:rPr>
                 <w:lang w:val="en-GB"/>
               </w:rPr>
-              <w:t>acist</w:t>
-            </w:r>
-            <w:proofErr w:type="spellEnd"/>
-            <w:r>
-              <w:rPr>
-                <w:lang w:val="en-GB"/>
-              </w:rPr>
-              <w:t xml:space="preserve"> </w:t>
+              <w:t xml:space="preserve">acist </w:t>
             </w:r>
           </w:p>
         </w:tc>
@@ -19937,19 +19822,11 @@
                 <w:rFonts w:cstheme="minorHAnsi"/>
               </w:rPr>
             </w:pPr>
-            <w:proofErr w:type="spellStart"/>
-            <w:r>
-              <w:rPr>
-                <w:rFonts w:cstheme="minorHAnsi"/>
-              </w:rPr>
-              <w:t>Stp</w:t>
-            </w:r>
-            <w:proofErr w:type="spellEnd"/>
-            <w:r>
-              <w:rPr>
-                <w:rFonts w:cstheme="minorHAnsi"/>
-              </w:rPr>
-              <w:t xml:space="preserve"> ref. no.</w:t>
+            <w:r>
+              <w:rPr>
+                <w:rFonts w:cstheme="minorHAnsi"/>
+              </w:rPr>
+              <w:t>Stp ref. no.</w:t>
             </w:r>
           </w:p>
         </w:tc>
@@ -20022,19 +19899,11 @@
                 <w:rFonts w:cstheme="minorHAnsi"/>
               </w:rPr>
             </w:pPr>
-            <w:proofErr w:type="spellStart"/>
-            <w:r>
-              <w:rPr>
-                <w:rFonts w:cstheme="minorHAnsi"/>
-              </w:rPr>
-              <w:t>Stp</w:t>
-            </w:r>
-            <w:proofErr w:type="spellEnd"/>
-            <w:r>
-              <w:rPr>
-                <w:rFonts w:cstheme="minorHAnsi"/>
-              </w:rPr>
-              <w:t xml:space="preserve"> ref. no.</w:t>
+            <w:r>
+              <w:rPr>
+                <w:rFonts w:cstheme="minorHAnsi"/>
+              </w:rPr>
+              <w:t>Stp ref. no.</w:t>
             </w:r>
           </w:p>
         </w:tc>
@@ -20126,19 +19995,11 @@
                 <w:rFonts w:cstheme="minorHAnsi"/>
               </w:rPr>
             </w:pPr>
-            <w:proofErr w:type="spellStart"/>
-            <w:r>
-              <w:rPr>
-                <w:rFonts w:cstheme="minorHAnsi"/>
-              </w:rPr>
-              <w:t>Stp</w:t>
-            </w:r>
-            <w:proofErr w:type="spellEnd"/>
-            <w:r>
-              <w:rPr>
-                <w:rFonts w:cstheme="minorHAnsi"/>
-              </w:rPr>
-              <w:t xml:space="preserve"> ref. no.</w:t>
+            <w:r>
+              <w:rPr>
+                <w:rFonts w:cstheme="minorHAnsi"/>
+              </w:rPr>
+              <w:t>Stp ref. no.</w:t>
             </w:r>
           </w:p>
         </w:tc>
@@ -20225,19 +20086,11 @@
                 <w:rFonts w:cstheme="minorHAnsi"/>
               </w:rPr>
             </w:pPr>
-            <w:proofErr w:type="spellStart"/>
-            <w:r>
-              <w:rPr>
-                <w:rFonts w:cstheme="minorHAnsi"/>
-              </w:rPr>
-              <w:t>Stp</w:t>
-            </w:r>
-            <w:proofErr w:type="spellEnd"/>
-            <w:r>
-              <w:rPr>
-                <w:rFonts w:cstheme="minorHAnsi"/>
-              </w:rPr>
-              <w:t xml:space="preserve"> ref. no.</w:t>
+            <w:r>
+              <w:rPr>
+                <w:rFonts w:cstheme="minorHAnsi"/>
+              </w:rPr>
+              <w:t>Stp ref. no.</w:t>
             </w:r>
           </w:p>
         </w:tc>
@@ -20330,19 +20183,11 @@
                 <w:rFonts w:cstheme="minorHAnsi"/>
               </w:rPr>
             </w:pPr>
-            <w:proofErr w:type="spellStart"/>
-            <w:r>
-              <w:rPr>
-                <w:rFonts w:cstheme="minorHAnsi"/>
-              </w:rPr>
-              <w:t>Stp</w:t>
-            </w:r>
-            <w:proofErr w:type="spellEnd"/>
-            <w:r>
-              <w:rPr>
-                <w:rFonts w:cstheme="minorHAnsi"/>
-              </w:rPr>
-              <w:t xml:space="preserve"> ref. no.</w:t>
+            <w:r>
+              <w:rPr>
+                <w:rFonts w:cstheme="minorHAnsi"/>
+              </w:rPr>
+              <w:t>Stp ref. no.</w:t>
             </w:r>
           </w:p>
         </w:tc>
@@ -20440,19 +20285,11 @@
                 <w:rFonts w:cstheme="minorHAnsi"/>
               </w:rPr>
             </w:pPr>
-            <w:proofErr w:type="spellStart"/>
-            <w:r>
-              <w:rPr>
-                <w:rFonts w:cstheme="minorHAnsi"/>
-              </w:rPr>
-              <w:t>Stp</w:t>
-            </w:r>
-            <w:proofErr w:type="spellEnd"/>
-            <w:r>
-              <w:rPr>
-                <w:rFonts w:cstheme="minorHAnsi"/>
-              </w:rPr>
-              <w:t xml:space="preserve"> ref. no.</w:t>
+            <w:r>
+              <w:rPr>
+                <w:rFonts w:cstheme="minorHAnsi"/>
+              </w:rPr>
+              <w:t>Stp ref. no.</w:t>
             </w:r>
           </w:p>
         </w:tc>
@@ -20539,19 +20376,11 @@
                 <w:rFonts w:cstheme="minorHAnsi"/>
               </w:rPr>
             </w:pPr>
-            <w:proofErr w:type="spellStart"/>
-            <w:r>
-              <w:rPr>
-                <w:rFonts w:cstheme="minorHAnsi"/>
-              </w:rPr>
-              <w:t>Stp</w:t>
-            </w:r>
-            <w:proofErr w:type="spellEnd"/>
-            <w:r>
-              <w:rPr>
-                <w:rFonts w:cstheme="minorHAnsi"/>
-              </w:rPr>
-              <w:t xml:space="preserve"> ref. no.</w:t>
+            <w:r>
+              <w:rPr>
+                <w:rFonts w:cstheme="minorHAnsi"/>
+              </w:rPr>
+              <w:t>Stp ref. no.</w:t>
             </w:r>
           </w:p>
         </w:tc>
@@ -20644,19 +20473,11 @@
                 <w:rFonts w:cstheme="minorHAnsi"/>
               </w:rPr>
             </w:pPr>
-            <w:proofErr w:type="spellStart"/>
-            <w:r>
-              <w:rPr>
-                <w:rFonts w:cstheme="minorHAnsi"/>
-              </w:rPr>
-              <w:t>Stp</w:t>
-            </w:r>
-            <w:proofErr w:type="spellEnd"/>
-            <w:r>
-              <w:rPr>
-                <w:rFonts w:cstheme="minorHAnsi"/>
-              </w:rPr>
-              <w:t xml:space="preserve"> ref. no.</w:t>
+            <w:r>
+              <w:rPr>
+                <w:rFonts w:cstheme="minorHAnsi"/>
+              </w:rPr>
+              <w:t>Stp ref. no.</w:t>
             </w:r>
           </w:p>
         </w:tc>
@@ -20743,19 +20564,11 @@
                 <w:rFonts w:cstheme="minorHAnsi"/>
               </w:rPr>
             </w:pPr>
-            <w:proofErr w:type="spellStart"/>
-            <w:r>
-              <w:rPr>
-                <w:rFonts w:cstheme="minorHAnsi"/>
-              </w:rPr>
-              <w:t>Stp</w:t>
-            </w:r>
-            <w:proofErr w:type="spellEnd"/>
-            <w:r>
-              <w:rPr>
-                <w:rFonts w:cstheme="minorHAnsi"/>
-              </w:rPr>
-              <w:t xml:space="preserve"> ref. no.</w:t>
+            <w:r>
+              <w:rPr>
+                <w:rFonts w:cstheme="minorHAnsi"/>
+              </w:rPr>
+              <w:t>Stp ref. no.</w:t>
             </w:r>
           </w:p>
         </w:tc>
@@ -20834,19 +20647,11 @@
                 <w:rFonts w:cstheme="minorHAnsi"/>
               </w:rPr>
             </w:pPr>
-            <w:proofErr w:type="spellStart"/>
-            <w:r>
-              <w:rPr>
-                <w:rFonts w:cstheme="minorHAnsi"/>
-              </w:rPr>
-              <w:t>Stp</w:t>
-            </w:r>
-            <w:proofErr w:type="spellEnd"/>
-            <w:r>
-              <w:rPr>
-                <w:rFonts w:cstheme="minorHAnsi"/>
-              </w:rPr>
-              <w:t xml:space="preserve"> ref. no.</w:t>
+            <w:r>
+              <w:rPr>
+                <w:rFonts w:cstheme="minorHAnsi"/>
+              </w:rPr>
+              <w:t>Stp ref. no.</w:t>
             </w:r>
           </w:p>
         </w:tc>
@@ -21929,19 +21734,11 @@
                 <w:rFonts w:cstheme="minorHAnsi"/>
               </w:rPr>
             </w:pPr>
-            <w:proofErr w:type="spellStart"/>
-            <w:r>
-              <w:rPr>
-                <w:rFonts w:cstheme="minorHAnsi"/>
-              </w:rPr>
-              <w:t>Stp</w:t>
-            </w:r>
-            <w:proofErr w:type="spellEnd"/>
-            <w:r>
-              <w:rPr>
-                <w:rFonts w:cstheme="minorHAnsi"/>
-              </w:rPr>
-              <w:t xml:space="preserve"> ref. no.</w:t>
+            <w:r>
+              <w:rPr>
+                <w:rFonts w:cstheme="minorHAnsi"/>
+              </w:rPr>
+              <w:t>Stp ref. no.</w:t>
             </w:r>
           </w:p>
         </w:tc>
@@ -22014,19 +21811,11 @@
                 <w:rFonts w:cstheme="minorHAnsi"/>
               </w:rPr>
             </w:pPr>
-            <w:proofErr w:type="spellStart"/>
-            <w:r>
-              <w:rPr>
-                <w:rFonts w:cstheme="minorHAnsi"/>
-              </w:rPr>
-              <w:t>Stp</w:t>
-            </w:r>
-            <w:proofErr w:type="spellEnd"/>
-            <w:r>
-              <w:rPr>
-                <w:rFonts w:cstheme="minorHAnsi"/>
-              </w:rPr>
-              <w:t xml:space="preserve"> ref. no.</w:t>
+            <w:r>
+              <w:rPr>
+                <w:rFonts w:cstheme="minorHAnsi"/>
+              </w:rPr>
+              <w:t>Stp ref. no.</w:t>
             </w:r>
           </w:p>
         </w:tc>
@@ -22099,19 +21888,11 @@
                 <w:rFonts w:cstheme="minorHAnsi"/>
               </w:rPr>
             </w:pPr>
-            <w:proofErr w:type="spellStart"/>
-            <w:r>
-              <w:rPr>
-                <w:rFonts w:cstheme="minorHAnsi"/>
-              </w:rPr>
-              <w:t>Stp</w:t>
-            </w:r>
-            <w:proofErr w:type="spellEnd"/>
-            <w:r>
-              <w:rPr>
-                <w:rFonts w:cstheme="minorHAnsi"/>
-              </w:rPr>
-              <w:t xml:space="preserve"> ref. no.</w:t>
+            <w:r>
+              <w:rPr>
+                <w:rFonts w:cstheme="minorHAnsi"/>
+              </w:rPr>
+              <w:t>Stp ref. no.</w:t>
             </w:r>
           </w:p>
         </w:tc>
@@ -22184,19 +21965,11 @@
                 <w:rFonts w:cstheme="minorHAnsi"/>
               </w:rPr>
             </w:pPr>
-            <w:proofErr w:type="spellStart"/>
-            <w:r>
-              <w:rPr>
-                <w:rFonts w:cstheme="minorHAnsi"/>
-              </w:rPr>
-              <w:t>Stp</w:t>
-            </w:r>
-            <w:proofErr w:type="spellEnd"/>
-            <w:r>
-              <w:rPr>
-                <w:rFonts w:cstheme="minorHAnsi"/>
-              </w:rPr>
-              <w:t xml:space="preserve"> ref. no.</w:t>
+            <w:r>
+              <w:rPr>
+                <w:rFonts w:cstheme="minorHAnsi"/>
+              </w:rPr>
+              <w:t>Stp ref. no.</w:t>
             </w:r>
           </w:p>
         </w:tc>
@@ -22269,19 +22042,11 @@
                 <w:rFonts w:cstheme="minorHAnsi"/>
               </w:rPr>
             </w:pPr>
-            <w:proofErr w:type="spellStart"/>
-            <w:r>
-              <w:rPr>
-                <w:rFonts w:cstheme="minorHAnsi"/>
-              </w:rPr>
-              <w:t>Stp</w:t>
-            </w:r>
-            <w:proofErr w:type="spellEnd"/>
-            <w:r>
-              <w:rPr>
-                <w:rFonts w:cstheme="minorHAnsi"/>
-              </w:rPr>
-              <w:t xml:space="preserve"> ref. no.</w:t>
+            <w:r>
+              <w:rPr>
+                <w:rFonts w:cstheme="minorHAnsi"/>
+              </w:rPr>
+              <w:t>Stp ref. no.</w:t>
             </w:r>
           </w:p>
         </w:tc>
@@ -22357,19 +22122,11 @@
                 <w:rFonts w:cstheme="minorHAnsi"/>
               </w:rPr>
             </w:pPr>
-            <w:proofErr w:type="spellStart"/>
-            <w:r>
-              <w:rPr>
-                <w:rFonts w:cstheme="minorHAnsi"/>
-              </w:rPr>
-              <w:t>Stp</w:t>
-            </w:r>
-            <w:proofErr w:type="spellEnd"/>
-            <w:r>
-              <w:rPr>
-                <w:rFonts w:cstheme="minorHAnsi"/>
-              </w:rPr>
-              <w:t xml:space="preserve"> ref. no.</w:t>
+            <w:r>
+              <w:rPr>
+                <w:rFonts w:cstheme="minorHAnsi"/>
+              </w:rPr>
+              <w:t>Stp ref. no.</w:t>
             </w:r>
           </w:p>
         </w:tc>
@@ -22451,19 +22208,11 @@
                 <w:rFonts w:cstheme="minorHAnsi"/>
               </w:rPr>
             </w:pPr>
-            <w:proofErr w:type="spellStart"/>
-            <w:r>
-              <w:rPr>
-                <w:rFonts w:cstheme="minorHAnsi"/>
-              </w:rPr>
-              <w:t>Stp</w:t>
-            </w:r>
-            <w:proofErr w:type="spellEnd"/>
-            <w:r>
-              <w:rPr>
-                <w:rFonts w:cstheme="minorHAnsi"/>
-              </w:rPr>
-              <w:t xml:space="preserve"> ref. no.</w:t>
+            <w:r>
+              <w:rPr>
+                <w:rFonts w:cstheme="minorHAnsi"/>
+              </w:rPr>
+              <w:t>Stp ref. no.</w:t>
             </w:r>
           </w:p>
         </w:tc>
@@ -22536,19 +22285,11 @@
                 <w:rFonts w:cstheme="minorHAnsi"/>
               </w:rPr>
             </w:pPr>
-            <w:proofErr w:type="spellStart"/>
-            <w:r>
-              <w:rPr>
-                <w:rFonts w:cstheme="minorHAnsi"/>
-              </w:rPr>
-              <w:t>Stp</w:t>
-            </w:r>
-            <w:proofErr w:type="spellEnd"/>
-            <w:r>
-              <w:rPr>
-                <w:rFonts w:cstheme="minorHAnsi"/>
-              </w:rPr>
-              <w:t xml:space="preserve"> ref. no.</w:t>
+            <w:r>
+              <w:rPr>
+                <w:rFonts w:cstheme="minorHAnsi"/>
+              </w:rPr>
+              <w:t>Stp ref. no.</w:t>
             </w:r>
           </w:p>
         </w:tc>
@@ -22621,19 +22362,11 @@
                 <w:rFonts w:cstheme="minorHAnsi"/>
               </w:rPr>
             </w:pPr>
-            <w:proofErr w:type="spellStart"/>
-            <w:r>
-              <w:rPr>
-                <w:rFonts w:cstheme="minorHAnsi"/>
-              </w:rPr>
-              <w:t>Stp</w:t>
-            </w:r>
-            <w:proofErr w:type="spellEnd"/>
-            <w:r>
-              <w:rPr>
-                <w:rFonts w:cstheme="minorHAnsi"/>
-              </w:rPr>
-              <w:t xml:space="preserve"> ref. no.</w:t>
+            <w:r>
+              <w:rPr>
+                <w:rFonts w:cstheme="minorHAnsi"/>
+              </w:rPr>
+              <w:t>Stp ref. no.</w:t>
             </w:r>
           </w:p>
         </w:tc>
@@ -26156,16 +25889,15 @@
                 <w:b/>
                 <w:bCs/>
               </w:rPr>
-              <w:t xml:space="preserve">Checked by </w:t>
-            </w:r>
-            <w:proofErr w:type="spellStart"/>
+              <w:t>Checked by Prod</w:t>
+            </w:r>
             <w:r>
               <w:rPr>
                 <w:rFonts w:cstheme="minorHAnsi"/>
                 <w:b/>
                 <w:bCs/>
               </w:rPr>
-              <w:t>Prod</w:t>
+              <w:t>.</w:t>
             </w:r>
             <w:r>
               <w:rPr>
@@ -26173,17 +25905,8 @@
                 <w:b/>
                 <w:bCs/>
               </w:rPr>
-              <w:t>.</w:t>
-            </w:r>
-            <w:r>
-              <w:rPr>
-                <w:rFonts w:cstheme="minorHAnsi"/>
-                <w:b/>
-                <w:bCs/>
-              </w:rPr>
               <w:t>Sup</w:t>
             </w:r>
-            <w:proofErr w:type="spellEnd"/>
           </w:p>
         </w:tc>
         <w:tc>
@@ -26450,7 +26173,6 @@
               </w:rPr>
               <w:t xml:space="preserve"> of </w:t>
             </w:r>
-            <w:proofErr w:type="spellStart"/>
             <w:r>
               <w:rPr>
                 <w:rFonts w:cstheme="minorHAnsi"/>
@@ -26458,17 +26180,7 @@
                 <w:sz w:val="21"/>
                 <w:szCs w:val="21"/>
               </w:rPr>
-              <w:t>demineralised</w:t>
-            </w:r>
-            <w:proofErr w:type="spellEnd"/>
-            <w:r>
-              <w:rPr>
-                <w:rFonts w:cstheme="minorHAnsi"/>
-                <w:b/>
-                <w:sz w:val="21"/>
-                <w:szCs w:val="21"/>
-              </w:rPr>
-              <w:t xml:space="preserve"> (DM) water</w:t>
+              <w:t>demineralised (DM) water</w:t>
             </w:r>
             <w:r>
               <w:rPr>
@@ -28485,19 +28197,8 @@
                 <w:sz w:val="21"/>
                 <w:szCs w:val="21"/>
               </w:rPr>
-              <w:t xml:space="preserve">Sweet Cherry </w:t>
-            </w:r>
-            <w:proofErr w:type="spellStart"/>
-            <w:r>
-              <w:rPr>
-                <w:rFonts w:cs="Times New Roman"/>
-                <w:b/>
-                <w:sz w:val="21"/>
-                <w:szCs w:val="21"/>
-              </w:rPr>
-              <w:t>flavour</w:t>
-            </w:r>
-            <w:proofErr w:type="spellEnd"/>
+              <w:t>Sweet Cherry flavour</w:t>
+            </w:r>
             <w:r>
               <w:rPr>
                 <w:rFonts w:cs="Times New Roman"/>
@@ -28648,19 +28349,8 @@
                 <w:sz w:val="21"/>
                 <w:szCs w:val="21"/>
               </w:rPr>
-              <w:t xml:space="preserve">00 </w:t>
-            </w:r>
-            <w:proofErr w:type="spellStart"/>
-            <w:r>
-              <w:rPr>
-                <w:rFonts w:cs="Times New Roman"/>
-                <w:b/>
-                <w:sz w:val="21"/>
-                <w:szCs w:val="21"/>
-              </w:rPr>
-              <w:t>litres</w:t>
-            </w:r>
-            <w:proofErr w:type="spellEnd"/>
+              <w:t>00 litres</w:t>
+            </w:r>
             <w:r>
               <w:rPr>
                 <w:rFonts w:cs="Times New Roman"/>
@@ -33426,21 +33116,7 @@
               <w:rPr>
                 <w:rFonts w:cstheme="minorHAnsi"/>
               </w:rPr>
-              <w:t xml:space="preserve">Amber </w:t>
-            </w:r>
-            <w:proofErr w:type="spellStart"/>
-            <w:r>
-              <w:rPr>
-                <w:rFonts w:cstheme="minorHAnsi"/>
-              </w:rPr>
-              <w:t>colour</w:t>
-            </w:r>
-            <w:proofErr w:type="spellEnd"/>
-            <w:r>
-              <w:rPr>
-                <w:rFonts w:cstheme="minorHAnsi"/>
-              </w:rPr>
-              <w:t xml:space="preserve"> 10</w:t>
+              <w:t>Amber colour 10</w:t>
             </w:r>
             <w:r>
               <w:rPr>
@@ -49292,21 +48968,12 @@
                 <w:szCs w:val="20"/>
               </w:rPr>
             </w:pPr>
-            <w:proofErr w:type="spellStart"/>
-            <w:r>
-              <w:rPr>
-                <w:sz w:val="20"/>
-                <w:szCs w:val="20"/>
-              </w:rPr>
-              <w:t>B.No</w:t>
-            </w:r>
-            <w:proofErr w:type="spellEnd"/>
-            <w:r>
-              <w:rPr>
-                <w:sz w:val="20"/>
-                <w:szCs w:val="20"/>
-              </w:rPr>
-              <w:t>.</w:t>
+            <w:r>
+              <w:rPr>
+                <w:sz w:val="20"/>
+                <w:szCs w:val="20"/>
+              </w:rPr>
+              <w:t>B.No.</w:t>
             </w:r>
           </w:p>
         </w:tc>
@@ -50178,15 +49845,7 @@
               <w:pStyle w:val="Header"/>
             </w:pPr>
             <w:r>
-              <w:t xml:space="preserve">( Avg. </w:t>
-            </w:r>
-            <w:proofErr w:type="spellStart"/>
-            <w:r>
-              <w:t>wt</w:t>
-            </w:r>
-            <w:proofErr w:type="spellEnd"/>
-            <w:r>
-              <w:t xml:space="preserve"> ± weight of packed Mono carton ) :                                                                            </w:t>
+              <w:t xml:space="preserve">( Avg. wt ± weight of packed Mono carton ) :                                                                            </w:t>
             </w:r>
             <w:r>
               <w:t xml:space="preserve">         </w:t>
@@ -52576,19 +52235,11 @@
                 <w:rFonts w:cstheme="minorHAnsi"/>
               </w:rPr>
             </w:pPr>
-            <w:proofErr w:type="spellStart"/>
-            <w:r>
-              <w:rPr>
-                <w:rFonts w:cstheme="minorHAnsi"/>
-              </w:rPr>
-              <w:t>S.No</w:t>
-            </w:r>
-            <w:proofErr w:type="spellEnd"/>
-            <w:r>
-              <w:rPr>
-                <w:rFonts w:cstheme="minorHAnsi"/>
-              </w:rPr>
-              <w:t>.</w:t>
+            <w:r>
+              <w:rPr>
+                <w:rFonts w:cstheme="minorHAnsi"/>
+              </w:rPr>
+              <w:t>S.No.</w:t>
             </w:r>
           </w:p>
         </w:tc>
@@ -59352,7 +59003,7 @@
       </w:pPr>
     </w:p>
     <w:sectPr>
-      <w:footerReference w:type="default" r:id="rId10"/>
+      <w:footerReference w:type="default" r:id="rId14"/>
       <w:pgSz w:w="12240" w:h="15840"/>
       <w:pgMar w:top="1440" w:right="1440" w:bottom="864" w:left="1440" w:header="180" w:footer="0" w:gutter="0"/>
       <w:cols w:space="720"/>
@@ -59388,6 +59039,16 @@
 </file>
 
 <file path=word/footer1.xml><?xml version="1.0" encoding="utf-8"?>
+<w:ftr xmlns:wpc="http://schemas.microsoft.com/office/word/2010/wordprocessingCanvas" xmlns:cx="http://schemas.microsoft.com/office/drawing/2014/chartex" xmlns:cx1="http://schemas.microsoft.com/office/drawing/2015/9/8/chartex" xmlns:cx2="http://schemas.microsoft.com/office/drawing/2015/10/21/chartex" xmlns:cx3="http://schemas.microsoft.com/office/drawing/2016/5/9/chartex" xmlns:cx4="http://schemas.microsoft.com/office/drawing/2016/5/10/chartex" xmlns:cx5="http://schemas.microsoft.com/office/drawing/2016/5/11/chartex" xmlns:cx6="http://schemas.microsoft.com/office/drawing/2016/5/12/chartex" xmlns:cx7="http://schemas.microsoft.com/office/drawing/2016/5/13/chartex" xmlns:cx8="http://schemas.microsoft.com/office/drawing/2016/5/14/chartex" xmlns:mc="http://schemas.openxmlformats.org/markup-compatibility/2006" xmlns:aink="http://schemas.microsoft.com/office/drawing/2016/ink" xmlns:am3d="http://schemas.microsoft.com/office/drawing/2017/model3d" xmlns:o="urn:schemas-microsoft-com:office:office" xmlns:r="http://schemas.openxmlformats.org/officeDocument/2006/relationships" xmlns:m="http://schemas.openxmlformats.org/officeDocument/2006/math" xmlns:v="urn:schemas-microsoft-com:vml" xmlns:wp14="http://schemas.microsoft.com/office/word/2010/wordprocessingDrawing" xmlns:wp="http://schemas.openxmlformats.org/drawingml/2006/wordprocessingDrawing" xmlns:w10="urn:schemas-microsoft-com:office:word" xmlns:w="http://schemas.openxmlformats.org/wordprocessingml/2006/main" xmlns:w14="http://schemas.microsoft.com/office/word/2010/wordml" xmlns:w15="http://schemas.microsoft.com/office/word/2012/wordml" xmlns:w16cex="http://schemas.microsoft.com/office/word/2018/wordml/cex" xmlns:w16cid="http://schemas.microsoft.com/office/word/2016/wordml/cid" xmlns:w16="http://schemas.microsoft.com/office/word/2018/wordml" xmlns:w16sdtdh="http://schemas.microsoft.com/office/word/2020/wordml/sdtdatahash" xmlns:w16se="http://schemas.microsoft.com/office/word/2015/wordml/symex" xmlns:wpg="http://schemas.microsoft.com/office/word/2010/wordprocessingGroup" xmlns:wpi="http://schemas.microsoft.com/office/word/2010/wordprocessingInk" xmlns:wne="http://schemas.microsoft.com/office/word/2006/wordml" xmlns:wps="http://schemas.microsoft.com/office/word/2010/wordprocessingShape" mc:Ignorable="w14 w15 w16se w16cid w16 w16cex w16sdtdh wp14">
+  <w:p>
+    <w:pPr>
+      <w:pStyle w:val="Footer"/>
+    </w:pPr>
+  </w:p>
+</w:ftr>
+</file>
+
+<file path=word/footer2.xml><?xml version="1.0" encoding="utf-8"?>
 <w:ftr xmlns:wpc="http://schemas.microsoft.com/office/word/2010/wordprocessingCanvas" xmlns:cx="http://schemas.microsoft.com/office/drawing/2014/chartex" xmlns:cx1="http://schemas.microsoft.com/office/drawing/2015/9/8/chartex" xmlns:cx2="http://schemas.microsoft.com/office/drawing/2015/10/21/chartex" xmlns:cx3="http://schemas.microsoft.com/office/drawing/2016/5/9/chartex" xmlns:cx4="http://schemas.microsoft.com/office/drawing/2016/5/10/chartex" xmlns:cx5="http://schemas.microsoft.com/office/drawing/2016/5/11/chartex" xmlns:cx6="http://schemas.microsoft.com/office/drawing/2016/5/12/chartex" xmlns:cx7="http://schemas.microsoft.com/office/drawing/2016/5/13/chartex" xmlns:cx8="http://schemas.microsoft.com/office/drawing/2016/5/14/chartex" xmlns:mc="http://schemas.openxmlformats.org/markup-compatibility/2006" xmlns:aink="http://schemas.microsoft.com/office/drawing/2016/ink" xmlns:am3d="http://schemas.microsoft.com/office/drawing/2017/model3d" xmlns:o="urn:schemas-microsoft-com:office:office" xmlns:r="http://schemas.openxmlformats.org/officeDocument/2006/relationships" xmlns:m="http://schemas.openxmlformats.org/officeDocument/2006/math" xmlns:v="urn:schemas-microsoft-com:vml" xmlns:wp14="http://schemas.microsoft.com/office/word/2010/wordprocessingDrawing" xmlns:wp="http://schemas.openxmlformats.org/drawingml/2006/wordprocessingDrawing" xmlns:w10="urn:schemas-microsoft-com:office:word" xmlns:w="http://schemas.openxmlformats.org/wordprocessingml/2006/main" xmlns:w14="http://schemas.microsoft.com/office/word/2010/wordml" xmlns:w15="http://schemas.microsoft.com/office/word/2012/wordml" xmlns:w16cex="http://schemas.microsoft.com/office/word/2018/wordml/cex" xmlns:w16cid="http://schemas.microsoft.com/office/word/2016/wordml/cid" xmlns:w16="http://schemas.microsoft.com/office/word/2018/wordml" xmlns:w16sdtdh="http://schemas.microsoft.com/office/word/2020/wordml/sdtdatahash" xmlns:w16se="http://schemas.microsoft.com/office/word/2015/wordml/symex" xmlns:wpg="http://schemas.microsoft.com/office/word/2010/wordprocessingGroup" xmlns:wpi="http://schemas.microsoft.com/office/word/2010/wordprocessingInk" xmlns:wne="http://schemas.microsoft.com/office/word/2006/wordml" xmlns:wps="http://schemas.microsoft.com/office/word/2010/wordprocessingShape" mc:Ignorable="w14 w15 w16se w16cid w16 w16cex w16sdtdh wp14">
   <w:p>
     <w:pPr>
@@ -59577,7 +59238,17 @@
 </w:ftr>
 </file>
 
-<file path=word/footer2.xml><?xml version="1.0" encoding="utf-8"?>
+<file path=word/footer3.xml><?xml version="1.0" encoding="utf-8"?>
+<w:ftr xmlns:wpc="http://schemas.microsoft.com/office/word/2010/wordprocessingCanvas" xmlns:cx="http://schemas.microsoft.com/office/drawing/2014/chartex" xmlns:cx1="http://schemas.microsoft.com/office/drawing/2015/9/8/chartex" xmlns:cx2="http://schemas.microsoft.com/office/drawing/2015/10/21/chartex" xmlns:cx3="http://schemas.microsoft.com/office/drawing/2016/5/9/chartex" xmlns:cx4="http://schemas.microsoft.com/office/drawing/2016/5/10/chartex" xmlns:cx5="http://schemas.microsoft.com/office/drawing/2016/5/11/chartex" xmlns:cx6="http://schemas.microsoft.com/office/drawing/2016/5/12/chartex" xmlns:cx7="http://schemas.microsoft.com/office/drawing/2016/5/13/chartex" xmlns:cx8="http://schemas.microsoft.com/office/drawing/2016/5/14/chartex" xmlns:mc="http://schemas.openxmlformats.org/markup-compatibility/2006" xmlns:aink="http://schemas.microsoft.com/office/drawing/2016/ink" xmlns:am3d="http://schemas.microsoft.com/office/drawing/2017/model3d" xmlns:o="urn:schemas-microsoft-com:office:office" xmlns:r="http://schemas.openxmlformats.org/officeDocument/2006/relationships" xmlns:m="http://schemas.openxmlformats.org/officeDocument/2006/math" xmlns:v="urn:schemas-microsoft-com:vml" xmlns:wp14="http://schemas.microsoft.com/office/word/2010/wordprocessingDrawing" xmlns:wp="http://schemas.openxmlformats.org/drawingml/2006/wordprocessingDrawing" xmlns:w10="urn:schemas-microsoft-com:office:word" xmlns:w="http://schemas.openxmlformats.org/wordprocessingml/2006/main" xmlns:w14="http://schemas.microsoft.com/office/word/2010/wordml" xmlns:w15="http://schemas.microsoft.com/office/word/2012/wordml" xmlns:w16cex="http://schemas.microsoft.com/office/word/2018/wordml/cex" xmlns:w16cid="http://schemas.microsoft.com/office/word/2016/wordml/cid" xmlns:w16="http://schemas.microsoft.com/office/word/2018/wordml" xmlns:w16sdtdh="http://schemas.microsoft.com/office/word/2020/wordml/sdtdatahash" xmlns:w16se="http://schemas.microsoft.com/office/word/2015/wordml/symex" xmlns:wpg="http://schemas.microsoft.com/office/word/2010/wordprocessingGroup" xmlns:wpi="http://schemas.microsoft.com/office/word/2010/wordprocessingInk" xmlns:wne="http://schemas.microsoft.com/office/word/2006/wordml" xmlns:wps="http://schemas.microsoft.com/office/word/2010/wordprocessingShape" mc:Ignorable="w14 w15 w16se w16cid w16 w16cex w16sdtdh wp14">
+  <w:p>
+    <w:pPr>
+      <w:pStyle w:val="Footer"/>
+    </w:pPr>
+  </w:p>
+</w:ftr>
+</file>
+
+<file path=word/footer4.xml><?xml version="1.0" encoding="utf-8"?>
 <w:ftr xmlns:wpc="http://schemas.microsoft.com/office/word/2010/wordprocessingCanvas" xmlns:cx="http://schemas.microsoft.com/office/drawing/2014/chartex" xmlns:cx1="http://schemas.microsoft.com/office/drawing/2015/9/8/chartex" xmlns:cx2="http://schemas.microsoft.com/office/drawing/2015/10/21/chartex" xmlns:cx3="http://schemas.microsoft.com/office/drawing/2016/5/9/chartex" xmlns:cx4="http://schemas.microsoft.com/office/drawing/2016/5/10/chartex" xmlns:cx5="http://schemas.microsoft.com/office/drawing/2016/5/11/chartex" xmlns:cx6="http://schemas.microsoft.com/office/drawing/2016/5/12/chartex" xmlns:cx7="http://schemas.microsoft.com/office/drawing/2016/5/13/chartex" xmlns:cx8="http://schemas.microsoft.com/office/drawing/2016/5/14/chartex" xmlns:mc="http://schemas.openxmlformats.org/markup-compatibility/2006" xmlns:aink="http://schemas.microsoft.com/office/drawing/2016/ink" xmlns:am3d="http://schemas.microsoft.com/office/drawing/2017/model3d" xmlns:o="urn:schemas-microsoft-com:office:office" xmlns:r="http://schemas.openxmlformats.org/officeDocument/2006/relationships" xmlns:m="http://schemas.openxmlformats.org/officeDocument/2006/math" xmlns:v="urn:schemas-microsoft-com:vml" xmlns:wp14="http://schemas.microsoft.com/office/word/2010/wordprocessingDrawing" xmlns:wp="http://schemas.openxmlformats.org/drawingml/2006/wordprocessingDrawing" xmlns:w10="urn:schemas-microsoft-com:office:word" xmlns:w="http://schemas.openxmlformats.org/wordprocessingml/2006/main" xmlns:w14="http://schemas.microsoft.com/office/word/2010/wordml" xmlns:w15="http://schemas.microsoft.com/office/word/2012/wordml" xmlns:w16cex="http://schemas.microsoft.com/office/word/2018/wordml/cex" xmlns:w16cid="http://schemas.microsoft.com/office/word/2016/wordml/cid" xmlns:w16="http://schemas.microsoft.com/office/word/2018/wordml" xmlns:w16sdtdh="http://schemas.microsoft.com/office/word/2020/wordml/sdtdatahash" xmlns:w16se="http://schemas.microsoft.com/office/word/2015/wordml/symex" xmlns:wpg="http://schemas.microsoft.com/office/word/2010/wordprocessingGroup" xmlns:wpi="http://schemas.microsoft.com/office/word/2010/wordprocessingInk" xmlns:wne="http://schemas.microsoft.com/office/word/2006/wordml" xmlns:wps="http://schemas.microsoft.com/office/word/2010/wordprocessingShape" mc:Ignorable="w14 w15 w16se w16cid w16 w16cex w16sdtdh wp14">
   <w:p>
     <w:pPr>
@@ -59793,6 +59464,16 @@
 </file>
 
 <file path=word/header1.xml><?xml version="1.0" encoding="utf-8"?>
+<w:hdr xmlns:wpc="http://schemas.microsoft.com/office/word/2010/wordprocessingCanvas" xmlns:cx="http://schemas.microsoft.com/office/drawing/2014/chartex" xmlns:cx1="http://schemas.microsoft.com/office/drawing/2015/9/8/chartex" xmlns:cx2="http://schemas.microsoft.com/office/drawing/2015/10/21/chartex" xmlns:cx3="http://schemas.microsoft.com/office/drawing/2016/5/9/chartex" xmlns:cx4="http://schemas.microsoft.com/office/drawing/2016/5/10/chartex" xmlns:cx5="http://schemas.microsoft.com/office/drawing/2016/5/11/chartex" xmlns:cx6="http://schemas.microsoft.com/office/drawing/2016/5/12/chartex" xmlns:cx7="http://schemas.microsoft.com/office/drawing/2016/5/13/chartex" xmlns:cx8="http://schemas.microsoft.com/office/drawing/2016/5/14/chartex" xmlns:mc="http://schemas.openxmlformats.org/markup-compatibility/2006" xmlns:aink="http://schemas.microsoft.com/office/drawing/2016/ink" xmlns:am3d="http://schemas.microsoft.com/office/drawing/2017/model3d" xmlns:o="urn:schemas-microsoft-com:office:office" xmlns:r="http://schemas.openxmlformats.org/officeDocument/2006/relationships" xmlns:m="http://schemas.openxmlformats.org/officeDocument/2006/math" xmlns:v="urn:schemas-microsoft-com:vml" xmlns:wp14="http://schemas.microsoft.com/office/word/2010/wordprocessingDrawing" xmlns:wp="http://schemas.openxmlformats.org/drawingml/2006/wordprocessingDrawing" xmlns:w10="urn:schemas-microsoft-com:office:word" xmlns:w="http://schemas.openxmlformats.org/wordprocessingml/2006/main" xmlns:w14="http://schemas.microsoft.com/office/word/2010/wordml" xmlns:w15="http://schemas.microsoft.com/office/word/2012/wordml" xmlns:w16cex="http://schemas.microsoft.com/office/word/2018/wordml/cex" xmlns:w16cid="http://schemas.microsoft.com/office/word/2016/wordml/cid" xmlns:w16="http://schemas.microsoft.com/office/word/2018/wordml" xmlns:w16sdtdh="http://schemas.microsoft.com/office/word/2020/wordml/sdtdatahash" xmlns:w16se="http://schemas.microsoft.com/office/word/2015/wordml/symex" xmlns:wpg="http://schemas.microsoft.com/office/word/2010/wordprocessingGroup" xmlns:wpi="http://schemas.microsoft.com/office/word/2010/wordprocessingInk" xmlns:wne="http://schemas.microsoft.com/office/word/2006/wordml" xmlns:wps="http://schemas.microsoft.com/office/word/2010/wordprocessingShape" mc:Ignorable="w14 w15 w16se w16cid w16 w16cex w16sdtdh wp14">
+  <w:p>
+    <w:pPr>
+      <w:pStyle w:val="Header"/>
+    </w:pPr>
+  </w:p>
+</w:hdr>
+</file>
+
+<file path=word/header2.xml><?xml version="1.0" encoding="utf-8"?>
 <w:hdr xmlns:wpc="http://schemas.microsoft.com/office/word/2010/wordprocessingCanvas" xmlns:cx="http://schemas.microsoft.com/office/drawing/2014/chartex" xmlns:cx1="http://schemas.microsoft.com/office/drawing/2015/9/8/chartex" xmlns:cx2="http://schemas.microsoft.com/office/drawing/2015/10/21/chartex" xmlns:cx3="http://schemas.microsoft.com/office/drawing/2016/5/9/chartex" xmlns:cx4="http://schemas.microsoft.com/office/drawing/2016/5/10/chartex" xmlns:cx5="http://schemas.microsoft.com/office/drawing/2016/5/11/chartex" xmlns:cx6="http://schemas.microsoft.com/office/drawing/2016/5/12/chartex" xmlns:cx7="http://schemas.microsoft.com/office/drawing/2016/5/13/chartex" xmlns:cx8="http://schemas.microsoft.com/office/drawing/2016/5/14/chartex" xmlns:mc="http://schemas.openxmlformats.org/markup-compatibility/2006" xmlns:aink="http://schemas.microsoft.com/office/drawing/2016/ink" xmlns:am3d="http://schemas.microsoft.com/office/drawing/2017/model3d" xmlns:o="urn:schemas-microsoft-com:office:office" xmlns:r="http://schemas.openxmlformats.org/officeDocument/2006/relationships" xmlns:m="http://schemas.openxmlformats.org/officeDocument/2006/math" xmlns:v="urn:schemas-microsoft-com:vml" xmlns:wp14="http://schemas.microsoft.com/office/word/2010/wordprocessingDrawing" xmlns:wp="http://schemas.openxmlformats.org/drawingml/2006/wordprocessingDrawing" xmlns:w10="urn:schemas-microsoft-com:office:word" xmlns:w="http://schemas.openxmlformats.org/wordprocessingml/2006/main" xmlns:w14="http://schemas.microsoft.com/office/word/2010/wordml" xmlns:w15="http://schemas.microsoft.com/office/word/2012/wordml" xmlns:w16cex="http://schemas.microsoft.com/office/word/2018/wordml/cex" xmlns:w16cid="http://schemas.microsoft.com/office/word/2016/wordml/cid" xmlns:w16="http://schemas.microsoft.com/office/word/2018/wordml" xmlns:w16sdtdh="http://schemas.microsoft.com/office/word/2020/wordml/sdtdatahash" xmlns:w16se="http://schemas.microsoft.com/office/word/2015/wordml/symex" xmlns:wpg="http://schemas.microsoft.com/office/word/2010/wordprocessingGroup" xmlns:wpi="http://schemas.microsoft.com/office/word/2010/wordprocessingInk" xmlns:wne="http://schemas.microsoft.com/office/word/2006/wordml" xmlns:wps="http://schemas.microsoft.com/office/word/2010/wordprocessingShape" mc:Ignorable="w14 w15 w16se w16cid w16 w16cex w16sdtdh wp14">
   <w:tbl>
     <w:tblPr>
@@ -60104,39 +59785,7 @@
               <w:rFonts w:ascii="Times New Roman" w:hAnsi="Times New Roman" w:cs="Times New Roman"/>
               <w:i/>
             </w:rPr>
-            <w:t xml:space="preserve">1, </w:t>
-          </w:r>
-          <w:proofErr w:type="spellStart"/>
-          <w:r>
-            <w:rPr>
-              <w:rFonts w:ascii="Times New Roman" w:hAnsi="Times New Roman" w:cs="Times New Roman"/>
-              <w:i/>
-            </w:rPr>
-            <w:t>Ohimege</w:t>
-          </w:r>
-          <w:proofErr w:type="spellEnd"/>
-          <w:r>
-            <w:rPr>
-              <w:rFonts w:ascii="Times New Roman" w:hAnsi="Times New Roman" w:cs="Times New Roman"/>
-              <w:i/>
-            </w:rPr>
-            <w:t xml:space="preserve"> Road, Ind. Estate, Ilorin, </w:t>
-          </w:r>
-          <w:proofErr w:type="spellStart"/>
-          <w:r>
-            <w:rPr>
-              <w:rFonts w:ascii="Times New Roman" w:hAnsi="Times New Roman" w:cs="Times New Roman"/>
-              <w:i/>
-            </w:rPr>
-            <w:t>Kwara</w:t>
-          </w:r>
-          <w:proofErr w:type="spellEnd"/>
-          <w:r>
-            <w:rPr>
-              <w:rFonts w:ascii="Times New Roman" w:hAnsi="Times New Roman" w:cs="Times New Roman"/>
-              <w:i/>
-            </w:rPr>
-            <w:t xml:space="preserve"> State</w:t>
+            <w:t>1, Ohimege Road, Ind. Estate, Ilorin, Kwara State</w:t>
           </w:r>
         </w:p>
         <w:p>
@@ -60248,31 +59897,16 @@
             </w:rPr>
             <w:t xml:space="preserve"> of </w:t>
           </w:r>
-          <w:r>
-            <w:fldChar w:fldCharType="begin"/>
-          </w:r>
-          <w:r>
-            <w:instrText xml:space="preserve"> NUMPAGES  \* Arabic  \* MERGEFORMAT </w:instrText>
-          </w:r>
-          <w:r>
-            <w:fldChar w:fldCharType="separate"/>
-          </w:r>
-          <w:r>
-            <w:rPr>
-              <w:b/>
-              <w:bCs/>
-              <w:noProof/>
-            </w:rPr>
-            <w:t>25</w:t>
-          </w:r>
-          <w:r>
-            <w:rPr>
-              <w:b/>
-              <w:bCs/>
-              <w:noProof/>
-            </w:rPr>
-            <w:fldChar w:fldCharType="end"/>
-          </w:r>
+          <w:fldSimple w:instr=" NUMPAGES  \* Arabic  \* MERGEFORMAT ">
+            <w:r>
+              <w:rPr>
+                <w:b/>
+                <w:bCs/>
+                <w:noProof/>
+              </w:rPr>
+              <w:t>25</w:t>
+            </w:r>
+          </w:fldSimple>
         </w:p>
       </w:tc>
     </w:tr>
@@ -60378,7 +60012,7 @@
             <w:rPr>
               <w:b/>
             </w:rPr>
-            <w:t>Batch No.: IH24</w:t>
+            <w:t>Batch No.: IH2</w:t>
           </w:r>
         </w:p>
       </w:tc>
@@ -60567,6 +60201,16 @@
       <w:rPr>
         <w:sz w:val="18"/>
       </w:rPr>
+    </w:pPr>
+  </w:p>
+</w:hdr>
+</file>
+
+<file path=word/header3.xml><?xml version="1.0" encoding="utf-8"?>
+<w:hdr xmlns:wpc="http://schemas.microsoft.com/office/word/2010/wordprocessingCanvas" xmlns:cx="http://schemas.microsoft.com/office/drawing/2014/chartex" xmlns:cx1="http://schemas.microsoft.com/office/drawing/2015/9/8/chartex" xmlns:cx2="http://schemas.microsoft.com/office/drawing/2015/10/21/chartex" xmlns:cx3="http://schemas.microsoft.com/office/drawing/2016/5/9/chartex" xmlns:cx4="http://schemas.microsoft.com/office/drawing/2016/5/10/chartex" xmlns:cx5="http://schemas.microsoft.com/office/drawing/2016/5/11/chartex" xmlns:cx6="http://schemas.microsoft.com/office/drawing/2016/5/12/chartex" xmlns:cx7="http://schemas.microsoft.com/office/drawing/2016/5/13/chartex" xmlns:cx8="http://schemas.microsoft.com/office/drawing/2016/5/14/chartex" xmlns:mc="http://schemas.openxmlformats.org/markup-compatibility/2006" xmlns:aink="http://schemas.microsoft.com/office/drawing/2016/ink" xmlns:am3d="http://schemas.microsoft.com/office/drawing/2017/model3d" xmlns:o="urn:schemas-microsoft-com:office:office" xmlns:r="http://schemas.openxmlformats.org/officeDocument/2006/relationships" xmlns:m="http://schemas.openxmlformats.org/officeDocument/2006/math" xmlns:v="urn:schemas-microsoft-com:vml" xmlns:wp14="http://schemas.microsoft.com/office/word/2010/wordprocessingDrawing" xmlns:wp="http://schemas.openxmlformats.org/drawingml/2006/wordprocessingDrawing" xmlns:w10="urn:schemas-microsoft-com:office:word" xmlns:w="http://schemas.openxmlformats.org/wordprocessingml/2006/main" xmlns:w14="http://schemas.microsoft.com/office/word/2010/wordml" xmlns:w15="http://schemas.microsoft.com/office/word/2012/wordml" xmlns:w16cex="http://schemas.microsoft.com/office/word/2018/wordml/cex" xmlns:w16cid="http://schemas.microsoft.com/office/word/2016/wordml/cid" xmlns:w16="http://schemas.microsoft.com/office/word/2018/wordml" xmlns:w16sdtdh="http://schemas.microsoft.com/office/word/2020/wordml/sdtdatahash" xmlns:w16se="http://schemas.microsoft.com/office/word/2015/wordml/symex" xmlns:wpg="http://schemas.microsoft.com/office/word/2010/wordprocessingGroup" xmlns:wpi="http://schemas.microsoft.com/office/word/2010/wordprocessingInk" xmlns:wne="http://schemas.microsoft.com/office/word/2006/wordml" xmlns:wps="http://schemas.microsoft.com/office/word/2010/wordprocessingShape" mc:Ignorable="w14 w15 w16se w16cid w16 w16cex w16sdtdh wp14">
+  <w:p>
+    <w:pPr>
+      <w:pStyle w:val="Header"/>
     </w:pPr>
   </w:p>
 </w:hdr>
@@ -62299,6 +61943,7 @@
     <w:lsdException w:name="HTML Sample" w:semiHidden="1" w:unhideWhenUsed="1"/>
     <w:lsdException w:name="HTML Typewriter" w:semiHidden="1" w:unhideWhenUsed="1"/>
     <w:lsdException w:name="HTML Variable" w:semiHidden="1" w:unhideWhenUsed="1"/>
+    <w:lsdException w:name="Normal Table" w:semiHidden="1" w:unhideWhenUsed="1"/>
     <w:lsdException w:name="annotation subject" w:semiHidden="1" w:unhideWhenUsed="1"/>
     <w:lsdException w:name="No List" w:semiHidden="1" w:unhideWhenUsed="1"/>
     <w:lsdException w:name="Outline List 1" w:semiHidden="1" w:unhideWhenUsed="1"/>
@@ -62341,8 +61986,11 @@
     <w:lsdException w:name="Table Contemporary" w:semiHidden="1" w:unhideWhenUsed="1"/>
     <w:lsdException w:name="Table Elegant" w:semiHidden="1" w:unhideWhenUsed="1"/>
     <w:lsdException w:name="Table Professional" w:semiHidden="1" w:unhideWhenUsed="1"/>
+    <w:lsdException w:name="Table Subtle 1" w:semiHidden="1" w:unhideWhenUsed="1"/>
     <w:lsdException w:name="Table Subtle 2" w:semiHidden="1" w:unhideWhenUsed="1"/>
     <w:lsdException w:name="Table Web 1" w:semiHidden="1" w:unhideWhenUsed="1"/>
+    <w:lsdException w:name="Table Web 2" w:semiHidden="1" w:unhideWhenUsed="1"/>
+    <w:lsdException w:name="Table Web 3" w:semiHidden="1" w:unhideWhenUsed="1"/>
     <w:lsdException w:name="Balloon Text" w:semiHidden="1" w:unhideWhenUsed="1"/>
     <w:lsdException w:name="Table Grid" w:uiPriority="39"/>
     <w:lsdException w:name="Table Theme" w:semiHidden="1" w:unhideWhenUsed="1"/>

--- a/2026 files/BMRS/SYRUP BMR/IPEC H BMR NEW 2026.docx
+++ b/2026 files/BMRS/SYRUP BMR/IPEC H BMR NEW 2026.docx
@@ -116,8 +116,42 @@
                 <w:szCs w:val="24"/>
                 <w:lang w:val="fr-BE"/>
               </w:rPr>
-              <w:t>Brand Name : Ipec – H Syrup</w:t>
-            </w:r>
+              <w:t xml:space="preserve">Brand Name : </w:t>
+            </w:r>
+            <w:proofErr w:type="spellStart"/>
+            <w:r>
+              <w:rPr>
+                <w:rFonts w:cs="Times New Roman"/>
+                <w:b/>
+                <w:sz w:val="24"/>
+                <w:szCs w:val="24"/>
+                <w:lang w:val="fr-BE"/>
+              </w:rPr>
+              <w:t>Ipec</w:t>
+            </w:r>
+            <w:proofErr w:type="spellEnd"/>
+            <w:r>
+              <w:rPr>
+                <w:rFonts w:cs="Times New Roman"/>
+                <w:b/>
+                <w:sz w:val="24"/>
+                <w:szCs w:val="24"/>
+                <w:lang w:val="fr-BE"/>
+              </w:rPr>
+              <w:t xml:space="preserve"> – H </w:t>
+            </w:r>
+            <w:proofErr w:type="spellStart"/>
+            <w:r>
+              <w:rPr>
+                <w:rFonts w:cs="Times New Roman"/>
+                <w:b/>
+                <w:sz w:val="24"/>
+                <w:szCs w:val="24"/>
+                <w:lang w:val="fr-BE"/>
+              </w:rPr>
+              <w:t>Syrup</w:t>
+            </w:r>
+            <w:proofErr w:type="spellEnd"/>
           </w:p>
           <w:p>
             <w:pPr>
@@ -256,7 +290,23 @@
                 <w:rFonts w:ascii="Calibri" w:hAnsi="Calibri"/>
                 <w:b/>
               </w:rPr>
-              <w:t>In Flavoured base.</w:t>
+              <w:t xml:space="preserve">In </w:t>
+            </w:r>
+            <w:proofErr w:type="spellStart"/>
+            <w:r>
+              <w:rPr>
+                <w:rFonts w:ascii="Calibri" w:hAnsi="Calibri"/>
+                <w:b/>
+              </w:rPr>
+              <w:t>Flavoured</w:t>
+            </w:r>
+            <w:proofErr w:type="spellEnd"/>
+            <w:r>
+              <w:rPr>
+                <w:rFonts w:ascii="Calibri" w:hAnsi="Calibri"/>
+                <w:b/>
+              </w:rPr>
+              <w:t xml:space="preserve"> base.</w:t>
             </w:r>
           </w:p>
           <w:p>
@@ -326,7 +376,35 @@
               <w:rPr>
                 <w:rFonts w:cstheme="minorHAnsi"/>
               </w:rPr>
-              <w:t xml:space="preserve">                         100ml per Amber Colour Bottle duly labelled &amp; packed in a Monocarton.</w:t>
+              <w:t xml:space="preserve">                         100ml per Amber </w:t>
+            </w:r>
+            <w:proofErr w:type="spellStart"/>
+            <w:r>
+              <w:rPr>
+                <w:rFonts w:cstheme="minorHAnsi"/>
+              </w:rPr>
+              <w:t>Colour</w:t>
+            </w:r>
+            <w:proofErr w:type="spellEnd"/>
+            <w:r>
+              <w:rPr>
+                <w:rFonts w:cstheme="minorHAnsi"/>
+              </w:rPr>
+              <w:t xml:space="preserve"> Bottle duly labelled &amp; packed in a </w:t>
+            </w:r>
+            <w:proofErr w:type="spellStart"/>
+            <w:r>
+              <w:rPr>
+                <w:rFonts w:cstheme="minorHAnsi"/>
+              </w:rPr>
+              <w:t>Monocarton</w:t>
+            </w:r>
+            <w:proofErr w:type="spellEnd"/>
+            <w:r>
+              <w:rPr>
+                <w:rFonts w:cstheme="minorHAnsi"/>
+              </w:rPr>
+              <w:t>.</w:t>
             </w:r>
           </w:p>
           <w:p>
@@ -7040,8 +7118,16 @@
               <w:rPr>
                 <w:rFonts w:eastAsia="Times New Roman" w:cstheme="minorHAnsi"/>
               </w:rPr>
-              <w:t>Sweet Cherry Flavour</w:t>
-            </w:r>
+              <w:t xml:space="preserve">Sweet Cherry </w:t>
+            </w:r>
+            <w:proofErr w:type="spellStart"/>
+            <w:r>
+              <w:rPr>
+                <w:rFonts w:eastAsia="Times New Roman" w:cstheme="minorHAnsi"/>
+              </w:rPr>
+              <w:t>Flavour</w:t>
+            </w:r>
+            <w:proofErr w:type="spellEnd"/>
           </w:p>
         </w:tc>
         <w:tc>
@@ -7479,6 +7565,7 @@
               </w:rPr>
               <w:t>Requested By Production Pharm</w:t>
             </w:r>
+            <w:proofErr w:type="spellStart"/>
             <w:r>
               <w:rPr>
                 <w:rFonts w:cstheme="minorHAnsi"/>
@@ -7486,7 +7573,17 @@
                 <w:szCs w:val="21"/>
                 <w:lang w:val="en-GB"/>
               </w:rPr>
-              <w:t xml:space="preserve">acist </w:t>
+              <w:t>acist</w:t>
+            </w:r>
+            <w:proofErr w:type="spellEnd"/>
+            <w:r>
+              <w:rPr>
+                <w:rFonts w:cstheme="minorHAnsi"/>
+                <w:sz w:val="21"/>
+                <w:szCs w:val="21"/>
+                <w:lang w:val="en-GB"/>
+              </w:rPr>
+              <w:t xml:space="preserve"> </w:t>
             </w:r>
           </w:p>
         </w:tc>
@@ -7943,7 +8040,21 @@
               <w:rPr>
                 <w:rFonts w:cstheme="minorHAnsi"/>
               </w:rPr>
-              <w:t xml:space="preserve">Amber colour 100 ml PET Bottle </w:t>
+              <w:t xml:space="preserve">Amber </w:t>
+            </w:r>
+            <w:proofErr w:type="spellStart"/>
+            <w:r>
+              <w:rPr>
+                <w:rFonts w:cstheme="minorHAnsi"/>
+              </w:rPr>
+              <w:t>colour</w:t>
+            </w:r>
+            <w:proofErr w:type="spellEnd"/>
+            <w:r>
+              <w:rPr>
+                <w:rFonts w:cstheme="minorHAnsi"/>
+              </w:rPr>
+              <w:t xml:space="preserve"> 100 ml PET Bottle </w:t>
             </w:r>
           </w:p>
         </w:tc>
@@ -8991,11 +9102,19 @@
             <w:r>
               <w:t>Requested By Production Pharm</w:t>
             </w:r>
+            <w:proofErr w:type="spellStart"/>
             <w:r>
               <w:rPr>
                 <w:lang w:val="en-GB"/>
               </w:rPr>
-              <w:t xml:space="preserve">acist </w:t>
+              <w:t>acist</w:t>
+            </w:r>
+            <w:proofErr w:type="spellEnd"/>
+            <w:r>
+              <w:rPr>
+                <w:lang w:val="en-GB"/>
+              </w:rPr>
+              <w:t xml:space="preserve"> </w:t>
             </w:r>
           </w:p>
         </w:tc>
@@ -19822,11 +19941,19 @@
                 <w:rFonts w:cstheme="minorHAnsi"/>
               </w:rPr>
             </w:pPr>
-            <w:r>
-              <w:rPr>
-                <w:rFonts w:cstheme="minorHAnsi"/>
-              </w:rPr>
-              <w:t>Stp ref. no.</w:t>
+            <w:proofErr w:type="spellStart"/>
+            <w:r>
+              <w:rPr>
+                <w:rFonts w:cstheme="minorHAnsi"/>
+              </w:rPr>
+              <w:t>Stp</w:t>
+            </w:r>
+            <w:proofErr w:type="spellEnd"/>
+            <w:r>
+              <w:rPr>
+                <w:rFonts w:cstheme="minorHAnsi"/>
+              </w:rPr>
+              <w:t xml:space="preserve"> ref. no.</w:t>
             </w:r>
           </w:p>
         </w:tc>
@@ -19899,11 +20026,19 @@
                 <w:rFonts w:cstheme="minorHAnsi"/>
               </w:rPr>
             </w:pPr>
-            <w:r>
-              <w:rPr>
-                <w:rFonts w:cstheme="minorHAnsi"/>
-              </w:rPr>
-              <w:t>Stp ref. no.</w:t>
+            <w:proofErr w:type="spellStart"/>
+            <w:r>
+              <w:rPr>
+                <w:rFonts w:cstheme="minorHAnsi"/>
+              </w:rPr>
+              <w:t>Stp</w:t>
+            </w:r>
+            <w:proofErr w:type="spellEnd"/>
+            <w:r>
+              <w:rPr>
+                <w:rFonts w:cstheme="minorHAnsi"/>
+              </w:rPr>
+              <w:t xml:space="preserve"> ref. no.</w:t>
             </w:r>
           </w:p>
         </w:tc>
@@ -19995,11 +20130,19 @@
                 <w:rFonts w:cstheme="minorHAnsi"/>
               </w:rPr>
             </w:pPr>
-            <w:r>
-              <w:rPr>
-                <w:rFonts w:cstheme="minorHAnsi"/>
-              </w:rPr>
-              <w:t>Stp ref. no.</w:t>
+            <w:proofErr w:type="spellStart"/>
+            <w:r>
+              <w:rPr>
+                <w:rFonts w:cstheme="minorHAnsi"/>
+              </w:rPr>
+              <w:t>Stp</w:t>
+            </w:r>
+            <w:proofErr w:type="spellEnd"/>
+            <w:r>
+              <w:rPr>
+                <w:rFonts w:cstheme="minorHAnsi"/>
+              </w:rPr>
+              <w:t xml:space="preserve"> ref. no.</w:t>
             </w:r>
           </w:p>
         </w:tc>
@@ -20086,11 +20229,19 @@
                 <w:rFonts w:cstheme="minorHAnsi"/>
               </w:rPr>
             </w:pPr>
-            <w:r>
-              <w:rPr>
-                <w:rFonts w:cstheme="minorHAnsi"/>
-              </w:rPr>
-              <w:t>Stp ref. no.</w:t>
+            <w:proofErr w:type="spellStart"/>
+            <w:r>
+              <w:rPr>
+                <w:rFonts w:cstheme="minorHAnsi"/>
+              </w:rPr>
+              <w:t>Stp</w:t>
+            </w:r>
+            <w:proofErr w:type="spellEnd"/>
+            <w:r>
+              <w:rPr>
+                <w:rFonts w:cstheme="minorHAnsi"/>
+              </w:rPr>
+              <w:t xml:space="preserve"> ref. no.</w:t>
             </w:r>
           </w:p>
         </w:tc>
@@ -20183,11 +20334,19 @@
                 <w:rFonts w:cstheme="minorHAnsi"/>
               </w:rPr>
             </w:pPr>
-            <w:r>
-              <w:rPr>
-                <w:rFonts w:cstheme="minorHAnsi"/>
-              </w:rPr>
-              <w:t>Stp ref. no.</w:t>
+            <w:proofErr w:type="spellStart"/>
+            <w:r>
+              <w:rPr>
+                <w:rFonts w:cstheme="minorHAnsi"/>
+              </w:rPr>
+              <w:t>Stp</w:t>
+            </w:r>
+            <w:proofErr w:type="spellEnd"/>
+            <w:r>
+              <w:rPr>
+                <w:rFonts w:cstheme="minorHAnsi"/>
+              </w:rPr>
+              <w:t xml:space="preserve"> ref. no.</w:t>
             </w:r>
           </w:p>
         </w:tc>
@@ -20285,11 +20444,19 @@
                 <w:rFonts w:cstheme="minorHAnsi"/>
               </w:rPr>
             </w:pPr>
-            <w:r>
-              <w:rPr>
-                <w:rFonts w:cstheme="minorHAnsi"/>
-              </w:rPr>
-              <w:t>Stp ref. no.</w:t>
+            <w:proofErr w:type="spellStart"/>
+            <w:r>
+              <w:rPr>
+                <w:rFonts w:cstheme="minorHAnsi"/>
+              </w:rPr>
+              <w:t>Stp</w:t>
+            </w:r>
+            <w:proofErr w:type="spellEnd"/>
+            <w:r>
+              <w:rPr>
+                <w:rFonts w:cstheme="minorHAnsi"/>
+              </w:rPr>
+              <w:t xml:space="preserve"> ref. no.</w:t>
             </w:r>
           </w:p>
         </w:tc>
@@ -20376,11 +20543,19 @@
                 <w:rFonts w:cstheme="minorHAnsi"/>
               </w:rPr>
             </w:pPr>
-            <w:r>
-              <w:rPr>
-                <w:rFonts w:cstheme="minorHAnsi"/>
-              </w:rPr>
-              <w:t>Stp ref. no.</w:t>
+            <w:proofErr w:type="spellStart"/>
+            <w:r>
+              <w:rPr>
+                <w:rFonts w:cstheme="minorHAnsi"/>
+              </w:rPr>
+              <w:t>Stp</w:t>
+            </w:r>
+            <w:proofErr w:type="spellEnd"/>
+            <w:r>
+              <w:rPr>
+                <w:rFonts w:cstheme="minorHAnsi"/>
+              </w:rPr>
+              <w:t xml:space="preserve"> ref. no.</w:t>
             </w:r>
           </w:p>
         </w:tc>
@@ -20473,11 +20648,19 @@
                 <w:rFonts w:cstheme="minorHAnsi"/>
               </w:rPr>
             </w:pPr>
-            <w:r>
-              <w:rPr>
-                <w:rFonts w:cstheme="minorHAnsi"/>
-              </w:rPr>
-              <w:t>Stp ref. no.</w:t>
+            <w:proofErr w:type="spellStart"/>
+            <w:r>
+              <w:rPr>
+                <w:rFonts w:cstheme="minorHAnsi"/>
+              </w:rPr>
+              <w:t>Stp</w:t>
+            </w:r>
+            <w:proofErr w:type="spellEnd"/>
+            <w:r>
+              <w:rPr>
+                <w:rFonts w:cstheme="minorHAnsi"/>
+              </w:rPr>
+              <w:t xml:space="preserve"> ref. no.</w:t>
             </w:r>
           </w:p>
         </w:tc>
@@ -20564,11 +20747,19 @@
                 <w:rFonts w:cstheme="minorHAnsi"/>
               </w:rPr>
             </w:pPr>
-            <w:r>
-              <w:rPr>
-                <w:rFonts w:cstheme="minorHAnsi"/>
-              </w:rPr>
-              <w:t>Stp ref. no.</w:t>
+            <w:proofErr w:type="spellStart"/>
+            <w:r>
+              <w:rPr>
+                <w:rFonts w:cstheme="minorHAnsi"/>
+              </w:rPr>
+              <w:t>Stp</w:t>
+            </w:r>
+            <w:proofErr w:type="spellEnd"/>
+            <w:r>
+              <w:rPr>
+                <w:rFonts w:cstheme="minorHAnsi"/>
+              </w:rPr>
+              <w:t xml:space="preserve"> ref. no.</w:t>
             </w:r>
           </w:p>
         </w:tc>
@@ -20647,11 +20838,19 @@
                 <w:rFonts w:cstheme="minorHAnsi"/>
               </w:rPr>
             </w:pPr>
-            <w:r>
-              <w:rPr>
-                <w:rFonts w:cstheme="minorHAnsi"/>
-              </w:rPr>
-              <w:t>Stp ref. no.</w:t>
+            <w:proofErr w:type="spellStart"/>
+            <w:r>
+              <w:rPr>
+                <w:rFonts w:cstheme="minorHAnsi"/>
+              </w:rPr>
+              <w:t>Stp</w:t>
+            </w:r>
+            <w:proofErr w:type="spellEnd"/>
+            <w:r>
+              <w:rPr>
+                <w:rFonts w:cstheme="minorHAnsi"/>
+              </w:rPr>
+              <w:t xml:space="preserve"> ref. no.</w:t>
             </w:r>
           </w:p>
         </w:tc>
@@ -21734,11 +21933,19 @@
                 <w:rFonts w:cstheme="minorHAnsi"/>
               </w:rPr>
             </w:pPr>
-            <w:r>
-              <w:rPr>
-                <w:rFonts w:cstheme="minorHAnsi"/>
-              </w:rPr>
-              <w:t>Stp ref. no.</w:t>
+            <w:proofErr w:type="spellStart"/>
+            <w:r>
+              <w:rPr>
+                <w:rFonts w:cstheme="minorHAnsi"/>
+              </w:rPr>
+              <w:t>Stp</w:t>
+            </w:r>
+            <w:proofErr w:type="spellEnd"/>
+            <w:r>
+              <w:rPr>
+                <w:rFonts w:cstheme="minorHAnsi"/>
+              </w:rPr>
+              <w:t xml:space="preserve"> ref. no.</w:t>
             </w:r>
           </w:p>
         </w:tc>
@@ -21811,11 +22018,19 @@
                 <w:rFonts w:cstheme="minorHAnsi"/>
               </w:rPr>
             </w:pPr>
-            <w:r>
-              <w:rPr>
-                <w:rFonts w:cstheme="minorHAnsi"/>
-              </w:rPr>
-              <w:t>Stp ref. no.</w:t>
+            <w:proofErr w:type="spellStart"/>
+            <w:r>
+              <w:rPr>
+                <w:rFonts w:cstheme="minorHAnsi"/>
+              </w:rPr>
+              <w:t>Stp</w:t>
+            </w:r>
+            <w:proofErr w:type="spellEnd"/>
+            <w:r>
+              <w:rPr>
+                <w:rFonts w:cstheme="minorHAnsi"/>
+              </w:rPr>
+              <w:t xml:space="preserve"> ref. no.</w:t>
             </w:r>
           </w:p>
         </w:tc>
@@ -21888,11 +22103,19 @@
                 <w:rFonts w:cstheme="minorHAnsi"/>
               </w:rPr>
             </w:pPr>
-            <w:r>
-              <w:rPr>
-                <w:rFonts w:cstheme="minorHAnsi"/>
-              </w:rPr>
-              <w:t>Stp ref. no.</w:t>
+            <w:proofErr w:type="spellStart"/>
+            <w:r>
+              <w:rPr>
+                <w:rFonts w:cstheme="minorHAnsi"/>
+              </w:rPr>
+              <w:t>Stp</w:t>
+            </w:r>
+            <w:proofErr w:type="spellEnd"/>
+            <w:r>
+              <w:rPr>
+                <w:rFonts w:cstheme="minorHAnsi"/>
+              </w:rPr>
+              <w:t xml:space="preserve"> ref. no.</w:t>
             </w:r>
           </w:p>
         </w:tc>
@@ -21965,11 +22188,19 @@
                 <w:rFonts w:cstheme="minorHAnsi"/>
               </w:rPr>
             </w:pPr>
-            <w:r>
-              <w:rPr>
-                <w:rFonts w:cstheme="minorHAnsi"/>
-              </w:rPr>
-              <w:t>Stp ref. no.</w:t>
+            <w:proofErr w:type="spellStart"/>
+            <w:r>
+              <w:rPr>
+                <w:rFonts w:cstheme="minorHAnsi"/>
+              </w:rPr>
+              <w:t>Stp</w:t>
+            </w:r>
+            <w:proofErr w:type="spellEnd"/>
+            <w:r>
+              <w:rPr>
+                <w:rFonts w:cstheme="minorHAnsi"/>
+              </w:rPr>
+              <w:t xml:space="preserve"> ref. no.</w:t>
             </w:r>
           </w:p>
         </w:tc>
@@ -22042,11 +22273,19 @@
                 <w:rFonts w:cstheme="minorHAnsi"/>
               </w:rPr>
             </w:pPr>
-            <w:r>
-              <w:rPr>
-                <w:rFonts w:cstheme="minorHAnsi"/>
-              </w:rPr>
-              <w:t>Stp ref. no.</w:t>
+            <w:proofErr w:type="spellStart"/>
+            <w:r>
+              <w:rPr>
+                <w:rFonts w:cstheme="minorHAnsi"/>
+              </w:rPr>
+              <w:t>Stp</w:t>
+            </w:r>
+            <w:proofErr w:type="spellEnd"/>
+            <w:r>
+              <w:rPr>
+                <w:rFonts w:cstheme="minorHAnsi"/>
+              </w:rPr>
+              <w:t xml:space="preserve"> ref. no.</w:t>
             </w:r>
           </w:p>
         </w:tc>
@@ -22122,11 +22361,19 @@
                 <w:rFonts w:cstheme="minorHAnsi"/>
               </w:rPr>
             </w:pPr>
-            <w:r>
-              <w:rPr>
-                <w:rFonts w:cstheme="minorHAnsi"/>
-              </w:rPr>
-              <w:t>Stp ref. no.</w:t>
+            <w:proofErr w:type="spellStart"/>
+            <w:r>
+              <w:rPr>
+                <w:rFonts w:cstheme="minorHAnsi"/>
+              </w:rPr>
+              <w:t>Stp</w:t>
+            </w:r>
+            <w:proofErr w:type="spellEnd"/>
+            <w:r>
+              <w:rPr>
+                <w:rFonts w:cstheme="minorHAnsi"/>
+              </w:rPr>
+              <w:t xml:space="preserve"> ref. no.</w:t>
             </w:r>
           </w:p>
         </w:tc>
@@ -22208,11 +22455,19 @@
                 <w:rFonts w:cstheme="minorHAnsi"/>
               </w:rPr>
             </w:pPr>
-            <w:r>
-              <w:rPr>
-                <w:rFonts w:cstheme="minorHAnsi"/>
-              </w:rPr>
-              <w:t>Stp ref. no.</w:t>
+            <w:proofErr w:type="spellStart"/>
+            <w:r>
+              <w:rPr>
+                <w:rFonts w:cstheme="minorHAnsi"/>
+              </w:rPr>
+              <w:t>Stp</w:t>
+            </w:r>
+            <w:proofErr w:type="spellEnd"/>
+            <w:r>
+              <w:rPr>
+                <w:rFonts w:cstheme="minorHAnsi"/>
+              </w:rPr>
+              <w:t xml:space="preserve"> ref. no.</w:t>
             </w:r>
           </w:p>
         </w:tc>
@@ -22285,11 +22540,19 @@
                 <w:rFonts w:cstheme="minorHAnsi"/>
               </w:rPr>
             </w:pPr>
-            <w:r>
-              <w:rPr>
-                <w:rFonts w:cstheme="minorHAnsi"/>
-              </w:rPr>
-              <w:t>Stp ref. no.</w:t>
+            <w:proofErr w:type="spellStart"/>
+            <w:r>
+              <w:rPr>
+                <w:rFonts w:cstheme="minorHAnsi"/>
+              </w:rPr>
+              <w:t>Stp</w:t>
+            </w:r>
+            <w:proofErr w:type="spellEnd"/>
+            <w:r>
+              <w:rPr>
+                <w:rFonts w:cstheme="minorHAnsi"/>
+              </w:rPr>
+              <w:t xml:space="preserve"> ref. no.</w:t>
             </w:r>
           </w:p>
         </w:tc>
@@ -22362,11 +22625,19 @@
                 <w:rFonts w:cstheme="minorHAnsi"/>
               </w:rPr>
             </w:pPr>
-            <w:r>
-              <w:rPr>
-                <w:rFonts w:cstheme="minorHAnsi"/>
-              </w:rPr>
-              <w:t>Stp ref. no.</w:t>
+            <w:proofErr w:type="spellStart"/>
+            <w:r>
+              <w:rPr>
+                <w:rFonts w:cstheme="minorHAnsi"/>
+              </w:rPr>
+              <w:t>Stp</w:t>
+            </w:r>
+            <w:proofErr w:type="spellEnd"/>
+            <w:r>
+              <w:rPr>
+                <w:rFonts w:cstheme="minorHAnsi"/>
+              </w:rPr>
+              <w:t xml:space="preserve"> ref. no.</w:t>
             </w:r>
           </w:p>
         </w:tc>
@@ -25889,14 +26160,23 @@
                 <w:b/>
                 <w:bCs/>
               </w:rPr>
-              <w:t>Checked by Prod</w:t>
-            </w:r>
+              <w:t xml:space="preserve">Checked by </w:t>
+            </w:r>
+            <w:proofErr w:type="spellStart"/>
             <w:r>
               <w:rPr>
                 <w:rFonts w:cstheme="minorHAnsi"/>
                 <w:b/>
                 <w:bCs/>
               </w:rPr>
+              <w:t>Prod</w:t>
+            </w:r>
+            <w:r>
+              <w:rPr>
+                <w:rFonts w:cstheme="minorHAnsi"/>
+                <w:b/>
+                <w:bCs/>
+              </w:rPr>
               <w:t>.</w:t>
             </w:r>
             <w:r>
@@ -25907,6 +26187,7 @@
               </w:rPr>
               <w:t>Sup</w:t>
             </w:r>
+            <w:proofErr w:type="spellEnd"/>
           </w:p>
         </w:tc>
         <w:tc>
@@ -26173,6 +26454,7 @@
               </w:rPr>
               <w:t xml:space="preserve"> of </w:t>
             </w:r>
+            <w:proofErr w:type="spellStart"/>
             <w:r>
               <w:rPr>
                 <w:rFonts w:cstheme="minorHAnsi"/>
@@ -26180,7 +26462,17 @@
                 <w:sz w:val="21"/>
                 <w:szCs w:val="21"/>
               </w:rPr>
-              <w:t>demineralised (DM) water</w:t>
+              <w:t>demineralised</w:t>
+            </w:r>
+            <w:proofErr w:type="spellEnd"/>
+            <w:r>
+              <w:rPr>
+                <w:rFonts w:cstheme="minorHAnsi"/>
+                <w:b/>
+                <w:sz w:val="21"/>
+                <w:szCs w:val="21"/>
+              </w:rPr>
+              <w:t xml:space="preserve"> (DM) water</w:t>
             </w:r>
             <w:r>
               <w:rPr>
@@ -28197,8 +28489,19 @@
                 <w:sz w:val="21"/>
                 <w:szCs w:val="21"/>
               </w:rPr>
-              <w:t>Sweet Cherry flavour</w:t>
-            </w:r>
+              <w:t xml:space="preserve">Sweet Cherry </w:t>
+            </w:r>
+            <w:proofErr w:type="spellStart"/>
+            <w:r>
+              <w:rPr>
+                <w:rFonts w:cs="Times New Roman"/>
+                <w:b/>
+                <w:sz w:val="21"/>
+                <w:szCs w:val="21"/>
+              </w:rPr>
+              <w:t>flavour</w:t>
+            </w:r>
+            <w:proofErr w:type="spellEnd"/>
             <w:r>
               <w:rPr>
                 <w:rFonts w:cs="Times New Roman"/>
@@ -28349,8 +28652,19 @@
                 <w:sz w:val="21"/>
                 <w:szCs w:val="21"/>
               </w:rPr>
-              <w:t>00 litres</w:t>
-            </w:r>
+              <w:t xml:space="preserve">00 </w:t>
+            </w:r>
+            <w:proofErr w:type="spellStart"/>
+            <w:r>
+              <w:rPr>
+                <w:rFonts w:cs="Times New Roman"/>
+                <w:b/>
+                <w:sz w:val="21"/>
+                <w:szCs w:val="21"/>
+              </w:rPr>
+              <w:t>litres</w:t>
+            </w:r>
+            <w:proofErr w:type="spellEnd"/>
             <w:r>
               <w:rPr>
                 <w:rFonts w:cs="Times New Roman"/>
@@ -33116,7 +33430,21 @@
               <w:rPr>
                 <w:rFonts w:cstheme="minorHAnsi"/>
               </w:rPr>
-              <w:t>Amber colour 10</w:t>
+              <w:t xml:space="preserve">Amber </w:t>
+            </w:r>
+            <w:proofErr w:type="spellStart"/>
+            <w:r>
+              <w:rPr>
+                <w:rFonts w:cstheme="minorHAnsi"/>
+              </w:rPr>
+              <w:t>colour</w:t>
+            </w:r>
+            <w:proofErr w:type="spellEnd"/>
+            <w:r>
+              <w:rPr>
+                <w:rFonts w:cstheme="minorHAnsi"/>
+              </w:rPr>
+              <w:t xml:space="preserve"> 10</w:t>
             </w:r>
             <w:r>
               <w:rPr>
@@ -48968,12 +49296,21 @@
                 <w:szCs w:val="20"/>
               </w:rPr>
             </w:pPr>
-            <w:r>
-              <w:rPr>
-                <w:sz w:val="20"/>
-                <w:szCs w:val="20"/>
-              </w:rPr>
-              <w:t>B.No.</w:t>
+            <w:proofErr w:type="spellStart"/>
+            <w:r>
+              <w:rPr>
+                <w:sz w:val="20"/>
+                <w:szCs w:val="20"/>
+              </w:rPr>
+              <w:t>B.No</w:t>
+            </w:r>
+            <w:proofErr w:type="spellEnd"/>
+            <w:r>
+              <w:rPr>
+                <w:sz w:val="20"/>
+                <w:szCs w:val="20"/>
+              </w:rPr>
+              <w:t>.</w:t>
             </w:r>
           </w:p>
         </w:tc>
@@ -49845,7 +50182,15 @@
               <w:pStyle w:val="Header"/>
             </w:pPr>
             <w:r>
-              <w:t xml:space="preserve">( Avg. wt ± weight of packed Mono carton ) :                                                                            </w:t>
+              <w:t xml:space="preserve">( Avg. </w:t>
+            </w:r>
+            <w:proofErr w:type="spellStart"/>
+            <w:r>
+              <w:t>wt</w:t>
+            </w:r>
+            <w:proofErr w:type="spellEnd"/>
+            <w:r>
+              <w:t xml:space="preserve"> ± weight of packed Mono carton ) :                                                                            </w:t>
             </w:r>
             <w:r>
               <w:t xml:space="preserve">         </w:t>
@@ -52235,11 +52580,19 @@
                 <w:rFonts w:cstheme="minorHAnsi"/>
               </w:rPr>
             </w:pPr>
-            <w:r>
-              <w:rPr>
-                <w:rFonts w:cstheme="minorHAnsi"/>
-              </w:rPr>
-              <w:t>S.No.</w:t>
+            <w:proofErr w:type="spellStart"/>
+            <w:r>
+              <w:rPr>
+                <w:rFonts w:cstheme="minorHAnsi"/>
+              </w:rPr>
+              <w:t>S.No</w:t>
+            </w:r>
+            <w:proofErr w:type="spellEnd"/>
+            <w:r>
+              <w:rPr>
+                <w:rFonts w:cstheme="minorHAnsi"/>
+              </w:rPr>
+              <w:t>.</w:t>
             </w:r>
           </w:p>
         </w:tc>
@@ -59785,7 +60138,39 @@
               <w:rFonts w:ascii="Times New Roman" w:hAnsi="Times New Roman" w:cs="Times New Roman"/>
               <w:i/>
             </w:rPr>
-            <w:t>1, Ohimege Road, Ind. Estate, Ilorin, Kwara State</w:t>
+            <w:t xml:space="preserve">1, </w:t>
+          </w:r>
+          <w:proofErr w:type="spellStart"/>
+          <w:r>
+            <w:rPr>
+              <w:rFonts w:ascii="Times New Roman" w:hAnsi="Times New Roman" w:cs="Times New Roman"/>
+              <w:i/>
+            </w:rPr>
+            <w:t>Ohimege</w:t>
+          </w:r>
+          <w:proofErr w:type="spellEnd"/>
+          <w:r>
+            <w:rPr>
+              <w:rFonts w:ascii="Times New Roman" w:hAnsi="Times New Roman" w:cs="Times New Roman"/>
+              <w:i/>
+            </w:rPr>
+            <w:t xml:space="preserve"> Road, Ind. Estate, Ilorin, </w:t>
+          </w:r>
+          <w:proofErr w:type="spellStart"/>
+          <w:r>
+            <w:rPr>
+              <w:rFonts w:ascii="Times New Roman" w:hAnsi="Times New Roman" w:cs="Times New Roman"/>
+              <w:i/>
+            </w:rPr>
+            <w:t>Kwara</w:t>
+          </w:r>
+          <w:proofErr w:type="spellEnd"/>
+          <w:r>
+            <w:rPr>
+              <w:rFonts w:ascii="Times New Roman" w:hAnsi="Times New Roman" w:cs="Times New Roman"/>
+              <w:i/>
+            </w:rPr>
+            <w:t xml:space="preserve"> State</w:t>
           </w:r>
         </w:p>
         <w:p>

--- a/2026 files/BMRS/SYRUP BMR/IPEC H BMR NEW 2026.docx
+++ b/2026 files/BMRS/SYRUP BMR/IPEC H BMR NEW 2026.docx
@@ -1,6 +1,6 @@
 
 <file path=word/document.xml><?xml version="1.0" encoding="utf-8"?>
-<w:document xmlns:wpc="http://schemas.microsoft.com/office/word/2010/wordprocessingCanvas" xmlns:cx="http://schemas.microsoft.com/office/drawing/2014/chartex" xmlns:cx1="http://schemas.microsoft.com/office/drawing/2015/9/8/chartex" xmlns:cx2="http://schemas.microsoft.com/office/drawing/2015/10/21/chartex" xmlns:cx3="http://schemas.microsoft.com/office/drawing/2016/5/9/chartex" xmlns:cx4="http://schemas.microsoft.com/office/drawing/2016/5/10/chartex" xmlns:cx5="http://schemas.microsoft.com/office/drawing/2016/5/11/chartex" xmlns:cx6="http://schemas.microsoft.com/office/drawing/2016/5/12/chartex" xmlns:cx7="http://schemas.microsoft.com/office/drawing/2016/5/13/chartex" xmlns:cx8="http://schemas.microsoft.com/office/drawing/2016/5/14/chartex" xmlns:mc="http://schemas.openxmlformats.org/markup-compatibility/2006" xmlns:aink="http://schemas.microsoft.com/office/drawing/2016/ink" xmlns:am3d="http://schemas.microsoft.com/office/drawing/2017/model3d" xmlns:o="urn:schemas-microsoft-com:office:office" xmlns:r="http://schemas.openxmlformats.org/officeDocument/2006/relationships" xmlns:m="http://schemas.openxmlformats.org/officeDocument/2006/math" xmlns:v="urn:schemas-microsoft-com:vml" xmlns:wp14="http://schemas.microsoft.com/office/word/2010/wordprocessingDrawing" xmlns:wp="http://schemas.openxmlformats.org/drawingml/2006/wordprocessingDrawing" xmlns:w10="urn:schemas-microsoft-com:office:word" xmlns:w="http://schemas.openxmlformats.org/wordprocessingml/2006/main" xmlns:w14="http://schemas.microsoft.com/office/word/2010/wordml" xmlns:w15="http://schemas.microsoft.com/office/word/2012/wordml" xmlns:w16cex="http://schemas.microsoft.com/office/word/2018/wordml/cex" xmlns:w16cid="http://schemas.microsoft.com/office/word/2016/wordml/cid" xmlns:w16="http://schemas.microsoft.com/office/word/2018/wordml" xmlns:w16sdtdh="http://schemas.microsoft.com/office/word/2020/wordml/sdtdatahash" xmlns:w16se="http://schemas.microsoft.com/office/word/2015/wordml/symex" xmlns:wpg="http://schemas.microsoft.com/office/word/2010/wordprocessingGroup" xmlns:wpi="http://schemas.microsoft.com/office/word/2010/wordprocessingInk" xmlns:wne="http://schemas.microsoft.com/office/word/2006/wordml" xmlns:wps="http://schemas.microsoft.com/office/word/2010/wordprocessingShape" mc:Ignorable="w14 w15 w16se w16cid w16 w16cex w16sdtdh wp14">
+<w:document xmlns:wpc="http://schemas.microsoft.com/office/word/2010/wordprocessingCanvas" xmlns:cx="http://schemas.microsoft.com/office/drawing/2014/chartex" xmlns:cx1="http://schemas.microsoft.com/office/drawing/2015/9/8/chartex" xmlns:cx2="http://schemas.microsoft.com/office/drawing/2015/10/21/chartex" xmlns:cx3="http://schemas.microsoft.com/office/drawing/2016/5/9/chartex" xmlns:cx4="http://schemas.microsoft.com/office/drawing/2016/5/10/chartex" xmlns:cx5="http://schemas.microsoft.com/office/drawing/2016/5/11/chartex" xmlns:cx6="http://schemas.microsoft.com/office/drawing/2016/5/12/chartex" xmlns:cx7="http://schemas.microsoft.com/office/drawing/2016/5/13/chartex" xmlns:cx8="http://schemas.microsoft.com/office/drawing/2016/5/14/chartex" xmlns:mc="http://schemas.openxmlformats.org/markup-compatibility/2006" xmlns:aink="http://schemas.microsoft.com/office/drawing/2016/ink" xmlns:am3d="http://schemas.microsoft.com/office/drawing/2017/model3d" xmlns:o="urn:schemas-microsoft-com:office:office" xmlns:oel="http://schemas.microsoft.com/office/2019/extlst" xmlns:r="http://schemas.openxmlformats.org/officeDocument/2006/relationships" xmlns:m="http://schemas.openxmlformats.org/officeDocument/2006/math" xmlns:v="urn:schemas-microsoft-com:vml" xmlns:wp14="http://schemas.microsoft.com/office/word/2010/wordprocessingDrawing" xmlns:wp="http://schemas.openxmlformats.org/drawingml/2006/wordprocessingDrawing" xmlns:w10="urn:schemas-microsoft-com:office:word" xmlns:w="http://schemas.openxmlformats.org/wordprocessingml/2006/main" xmlns:w14="http://schemas.microsoft.com/office/word/2010/wordml" xmlns:w15="http://schemas.microsoft.com/office/word/2012/wordml" xmlns:w16cex="http://schemas.microsoft.com/office/word/2018/wordml/cex" xmlns:w16cid="http://schemas.microsoft.com/office/word/2016/wordml/cid" xmlns:w16="http://schemas.microsoft.com/office/word/2018/wordml" xmlns:w16du="http://schemas.microsoft.com/office/word/2023/wordml/word16du" xmlns:w16sdtdh="http://schemas.microsoft.com/office/word/2020/wordml/sdtdatahash" xmlns:w16sdtfl="http://schemas.microsoft.com/office/word/2024/wordml/sdtformatlock" xmlns:w16se="http://schemas.microsoft.com/office/word/2015/wordml/symex" xmlns:wpg="http://schemas.microsoft.com/office/word/2010/wordprocessingGroup" xmlns:wpi="http://schemas.microsoft.com/office/word/2010/wordprocessingInk" xmlns:wne="http://schemas.microsoft.com/office/word/2006/wordml" xmlns:wps="http://schemas.microsoft.com/office/word/2010/wordprocessingShape" mc:Ignorable="w14 w15 w16se w16cid w16 w16cex w16sdtdh w16sdtfl w16du wp14">
   <w:body>
     <w:p>
       <w:pPr>
@@ -75,7 +75,7 @@
                 <w:b/>
                 <w:sz w:val="24"/>
                 <w:szCs w:val="24"/>
-                <w:lang w:val="fr-BE"/>
+                <w:lang w:val="en-GB"/>
               </w:rPr>
             </w:pPr>
             <w:r>
@@ -92,7 +92,7 @@
                 <w:b/>
                 <w:sz w:val="24"/>
                 <w:szCs w:val="24"/>
-                <w:lang w:val="fr-BE"/>
+                <w:lang w:val="en-GB"/>
               </w:rPr>
               <w:t>IPEC – H SYRUP</w:t>
             </w:r>
@@ -105,7 +105,7 @@
                 <w:b/>
                 <w:sz w:val="24"/>
                 <w:szCs w:val="24"/>
-                <w:lang w:val="fr-BE"/>
+                <w:lang w:val="en-GB"/>
               </w:rPr>
             </w:pPr>
             <w:r>
@@ -114,44 +114,10 @@
                 <w:b/>
                 <w:sz w:val="24"/>
                 <w:szCs w:val="24"/>
-                <w:lang w:val="fr-BE"/>
-              </w:rPr>
-              <w:t xml:space="preserve">Brand Name : </w:t>
-            </w:r>
-            <w:proofErr w:type="spellStart"/>
-            <w:r>
-              <w:rPr>
-                <w:rFonts w:cs="Times New Roman"/>
-                <w:b/>
-                <w:sz w:val="24"/>
-                <w:szCs w:val="24"/>
-                <w:lang w:val="fr-BE"/>
-              </w:rPr>
-              <w:t>Ipec</w:t>
-            </w:r>
-            <w:proofErr w:type="spellEnd"/>
-            <w:r>
-              <w:rPr>
-                <w:rFonts w:cs="Times New Roman"/>
-                <w:b/>
-                <w:sz w:val="24"/>
-                <w:szCs w:val="24"/>
-                <w:lang w:val="fr-BE"/>
-              </w:rPr>
-              <w:t xml:space="preserve"> – H </w:t>
-            </w:r>
-            <w:proofErr w:type="spellStart"/>
-            <w:r>
-              <w:rPr>
-                <w:rFonts w:cs="Times New Roman"/>
-                <w:b/>
-                <w:sz w:val="24"/>
-                <w:szCs w:val="24"/>
-                <w:lang w:val="fr-BE"/>
-              </w:rPr>
-              <w:t>Syrup</w:t>
-            </w:r>
-            <w:proofErr w:type="spellEnd"/>
+                <w:lang w:val="en-GB"/>
+              </w:rPr>
+              <w:t>Brand Name : Ipec – H Syrup</w:t>
+            </w:r>
           </w:p>
           <w:p>
             <w:pPr>
@@ -196,7 +162,7 @@
                 <w:rFonts w:cs="Times New Roman"/>
                 <w:sz w:val="24"/>
                 <w:szCs w:val="24"/>
-                <w:lang w:val="fr-BE"/>
+                <w:lang w:val="en-GB"/>
               </w:rPr>
               <w:t xml:space="preserve">  </w:t>
             </w:r>
@@ -376,21 +342,7 @@
               <w:rPr>
                 <w:rFonts w:cstheme="minorHAnsi"/>
               </w:rPr>
-              <w:t xml:space="preserve">                         100ml per Amber </w:t>
-            </w:r>
-            <w:proofErr w:type="spellStart"/>
-            <w:r>
-              <w:rPr>
-                <w:rFonts w:cstheme="minorHAnsi"/>
-              </w:rPr>
-              <w:t>Colour</w:t>
-            </w:r>
-            <w:proofErr w:type="spellEnd"/>
-            <w:r>
-              <w:rPr>
-                <w:rFonts w:cstheme="minorHAnsi"/>
-              </w:rPr>
-              <w:t xml:space="preserve"> Bottle duly labelled &amp; packed in a </w:t>
+              <w:t xml:space="preserve">                         100ml per Amber Colour Bottle duly labelled &amp; packed in a </w:t>
             </w:r>
             <w:proofErr w:type="spellStart"/>
             <w:r>
@@ -4060,7 +4012,6 @@
             <w:tcBorders>
               <w:bottom w:val="single" w:sz="4" w:space="0" w:color="auto"/>
             </w:tcBorders>
-            <w:shd w:val="clear" w:color="auto" w:fill="auto"/>
           </w:tcPr>
           <w:p>
             <w:pPr>
@@ -4093,7 +4044,7 @@
                 <w:b/>
                 <w:sz w:val="21"/>
                 <w:szCs w:val="21"/>
-                <w:lang w:val="fr-BE"/>
+                <w:lang w:val="en-GB"/>
               </w:rPr>
               <w:t xml:space="preserve"> </w:t>
             </w:r>
@@ -4102,7 +4053,7 @@
                 <w:rFonts w:eastAsia="Calibri"/>
                 <w:sz w:val="21"/>
                 <w:szCs w:val="21"/>
-                <w:lang w:val="fr-BE"/>
+                <w:lang w:val="en-GB"/>
               </w:rPr>
               <w:t>IPEC H SYRUP</w:t>
             </w:r>
@@ -4120,7 +4071,25 @@
                 <w:sz w:val="21"/>
                 <w:szCs w:val="21"/>
               </w:rPr>
-              <w:t>(B.P)</w:t>
+              <w:t>(</w:t>
+            </w:r>
+            <w:proofErr w:type="spellStart"/>
+            <w:r>
+              <w:rPr>
+                <w:rFonts w:cstheme="minorHAnsi"/>
+                <w:sz w:val="21"/>
+                <w:szCs w:val="21"/>
+              </w:rPr>
+              <w:t>B.P</w:t>
+            </w:r>
+            <w:proofErr w:type="spellEnd"/>
+            <w:r>
+              <w:rPr>
+                <w:rFonts w:cstheme="minorHAnsi"/>
+                <w:sz w:val="21"/>
+                <w:szCs w:val="21"/>
+              </w:rPr>
+              <w:t>)</w:t>
             </w:r>
           </w:p>
         </w:tc>
@@ -4133,7 +4102,6 @@
           <w:tcPr>
             <w:tcW w:w="9844" w:type="dxa"/>
             <w:gridSpan w:val="6"/>
-            <w:shd w:val="clear" w:color="auto" w:fill="auto"/>
           </w:tcPr>
           <w:p>
             <w:pPr>
@@ -4165,7 +4133,6 @@
         <w:tc>
           <w:tcPr>
             <w:tcW w:w="562" w:type="dxa"/>
-            <w:shd w:val="clear" w:color="auto" w:fill="auto"/>
           </w:tcPr>
           <w:p>
             <w:pPr>
@@ -4189,7 +4156,6 @@
         <w:tc>
           <w:tcPr>
             <w:tcW w:w="3828" w:type="dxa"/>
-            <w:shd w:val="clear" w:color="auto" w:fill="auto"/>
           </w:tcPr>
           <w:p>
             <w:pPr>
@@ -4215,7 +4181,6 @@
         <w:tc>
           <w:tcPr>
             <w:tcW w:w="1417" w:type="dxa"/>
-            <w:shd w:val="clear" w:color="auto" w:fill="auto"/>
           </w:tcPr>
           <w:p>
             <w:pPr>
@@ -4241,7 +4206,6 @@
         <w:tc>
           <w:tcPr>
             <w:tcW w:w="1418" w:type="dxa"/>
-            <w:shd w:val="clear" w:color="auto" w:fill="auto"/>
             <w:vAlign w:val="center"/>
           </w:tcPr>
           <w:p>
@@ -4270,7 +4234,6 @@
         <w:tc>
           <w:tcPr>
             <w:tcW w:w="1275" w:type="dxa"/>
-            <w:shd w:val="clear" w:color="auto" w:fill="auto"/>
           </w:tcPr>
           <w:p>
             <w:pPr>
@@ -4296,7 +4259,6 @@
         <w:tc>
           <w:tcPr>
             <w:tcW w:w="1344" w:type="dxa"/>
-            <w:shd w:val="clear" w:color="auto" w:fill="auto"/>
           </w:tcPr>
           <w:p>
             <w:pPr>
@@ -4327,7 +4289,6 @@
         <w:tc>
           <w:tcPr>
             <w:tcW w:w="562" w:type="dxa"/>
-            <w:shd w:val="clear" w:color="auto" w:fill="auto"/>
             <w:vAlign w:val="center"/>
           </w:tcPr>
           <w:p>
@@ -4353,7 +4314,6 @@
         <w:tc>
           <w:tcPr>
             <w:tcW w:w="3828" w:type="dxa"/>
-            <w:shd w:val="clear" w:color="auto" w:fill="auto"/>
             <w:vAlign w:val="center"/>
           </w:tcPr>
           <w:p>
@@ -4376,7 +4336,6 @@
         <w:tc>
           <w:tcPr>
             <w:tcW w:w="1417" w:type="dxa"/>
-            <w:shd w:val="clear" w:color="auto" w:fill="auto"/>
           </w:tcPr>
           <w:p>
             <w:pPr>
@@ -4402,7 +4361,6 @@
         <w:tc>
           <w:tcPr>
             <w:tcW w:w="1418" w:type="dxa"/>
-            <w:shd w:val="clear" w:color="auto" w:fill="auto"/>
             <w:vAlign w:val="center"/>
           </w:tcPr>
           <w:p>
@@ -4437,7 +4395,6 @@
         <w:tc>
           <w:tcPr>
             <w:tcW w:w="1275" w:type="dxa"/>
-            <w:shd w:val="clear" w:color="auto" w:fill="auto"/>
           </w:tcPr>
           <w:p>
             <w:pPr>
@@ -4453,7 +4410,6 @@
         <w:tc>
           <w:tcPr>
             <w:tcW w:w="1344" w:type="dxa"/>
-            <w:shd w:val="clear" w:color="auto" w:fill="auto"/>
           </w:tcPr>
           <w:p>
             <w:pPr>
@@ -4474,7 +4430,6 @@
         <w:tc>
           <w:tcPr>
             <w:tcW w:w="562" w:type="dxa"/>
-            <w:shd w:val="clear" w:color="auto" w:fill="auto"/>
             <w:vAlign w:val="center"/>
           </w:tcPr>
           <w:p>
@@ -4500,7 +4455,6 @@
         <w:tc>
           <w:tcPr>
             <w:tcW w:w="3828" w:type="dxa"/>
-            <w:shd w:val="clear" w:color="auto" w:fill="auto"/>
             <w:vAlign w:val="center"/>
           </w:tcPr>
           <w:p>
@@ -4523,7 +4477,6 @@
         <w:tc>
           <w:tcPr>
             <w:tcW w:w="1417" w:type="dxa"/>
-            <w:shd w:val="clear" w:color="auto" w:fill="auto"/>
           </w:tcPr>
           <w:p>
             <w:pPr>
@@ -4549,7 +4502,6 @@
         <w:tc>
           <w:tcPr>
             <w:tcW w:w="1418" w:type="dxa"/>
-            <w:shd w:val="clear" w:color="auto" w:fill="auto"/>
             <w:vAlign w:val="center"/>
           </w:tcPr>
           <w:p>
@@ -4584,7 +4536,6 @@
         <w:tc>
           <w:tcPr>
             <w:tcW w:w="1275" w:type="dxa"/>
-            <w:shd w:val="clear" w:color="auto" w:fill="auto"/>
           </w:tcPr>
           <w:p>
             <w:pPr>
@@ -4600,7 +4551,6 @@
         <w:tc>
           <w:tcPr>
             <w:tcW w:w="1344" w:type="dxa"/>
-            <w:shd w:val="clear" w:color="auto" w:fill="auto"/>
           </w:tcPr>
           <w:p>
             <w:pPr>
@@ -4621,7 +4571,6 @@
         <w:tc>
           <w:tcPr>
             <w:tcW w:w="562" w:type="dxa"/>
-            <w:shd w:val="clear" w:color="auto" w:fill="auto"/>
             <w:vAlign w:val="center"/>
           </w:tcPr>
           <w:p>
@@ -4647,7 +4596,6 @@
         <w:tc>
           <w:tcPr>
             <w:tcW w:w="3828" w:type="dxa"/>
-            <w:shd w:val="clear" w:color="auto" w:fill="auto"/>
             <w:vAlign w:val="center"/>
           </w:tcPr>
           <w:p>
@@ -4670,7 +4618,6 @@
         <w:tc>
           <w:tcPr>
             <w:tcW w:w="1417" w:type="dxa"/>
-            <w:shd w:val="clear" w:color="auto" w:fill="auto"/>
           </w:tcPr>
           <w:p>
             <w:pPr>
@@ -4687,7 +4634,6 @@
         <w:tc>
           <w:tcPr>
             <w:tcW w:w="1418" w:type="dxa"/>
-            <w:shd w:val="clear" w:color="auto" w:fill="auto"/>
             <w:vAlign w:val="center"/>
           </w:tcPr>
           <w:p>
@@ -4722,7 +4668,6 @@
         <w:tc>
           <w:tcPr>
             <w:tcW w:w="1275" w:type="dxa"/>
-            <w:shd w:val="clear" w:color="auto" w:fill="auto"/>
           </w:tcPr>
           <w:p>
             <w:pPr>
@@ -4738,7 +4683,6 @@
         <w:tc>
           <w:tcPr>
             <w:tcW w:w="1344" w:type="dxa"/>
-            <w:shd w:val="clear" w:color="auto" w:fill="auto"/>
           </w:tcPr>
           <w:p>
             <w:pPr>
@@ -4760,7 +4704,6 @@
           <w:tcPr>
             <w:tcW w:w="562" w:type="dxa"/>
             <w:vMerge w:val="restart"/>
-            <w:shd w:val="clear" w:color="auto" w:fill="auto"/>
             <w:vAlign w:val="center"/>
           </w:tcPr>
           <w:p>
@@ -4778,7 +4721,6 @@
         <w:tc>
           <w:tcPr>
             <w:tcW w:w="3828" w:type="dxa"/>
-            <w:shd w:val="clear" w:color="auto" w:fill="auto"/>
             <w:vAlign w:val="center"/>
           </w:tcPr>
           <w:p>
@@ -4801,7 +4743,6 @@
         <w:tc>
           <w:tcPr>
             <w:tcW w:w="1417" w:type="dxa"/>
-            <w:shd w:val="clear" w:color="auto" w:fill="auto"/>
           </w:tcPr>
           <w:p>
             <w:pPr>
@@ -4827,7 +4768,6 @@
         <w:tc>
           <w:tcPr>
             <w:tcW w:w="1418" w:type="dxa"/>
-            <w:shd w:val="clear" w:color="auto" w:fill="auto"/>
             <w:vAlign w:val="center"/>
           </w:tcPr>
           <w:p>
@@ -4856,7 +4796,6 @@
         <w:tc>
           <w:tcPr>
             <w:tcW w:w="1275" w:type="dxa"/>
-            <w:shd w:val="clear" w:color="auto" w:fill="auto"/>
           </w:tcPr>
           <w:p>
             <w:pPr>
@@ -4872,7 +4811,6 @@
         <w:tc>
           <w:tcPr>
             <w:tcW w:w="1344" w:type="dxa"/>
-            <w:shd w:val="clear" w:color="auto" w:fill="auto"/>
           </w:tcPr>
           <w:p>
             <w:pPr>
@@ -4894,7 +4832,6 @@
           <w:tcPr>
             <w:tcW w:w="562" w:type="dxa"/>
             <w:vMerge/>
-            <w:shd w:val="clear" w:color="auto" w:fill="auto"/>
             <w:vAlign w:val="center"/>
           </w:tcPr>
           <w:p>
@@ -4912,7 +4849,6 @@
         <w:tc>
           <w:tcPr>
             <w:tcW w:w="3828" w:type="dxa"/>
-            <w:shd w:val="clear" w:color="auto" w:fill="auto"/>
             <w:vAlign w:val="center"/>
           </w:tcPr>
           <w:p>
@@ -4935,7 +4871,6 @@
         <w:tc>
           <w:tcPr>
             <w:tcW w:w="1417" w:type="dxa"/>
-            <w:shd w:val="clear" w:color="auto" w:fill="auto"/>
           </w:tcPr>
           <w:p>
             <w:pPr>
@@ -4961,7 +4896,6 @@
         <w:tc>
           <w:tcPr>
             <w:tcW w:w="1418" w:type="dxa"/>
-            <w:shd w:val="clear" w:color="auto" w:fill="auto"/>
             <w:vAlign w:val="center"/>
           </w:tcPr>
           <w:p>
@@ -5002,7 +4936,6 @@
         <w:tc>
           <w:tcPr>
             <w:tcW w:w="1275" w:type="dxa"/>
-            <w:shd w:val="clear" w:color="auto" w:fill="auto"/>
           </w:tcPr>
           <w:p>
             <w:pPr>
@@ -5018,7 +4951,6 @@
         <w:tc>
           <w:tcPr>
             <w:tcW w:w="1344" w:type="dxa"/>
-            <w:shd w:val="clear" w:color="auto" w:fill="auto"/>
           </w:tcPr>
           <w:p>
             <w:pPr>
@@ -5040,7 +4972,6 @@
           <w:tcPr>
             <w:tcW w:w="562" w:type="dxa"/>
             <w:vMerge/>
-            <w:shd w:val="clear" w:color="auto" w:fill="auto"/>
             <w:vAlign w:val="center"/>
           </w:tcPr>
           <w:p>
@@ -5058,7 +4989,6 @@
         <w:tc>
           <w:tcPr>
             <w:tcW w:w="3828" w:type="dxa"/>
-            <w:shd w:val="clear" w:color="auto" w:fill="auto"/>
             <w:vAlign w:val="center"/>
           </w:tcPr>
           <w:p>
@@ -5081,7 +5011,6 @@
         <w:tc>
           <w:tcPr>
             <w:tcW w:w="1417" w:type="dxa"/>
-            <w:shd w:val="clear" w:color="auto" w:fill="auto"/>
           </w:tcPr>
           <w:p>
             <w:pPr>
@@ -5107,7 +5036,6 @@
         <w:tc>
           <w:tcPr>
             <w:tcW w:w="1418" w:type="dxa"/>
-            <w:shd w:val="clear" w:color="auto" w:fill="auto"/>
             <w:vAlign w:val="center"/>
           </w:tcPr>
           <w:p>
@@ -5142,7 +5070,6 @@
         <w:tc>
           <w:tcPr>
             <w:tcW w:w="1275" w:type="dxa"/>
-            <w:shd w:val="clear" w:color="auto" w:fill="auto"/>
           </w:tcPr>
           <w:p>
             <w:pPr>
@@ -5158,7 +5085,6 @@
         <w:tc>
           <w:tcPr>
             <w:tcW w:w="1344" w:type="dxa"/>
-            <w:shd w:val="clear" w:color="auto" w:fill="auto"/>
           </w:tcPr>
           <w:p>
             <w:pPr>
@@ -5179,7 +5105,6 @@
         <w:tc>
           <w:tcPr>
             <w:tcW w:w="562" w:type="dxa"/>
-            <w:shd w:val="clear" w:color="auto" w:fill="auto"/>
             <w:vAlign w:val="center"/>
           </w:tcPr>
           <w:p>
@@ -5205,7 +5130,6 @@
         <w:tc>
           <w:tcPr>
             <w:tcW w:w="3828" w:type="dxa"/>
-            <w:shd w:val="clear" w:color="auto" w:fill="auto"/>
             <w:vAlign w:val="center"/>
           </w:tcPr>
           <w:p>
@@ -5228,7 +5152,6 @@
         <w:tc>
           <w:tcPr>
             <w:tcW w:w="1417" w:type="dxa"/>
-            <w:shd w:val="clear" w:color="auto" w:fill="auto"/>
           </w:tcPr>
           <w:p>
             <w:pPr>
@@ -5254,7 +5177,6 @@
         <w:tc>
           <w:tcPr>
             <w:tcW w:w="1418" w:type="dxa"/>
-            <w:shd w:val="clear" w:color="auto" w:fill="auto"/>
             <w:vAlign w:val="center"/>
           </w:tcPr>
           <w:p>
@@ -5289,7 +5211,6 @@
         <w:tc>
           <w:tcPr>
             <w:tcW w:w="1275" w:type="dxa"/>
-            <w:shd w:val="clear" w:color="auto" w:fill="auto"/>
           </w:tcPr>
           <w:p>
             <w:pPr>
@@ -5305,7 +5226,6 @@
         <w:tc>
           <w:tcPr>
             <w:tcW w:w="1344" w:type="dxa"/>
-            <w:shd w:val="clear" w:color="auto" w:fill="auto"/>
           </w:tcPr>
           <w:p>
             <w:pPr>
@@ -5326,7 +5246,6 @@
         <w:tc>
           <w:tcPr>
             <w:tcW w:w="562" w:type="dxa"/>
-            <w:shd w:val="clear" w:color="auto" w:fill="auto"/>
             <w:vAlign w:val="center"/>
           </w:tcPr>
           <w:p>
@@ -5352,7 +5271,6 @@
         <w:tc>
           <w:tcPr>
             <w:tcW w:w="3828" w:type="dxa"/>
-            <w:shd w:val="clear" w:color="auto" w:fill="auto"/>
             <w:vAlign w:val="center"/>
           </w:tcPr>
           <w:p>
@@ -5375,7 +5293,6 @@
         <w:tc>
           <w:tcPr>
             <w:tcW w:w="1417" w:type="dxa"/>
-            <w:shd w:val="clear" w:color="auto" w:fill="auto"/>
           </w:tcPr>
           <w:p>
             <w:pPr>
@@ -5401,7 +5318,6 @@
         <w:tc>
           <w:tcPr>
             <w:tcW w:w="1418" w:type="dxa"/>
-            <w:shd w:val="clear" w:color="auto" w:fill="auto"/>
             <w:vAlign w:val="center"/>
           </w:tcPr>
           <w:p>
@@ -5436,7 +5352,6 @@
         <w:tc>
           <w:tcPr>
             <w:tcW w:w="1275" w:type="dxa"/>
-            <w:shd w:val="clear" w:color="auto" w:fill="auto"/>
           </w:tcPr>
           <w:p>
             <w:pPr>
@@ -5452,7 +5367,6 @@
         <w:tc>
           <w:tcPr>
             <w:tcW w:w="1344" w:type="dxa"/>
-            <w:shd w:val="clear" w:color="auto" w:fill="auto"/>
           </w:tcPr>
           <w:p>
             <w:pPr>
@@ -5474,7 +5388,6 @@
           <w:tcPr>
             <w:tcW w:w="562" w:type="dxa"/>
             <w:vMerge w:val="restart"/>
-            <w:shd w:val="clear" w:color="auto" w:fill="auto"/>
             <w:vAlign w:val="center"/>
           </w:tcPr>
           <w:p>
@@ -5492,7 +5405,6 @@
         <w:tc>
           <w:tcPr>
             <w:tcW w:w="3828" w:type="dxa"/>
-            <w:shd w:val="clear" w:color="auto" w:fill="auto"/>
             <w:vAlign w:val="center"/>
           </w:tcPr>
           <w:p>
@@ -5515,7 +5427,6 @@
         <w:tc>
           <w:tcPr>
             <w:tcW w:w="1417" w:type="dxa"/>
-            <w:shd w:val="clear" w:color="auto" w:fill="auto"/>
           </w:tcPr>
           <w:p>
             <w:pPr>
@@ -5541,7 +5452,6 @@
         <w:tc>
           <w:tcPr>
             <w:tcW w:w="1418" w:type="dxa"/>
-            <w:shd w:val="clear" w:color="auto" w:fill="auto"/>
             <w:vAlign w:val="center"/>
           </w:tcPr>
           <w:p>
@@ -5576,7 +5486,6 @@
         <w:tc>
           <w:tcPr>
             <w:tcW w:w="1275" w:type="dxa"/>
-            <w:shd w:val="clear" w:color="auto" w:fill="auto"/>
           </w:tcPr>
           <w:p>
             <w:pPr>
@@ -5592,7 +5501,6 @@
         <w:tc>
           <w:tcPr>
             <w:tcW w:w="1344" w:type="dxa"/>
-            <w:shd w:val="clear" w:color="auto" w:fill="auto"/>
           </w:tcPr>
           <w:p>
             <w:pPr>
@@ -5614,7 +5522,6 @@
           <w:tcPr>
             <w:tcW w:w="562" w:type="dxa"/>
             <w:vMerge/>
-            <w:shd w:val="clear" w:color="auto" w:fill="auto"/>
             <w:vAlign w:val="center"/>
           </w:tcPr>
           <w:p>
@@ -5632,7 +5539,6 @@
         <w:tc>
           <w:tcPr>
             <w:tcW w:w="3828" w:type="dxa"/>
-            <w:shd w:val="clear" w:color="auto" w:fill="auto"/>
             <w:vAlign w:val="center"/>
           </w:tcPr>
           <w:p>
@@ -5655,7 +5561,6 @@
         <w:tc>
           <w:tcPr>
             <w:tcW w:w="1417" w:type="dxa"/>
-            <w:shd w:val="clear" w:color="auto" w:fill="auto"/>
           </w:tcPr>
           <w:p>
             <w:pPr>
@@ -5681,7 +5586,6 @@
         <w:tc>
           <w:tcPr>
             <w:tcW w:w="1418" w:type="dxa"/>
-            <w:shd w:val="clear" w:color="auto" w:fill="auto"/>
             <w:vAlign w:val="center"/>
           </w:tcPr>
           <w:p>
@@ -5710,7 +5614,6 @@
         <w:tc>
           <w:tcPr>
             <w:tcW w:w="1275" w:type="dxa"/>
-            <w:shd w:val="clear" w:color="auto" w:fill="auto"/>
           </w:tcPr>
           <w:p>
             <w:pPr>
@@ -5726,7 +5629,6 @@
         <w:tc>
           <w:tcPr>
             <w:tcW w:w="1344" w:type="dxa"/>
-            <w:shd w:val="clear" w:color="auto" w:fill="auto"/>
           </w:tcPr>
           <w:p>
             <w:pPr>
@@ -5748,7 +5650,6 @@
           <w:tcPr>
             <w:tcW w:w="562" w:type="dxa"/>
             <w:vMerge/>
-            <w:shd w:val="clear" w:color="auto" w:fill="auto"/>
             <w:vAlign w:val="center"/>
           </w:tcPr>
           <w:p>
@@ -5766,7 +5667,6 @@
         <w:tc>
           <w:tcPr>
             <w:tcW w:w="3828" w:type="dxa"/>
-            <w:shd w:val="clear" w:color="auto" w:fill="auto"/>
             <w:vAlign w:val="center"/>
           </w:tcPr>
           <w:p>
@@ -5789,7 +5689,6 @@
         <w:tc>
           <w:tcPr>
             <w:tcW w:w="1417" w:type="dxa"/>
-            <w:shd w:val="clear" w:color="auto" w:fill="auto"/>
           </w:tcPr>
           <w:p>
             <w:pPr>
@@ -5815,7 +5714,6 @@
         <w:tc>
           <w:tcPr>
             <w:tcW w:w="1418" w:type="dxa"/>
-            <w:shd w:val="clear" w:color="auto" w:fill="auto"/>
             <w:vAlign w:val="center"/>
           </w:tcPr>
           <w:p>
@@ -5856,7 +5754,6 @@
         <w:tc>
           <w:tcPr>
             <w:tcW w:w="1275" w:type="dxa"/>
-            <w:shd w:val="clear" w:color="auto" w:fill="auto"/>
           </w:tcPr>
           <w:p>
             <w:pPr>
@@ -5872,7 +5769,6 @@
         <w:tc>
           <w:tcPr>
             <w:tcW w:w="1344" w:type="dxa"/>
-            <w:shd w:val="clear" w:color="auto" w:fill="auto"/>
           </w:tcPr>
           <w:p>
             <w:pPr>
@@ -5894,7 +5790,6 @@
           <w:tcPr>
             <w:tcW w:w="562" w:type="dxa"/>
             <w:vMerge/>
-            <w:shd w:val="clear" w:color="auto" w:fill="auto"/>
             <w:vAlign w:val="center"/>
           </w:tcPr>
           <w:p>
@@ -5912,7 +5807,6 @@
         <w:tc>
           <w:tcPr>
             <w:tcW w:w="3828" w:type="dxa"/>
-            <w:shd w:val="clear" w:color="auto" w:fill="auto"/>
             <w:vAlign w:val="center"/>
           </w:tcPr>
           <w:p>
@@ -5935,7 +5829,6 @@
         <w:tc>
           <w:tcPr>
             <w:tcW w:w="1417" w:type="dxa"/>
-            <w:shd w:val="clear" w:color="auto" w:fill="auto"/>
           </w:tcPr>
           <w:p>
             <w:pPr>
@@ -5961,7 +5854,6 @@
         <w:tc>
           <w:tcPr>
             <w:tcW w:w="1418" w:type="dxa"/>
-            <w:shd w:val="clear" w:color="auto" w:fill="auto"/>
             <w:vAlign w:val="center"/>
           </w:tcPr>
           <w:p>
@@ -5996,7 +5888,6 @@
         <w:tc>
           <w:tcPr>
             <w:tcW w:w="1275" w:type="dxa"/>
-            <w:shd w:val="clear" w:color="auto" w:fill="auto"/>
           </w:tcPr>
           <w:p>
             <w:pPr>
@@ -6012,7 +5903,6 @@
         <w:tc>
           <w:tcPr>
             <w:tcW w:w="1344" w:type="dxa"/>
-            <w:shd w:val="clear" w:color="auto" w:fill="auto"/>
           </w:tcPr>
           <w:p>
             <w:pPr>
@@ -6033,7 +5923,6 @@
         <w:tc>
           <w:tcPr>
             <w:tcW w:w="562" w:type="dxa"/>
-            <w:shd w:val="clear" w:color="auto" w:fill="auto"/>
             <w:vAlign w:val="center"/>
           </w:tcPr>
           <w:p>
@@ -6059,7 +5948,6 @@
         <w:tc>
           <w:tcPr>
             <w:tcW w:w="3828" w:type="dxa"/>
-            <w:shd w:val="clear" w:color="auto" w:fill="auto"/>
             <w:vAlign w:val="center"/>
           </w:tcPr>
           <w:p>
@@ -6082,7 +5970,6 @@
         <w:tc>
           <w:tcPr>
             <w:tcW w:w="1417" w:type="dxa"/>
-            <w:shd w:val="clear" w:color="auto" w:fill="auto"/>
           </w:tcPr>
           <w:p>
             <w:pPr>
@@ -6108,7 +5995,6 @@
         <w:tc>
           <w:tcPr>
             <w:tcW w:w="1418" w:type="dxa"/>
-            <w:shd w:val="clear" w:color="auto" w:fill="auto"/>
             <w:vAlign w:val="center"/>
           </w:tcPr>
           <w:p>
@@ -6144,7 +6030,6 @@
         <w:tc>
           <w:tcPr>
             <w:tcW w:w="1275" w:type="dxa"/>
-            <w:shd w:val="clear" w:color="auto" w:fill="auto"/>
           </w:tcPr>
           <w:p>
             <w:pPr>
@@ -6160,7 +6045,6 @@
         <w:tc>
           <w:tcPr>
             <w:tcW w:w="1344" w:type="dxa"/>
-            <w:shd w:val="clear" w:color="auto" w:fill="auto"/>
           </w:tcPr>
           <w:p>
             <w:pPr>
@@ -6181,7 +6065,6 @@
         <w:tc>
           <w:tcPr>
             <w:tcW w:w="562" w:type="dxa"/>
-            <w:shd w:val="clear" w:color="auto" w:fill="auto"/>
             <w:vAlign w:val="center"/>
           </w:tcPr>
           <w:p>
@@ -6208,7 +6091,6 @@
         <w:tc>
           <w:tcPr>
             <w:tcW w:w="3828" w:type="dxa"/>
-            <w:shd w:val="clear" w:color="auto" w:fill="auto"/>
             <w:vAlign w:val="center"/>
           </w:tcPr>
           <w:p>
@@ -6231,7 +6113,6 @@
         <w:tc>
           <w:tcPr>
             <w:tcW w:w="1417" w:type="dxa"/>
-            <w:shd w:val="clear" w:color="auto" w:fill="auto"/>
           </w:tcPr>
           <w:p>
             <w:pPr>
@@ -6257,7 +6138,6 @@
         <w:tc>
           <w:tcPr>
             <w:tcW w:w="1418" w:type="dxa"/>
-            <w:shd w:val="clear" w:color="auto" w:fill="auto"/>
             <w:vAlign w:val="center"/>
           </w:tcPr>
           <w:p>
@@ -6292,7 +6172,6 @@
         <w:tc>
           <w:tcPr>
             <w:tcW w:w="1275" w:type="dxa"/>
-            <w:shd w:val="clear" w:color="auto" w:fill="auto"/>
           </w:tcPr>
           <w:p>
             <w:pPr>
@@ -6308,7 +6187,6 @@
         <w:tc>
           <w:tcPr>
             <w:tcW w:w="1344" w:type="dxa"/>
-            <w:shd w:val="clear" w:color="auto" w:fill="auto"/>
           </w:tcPr>
           <w:p>
             <w:pPr>
@@ -6329,7 +6207,6 @@
         <w:tc>
           <w:tcPr>
             <w:tcW w:w="562" w:type="dxa"/>
-            <w:shd w:val="clear" w:color="auto" w:fill="auto"/>
             <w:vAlign w:val="center"/>
           </w:tcPr>
           <w:p>
@@ -6356,7 +6233,6 @@
         <w:tc>
           <w:tcPr>
             <w:tcW w:w="3828" w:type="dxa"/>
-            <w:shd w:val="clear" w:color="auto" w:fill="auto"/>
             <w:vAlign w:val="center"/>
           </w:tcPr>
           <w:p>
@@ -6379,7 +6255,6 @@
         <w:tc>
           <w:tcPr>
             <w:tcW w:w="1417" w:type="dxa"/>
-            <w:shd w:val="clear" w:color="auto" w:fill="auto"/>
           </w:tcPr>
           <w:p>
             <w:pPr>
@@ -6405,7 +6280,6 @@
         <w:tc>
           <w:tcPr>
             <w:tcW w:w="1418" w:type="dxa"/>
-            <w:shd w:val="clear" w:color="auto" w:fill="auto"/>
             <w:vAlign w:val="center"/>
           </w:tcPr>
           <w:p>
@@ -6446,7 +6320,6 @@
         <w:tc>
           <w:tcPr>
             <w:tcW w:w="1275" w:type="dxa"/>
-            <w:shd w:val="clear" w:color="auto" w:fill="auto"/>
           </w:tcPr>
           <w:p>
             <w:pPr>
@@ -6462,7 +6335,6 @@
         <w:tc>
           <w:tcPr>
             <w:tcW w:w="1344" w:type="dxa"/>
-            <w:shd w:val="clear" w:color="auto" w:fill="auto"/>
           </w:tcPr>
           <w:p>
             <w:pPr>
@@ -6483,7 +6355,6 @@
         <w:tc>
           <w:tcPr>
             <w:tcW w:w="562" w:type="dxa"/>
-            <w:shd w:val="clear" w:color="auto" w:fill="auto"/>
             <w:vAlign w:val="center"/>
           </w:tcPr>
           <w:p>
@@ -6510,7 +6381,6 @@
         <w:tc>
           <w:tcPr>
             <w:tcW w:w="3828" w:type="dxa"/>
-            <w:shd w:val="clear" w:color="auto" w:fill="auto"/>
             <w:vAlign w:val="center"/>
           </w:tcPr>
           <w:p>
@@ -6533,7 +6403,6 @@
         <w:tc>
           <w:tcPr>
             <w:tcW w:w="1417" w:type="dxa"/>
-            <w:shd w:val="clear" w:color="auto" w:fill="auto"/>
           </w:tcPr>
           <w:p>
             <w:pPr>
@@ -6559,7 +6428,6 @@
         <w:tc>
           <w:tcPr>
             <w:tcW w:w="1418" w:type="dxa"/>
-            <w:shd w:val="clear" w:color="auto" w:fill="auto"/>
             <w:vAlign w:val="center"/>
           </w:tcPr>
           <w:p>
@@ -6594,7 +6462,6 @@
         <w:tc>
           <w:tcPr>
             <w:tcW w:w="1275" w:type="dxa"/>
-            <w:shd w:val="clear" w:color="auto" w:fill="auto"/>
           </w:tcPr>
           <w:p>
             <w:pPr>
@@ -6610,7 +6477,6 @@
         <w:tc>
           <w:tcPr>
             <w:tcW w:w="1344" w:type="dxa"/>
-            <w:shd w:val="clear" w:color="auto" w:fill="auto"/>
           </w:tcPr>
           <w:p>
             <w:pPr>
@@ -6631,7 +6497,6 @@
         <w:tc>
           <w:tcPr>
             <w:tcW w:w="562" w:type="dxa"/>
-            <w:shd w:val="clear" w:color="auto" w:fill="auto"/>
             <w:vAlign w:val="center"/>
           </w:tcPr>
           <w:p>
@@ -6658,7 +6523,6 @@
         <w:tc>
           <w:tcPr>
             <w:tcW w:w="3828" w:type="dxa"/>
-            <w:shd w:val="clear" w:color="auto" w:fill="auto"/>
             <w:vAlign w:val="center"/>
           </w:tcPr>
           <w:p>
@@ -6681,7 +6545,6 @@
         <w:tc>
           <w:tcPr>
             <w:tcW w:w="1417" w:type="dxa"/>
-            <w:shd w:val="clear" w:color="auto" w:fill="auto"/>
           </w:tcPr>
           <w:p>
             <w:pPr>
@@ -6707,7 +6570,6 @@
         <w:tc>
           <w:tcPr>
             <w:tcW w:w="1418" w:type="dxa"/>
-            <w:shd w:val="clear" w:color="auto" w:fill="auto"/>
             <w:vAlign w:val="center"/>
           </w:tcPr>
           <w:p>
@@ -6742,7 +6604,6 @@
         <w:tc>
           <w:tcPr>
             <w:tcW w:w="1275" w:type="dxa"/>
-            <w:shd w:val="clear" w:color="auto" w:fill="auto"/>
           </w:tcPr>
           <w:p>
             <w:pPr>
@@ -6758,7 +6619,6 @@
         <w:tc>
           <w:tcPr>
             <w:tcW w:w="1344" w:type="dxa"/>
-            <w:shd w:val="clear" w:color="auto" w:fill="auto"/>
           </w:tcPr>
           <w:p>
             <w:pPr>
@@ -6779,7 +6639,6 @@
         <w:tc>
           <w:tcPr>
             <w:tcW w:w="562" w:type="dxa"/>
-            <w:shd w:val="clear" w:color="auto" w:fill="auto"/>
             <w:vAlign w:val="center"/>
           </w:tcPr>
           <w:p>
@@ -6806,7 +6665,6 @@
         <w:tc>
           <w:tcPr>
             <w:tcW w:w="3828" w:type="dxa"/>
-            <w:shd w:val="clear" w:color="auto" w:fill="auto"/>
             <w:vAlign w:val="center"/>
           </w:tcPr>
           <w:p>
@@ -6829,7 +6687,6 @@
         <w:tc>
           <w:tcPr>
             <w:tcW w:w="1417" w:type="dxa"/>
-            <w:shd w:val="clear" w:color="auto" w:fill="auto"/>
           </w:tcPr>
           <w:p>
             <w:pPr>
@@ -6855,7 +6712,6 @@
         <w:tc>
           <w:tcPr>
             <w:tcW w:w="1418" w:type="dxa"/>
-            <w:shd w:val="clear" w:color="auto" w:fill="auto"/>
             <w:vAlign w:val="center"/>
           </w:tcPr>
           <w:p>
@@ -6890,7 +6746,6 @@
         <w:tc>
           <w:tcPr>
             <w:tcW w:w="1275" w:type="dxa"/>
-            <w:shd w:val="clear" w:color="auto" w:fill="auto"/>
           </w:tcPr>
           <w:p>
             <w:pPr>
@@ -6906,7 +6761,6 @@
         <w:tc>
           <w:tcPr>
             <w:tcW w:w="1344" w:type="dxa"/>
-            <w:shd w:val="clear" w:color="auto" w:fill="auto"/>
           </w:tcPr>
           <w:p>
             <w:pPr>
@@ -6927,7 +6781,6 @@
         <w:tc>
           <w:tcPr>
             <w:tcW w:w="562" w:type="dxa"/>
-            <w:shd w:val="clear" w:color="auto" w:fill="auto"/>
             <w:vAlign w:val="center"/>
           </w:tcPr>
           <w:p>
@@ -6954,7 +6807,6 @@
         <w:tc>
           <w:tcPr>
             <w:tcW w:w="3828" w:type="dxa"/>
-            <w:shd w:val="clear" w:color="auto" w:fill="auto"/>
             <w:vAlign w:val="center"/>
           </w:tcPr>
           <w:p>
@@ -6977,7 +6829,6 @@
         <w:tc>
           <w:tcPr>
             <w:tcW w:w="1417" w:type="dxa"/>
-            <w:shd w:val="clear" w:color="auto" w:fill="auto"/>
           </w:tcPr>
           <w:p>
             <w:pPr>
@@ -7003,7 +6854,6 @@
         <w:tc>
           <w:tcPr>
             <w:tcW w:w="1418" w:type="dxa"/>
-            <w:shd w:val="clear" w:color="auto" w:fill="auto"/>
             <w:vAlign w:val="center"/>
           </w:tcPr>
           <w:p>
@@ -7038,7 +6888,6 @@
         <w:tc>
           <w:tcPr>
             <w:tcW w:w="1275" w:type="dxa"/>
-            <w:shd w:val="clear" w:color="auto" w:fill="auto"/>
           </w:tcPr>
           <w:p>
             <w:pPr>
@@ -7054,7 +6903,6 @@
         <w:tc>
           <w:tcPr>
             <w:tcW w:w="1344" w:type="dxa"/>
-            <w:shd w:val="clear" w:color="auto" w:fill="auto"/>
           </w:tcPr>
           <w:p>
             <w:pPr>
@@ -7075,7 +6923,6 @@
         <w:tc>
           <w:tcPr>
             <w:tcW w:w="562" w:type="dxa"/>
-            <w:shd w:val="clear" w:color="auto" w:fill="auto"/>
             <w:vAlign w:val="center"/>
           </w:tcPr>
           <w:p>
@@ -7102,7 +6949,6 @@
         <w:tc>
           <w:tcPr>
             <w:tcW w:w="3828" w:type="dxa"/>
-            <w:shd w:val="clear" w:color="auto" w:fill="auto"/>
             <w:vAlign w:val="center"/>
           </w:tcPr>
           <w:p>
@@ -7133,7 +6979,6 @@
         <w:tc>
           <w:tcPr>
             <w:tcW w:w="1417" w:type="dxa"/>
-            <w:shd w:val="clear" w:color="auto" w:fill="auto"/>
           </w:tcPr>
           <w:p>
             <w:pPr>
@@ -7159,7 +7004,6 @@
         <w:tc>
           <w:tcPr>
             <w:tcW w:w="1418" w:type="dxa"/>
-            <w:shd w:val="clear" w:color="auto" w:fill="auto"/>
             <w:vAlign w:val="center"/>
           </w:tcPr>
           <w:p>
@@ -7194,7 +7038,6 @@
         <w:tc>
           <w:tcPr>
             <w:tcW w:w="1275" w:type="dxa"/>
-            <w:shd w:val="clear" w:color="auto" w:fill="auto"/>
           </w:tcPr>
           <w:p>
             <w:pPr>
@@ -7210,7 +7053,6 @@
         <w:tc>
           <w:tcPr>
             <w:tcW w:w="1344" w:type="dxa"/>
-            <w:shd w:val="clear" w:color="auto" w:fill="auto"/>
           </w:tcPr>
           <w:p>
             <w:pPr>
@@ -7231,7 +7073,6 @@
         <w:tc>
           <w:tcPr>
             <w:tcW w:w="562" w:type="dxa"/>
-            <w:shd w:val="clear" w:color="auto" w:fill="auto"/>
             <w:vAlign w:val="center"/>
           </w:tcPr>
           <w:p>
@@ -7258,7 +7099,6 @@
         <w:tc>
           <w:tcPr>
             <w:tcW w:w="3828" w:type="dxa"/>
-            <w:shd w:val="clear" w:color="auto" w:fill="auto"/>
             <w:vAlign w:val="center"/>
           </w:tcPr>
           <w:p>
@@ -7281,7 +7121,6 @@
         <w:tc>
           <w:tcPr>
             <w:tcW w:w="1417" w:type="dxa"/>
-            <w:shd w:val="clear" w:color="auto" w:fill="auto"/>
           </w:tcPr>
           <w:p>
             <w:pPr>
@@ -7307,7 +7146,6 @@
         <w:tc>
           <w:tcPr>
             <w:tcW w:w="1418" w:type="dxa"/>
-            <w:shd w:val="clear" w:color="auto" w:fill="auto"/>
             <w:vAlign w:val="center"/>
           </w:tcPr>
           <w:p>
@@ -7342,7 +7180,6 @@
         <w:tc>
           <w:tcPr>
             <w:tcW w:w="1275" w:type="dxa"/>
-            <w:shd w:val="clear" w:color="auto" w:fill="auto"/>
           </w:tcPr>
           <w:p>
             <w:pPr>
@@ -7358,7 +7195,6 @@
         <w:tc>
           <w:tcPr>
             <w:tcW w:w="1344" w:type="dxa"/>
-            <w:shd w:val="clear" w:color="auto" w:fill="auto"/>
           </w:tcPr>
           <w:p>
             <w:pPr>
@@ -7379,7 +7215,6 @@
         <w:tc>
           <w:tcPr>
             <w:tcW w:w="562" w:type="dxa"/>
-            <w:shd w:val="clear" w:color="auto" w:fill="auto"/>
             <w:vAlign w:val="center"/>
           </w:tcPr>
           <w:p>
@@ -7406,7 +7241,6 @@
         <w:tc>
           <w:tcPr>
             <w:tcW w:w="3828" w:type="dxa"/>
-            <w:shd w:val="clear" w:color="auto" w:fill="auto"/>
           </w:tcPr>
           <w:p>
             <w:pPr>
@@ -7433,7 +7267,6 @@
         <w:tc>
           <w:tcPr>
             <w:tcW w:w="1417" w:type="dxa"/>
-            <w:shd w:val="clear" w:color="auto" w:fill="auto"/>
           </w:tcPr>
           <w:p>
             <w:pPr>
@@ -7450,7 +7283,6 @@
         <w:tc>
           <w:tcPr>
             <w:tcW w:w="1418" w:type="dxa"/>
-            <w:shd w:val="clear" w:color="auto" w:fill="auto"/>
             <w:vAlign w:val="center"/>
           </w:tcPr>
           <w:p>
@@ -7475,7 +7307,6 @@
         <w:tc>
           <w:tcPr>
             <w:tcW w:w="1275" w:type="dxa"/>
-            <w:shd w:val="clear" w:color="auto" w:fill="auto"/>
           </w:tcPr>
           <w:p>
             <w:pPr>
@@ -7491,7 +7322,6 @@
         <w:tc>
           <w:tcPr>
             <w:tcW w:w="1344" w:type="dxa"/>
-            <w:shd w:val="clear" w:color="auto" w:fill="auto"/>
           </w:tcPr>
           <w:p>
             <w:pPr>
@@ -7757,7 +7587,6 @@
             <w:tcBorders>
               <w:bottom w:val="single" w:sz="4" w:space="0" w:color="auto"/>
             </w:tcBorders>
-            <w:shd w:val="clear" w:color="auto" w:fill="auto"/>
           </w:tcPr>
           <w:p>
             <w:pPr>
@@ -7789,7 +7618,7 @@
                 <w:rFonts w:eastAsia="Calibri"/>
                 <w:sz w:val="21"/>
                 <w:szCs w:val="21"/>
-                <w:lang w:val="fr-BE"/>
+                <w:lang w:val="en-GB"/>
               </w:rPr>
               <w:t xml:space="preserve"> IPEC H SYRUP</w:t>
             </w:r>
@@ -7824,7 +7653,6 @@
           <w:tcPr>
             <w:tcW w:w="9844" w:type="dxa"/>
             <w:gridSpan w:val="6"/>
-            <w:shd w:val="clear" w:color="auto" w:fill="auto"/>
           </w:tcPr>
           <w:p>
             <w:pPr>
@@ -7852,7 +7680,6 @@
         <w:tc>
           <w:tcPr>
             <w:tcW w:w="562" w:type="dxa"/>
-            <w:shd w:val="clear" w:color="auto" w:fill="auto"/>
           </w:tcPr>
           <w:p>
             <w:pPr>
@@ -7872,7 +7699,6 @@
         <w:tc>
           <w:tcPr>
             <w:tcW w:w="3828" w:type="dxa"/>
-            <w:shd w:val="clear" w:color="auto" w:fill="auto"/>
           </w:tcPr>
           <w:p>
             <w:pPr>
@@ -7901,7 +7727,6 @@
         <w:tc>
           <w:tcPr>
             <w:tcW w:w="1417" w:type="dxa"/>
-            <w:shd w:val="clear" w:color="auto" w:fill="auto"/>
           </w:tcPr>
           <w:p>
             <w:pPr>
@@ -7923,7 +7748,6 @@
         <w:tc>
           <w:tcPr>
             <w:tcW w:w="1418" w:type="dxa"/>
-            <w:shd w:val="clear" w:color="auto" w:fill="auto"/>
             <w:vAlign w:val="center"/>
           </w:tcPr>
           <w:p>
@@ -7956,7 +7780,6 @@
         <w:tc>
           <w:tcPr>
             <w:tcW w:w="1275" w:type="dxa"/>
-            <w:shd w:val="clear" w:color="auto" w:fill="auto"/>
           </w:tcPr>
           <w:p>
             <w:pPr>
@@ -7978,7 +7801,6 @@
         <w:tc>
           <w:tcPr>
             <w:tcW w:w="1344" w:type="dxa"/>
-            <w:shd w:val="clear" w:color="auto" w:fill="auto"/>
           </w:tcPr>
           <w:p>
             <w:pPr>
@@ -8005,7 +7827,6 @@
         <w:tc>
           <w:tcPr>
             <w:tcW w:w="562" w:type="dxa"/>
-            <w:shd w:val="clear" w:color="auto" w:fill="auto"/>
             <w:vAlign w:val="center"/>
           </w:tcPr>
           <w:p>
@@ -8026,7 +7847,6 @@
         <w:tc>
           <w:tcPr>
             <w:tcW w:w="3828" w:type="dxa"/>
-            <w:shd w:val="clear" w:color="auto" w:fill="auto"/>
             <w:vAlign w:val="center"/>
           </w:tcPr>
           <w:p>
@@ -8040,28 +7860,13 @@
               <w:rPr>
                 <w:rFonts w:cstheme="minorHAnsi"/>
               </w:rPr>
-              <w:t xml:space="preserve">Amber </w:t>
-            </w:r>
-            <w:proofErr w:type="spellStart"/>
-            <w:r>
-              <w:rPr>
-                <w:rFonts w:cstheme="minorHAnsi"/>
-              </w:rPr>
-              <w:t>colour</w:t>
-            </w:r>
-            <w:proofErr w:type="spellEnd"/>
-            <w:r>
-              <w:rPr>
-                <w:rFonts w:cstheme="minorHAnsi"/>
-              </w:rPr>
-              <w:t xml:space="preserve"> 100 ml PET Bottle </w:t>
+              <w:t xml:space="preserve">Amber colour 100 ml PET Bottle </w:t>
             </w:r>
           </w:p>
         </w:tc>
         <w:tc>
           <w:tcPr>
             <w:tcW w:w="1417" w:type="dxa"/>
-            <w:shd w:val="clear" w:color="auto" w:fill="auto"/>
           </w:tcPr>
           <w:p>
             <w:pPr>
@@ -8083,7 +7888,6 @@
         <w:tc>
           <w:tcPr>
             <w:tcW w:w="1418" w:type="dxa"/>
-            <w:shd w:val="clear" w:color="auto" w:fill="auto"/>
             <w:vAlign w:val="center"/>
           </w:tcPr>
           <w:p>
@@ -8101,7 +7905,6 @@
         <w:tc>
           <w:tcPr>
             <w:tcW w:w="1275" w:type="dxa"/>
-            <w:shd w:val="clear" w:color="auto" w:fill="auto"/>
           </w:tcPr>
           <w:p>
             <w:pPr>
@@ -8115,7 +7918,6 @@
         <w:tc>
           <w:tcPr>
             <w:tcW w:w="1344" w:type="dxa"/>
-            <w:shd w:val="clear" w:color="auto" w:fill="auto"/>
           </w:tcPr>
           <w:p>
             <w:pPr>
@@ -8134,7 +7936,6 @@
         <w:tc>
           <w:tcPr>
             <w:tcW w:w="562" w:type="dxa"/>
-            <w:shd w:val="clear" w:color="auto" w:fill="auto"/>
             <w:vAlign w:val="center"/>
           </w:tcPr>
           <w:p>
@@ -8155,7 +7956,6 @@
         <w:tc>
           <w:tcPr>
             <w:tcW w:w="3828" w:type="dxa"/>
-            <w:shd w:val="clear" w:color="auto" w:fill="auto"/>
             <w:vAlign w:val="center"/>
           </w:tcPr>
           <w:p>
@@ -8176,7 +7976,6 @@
         <w:tc>
           <w:tcPr>
             <w:tcW w:w="1417" w:type="dxa"/>
-            <w:shd w:val="clear" w:color="auto" w:fill="auto"/>
           </w:tcPr>
           <w:p>
             <w:pPr>
@@ -8198,7 +7997,6 @@
         <w:tc>
           <w:tcPr>
             <w:tcW w:w="1418" w:type="dxa"/>
-            <w:shd w:val="clear" w:color="auto" w:fill="auto"/>
           </w:tcPr>
           <w:p>
             <w:pPr>
@@ -8215,7 +8013,6 @@
         <w:tc>
           <w:tcPr>
             <w:tcW w:w="1275" w:type="dxa"/>
-            <w:shd w:val="clear" w:color="auto" w:fill="auto"/>
           </w:tcPr>
           <w:p>
             <w:pPr>
@@ -8229,7 +8026,6 @@
         <w:tc>
           <w:tcPr>
             <w:tcW w:w="1344" w:type="dxa"/>
-            <w:shd w:val="clear" w:color="auto" w:fill="auto"/>
           </w:tcPr>
           <w:p>
             <w:pPr>
@@ -8248,7 +8044,6 @@
         <w:tc>
           <w:tcPr>
             <w:tcW w:w="562" w:type="dxa"/>
-            <w:shd w:val="clear" w:color="auto" w:fill="auto"/>
             <w:vAlign w:val="center"/>
           </w:tcPr>
           <w:p>
@@ -8269,7 +8064,6 @@
         <w:tc>
           <w:tcPr>
             <w:tcW w:w="3828" w:type="dxa"/>
-            <w:shd w:val="clear" w:color="auto" w:fill="auto"/>
             <w:vAlign w:val="center"/>
           </w:tcPr>
           <w:p>
@@ -8292,7 +8086,6 @@
         <w:tc>
           <w:tcPr>
             <w:tcW w:w="1417" w:type="dxa"/>
-            <w:shd w:val="clear" w:color="auto" w:fill="auto"/>
           </w:tcPr>
           <w:p>
             <w:pPr>
@@ -8314,7 +8107,6 @@
         <w:tc>
           <w:tcPr>
             <w:tcW w:w="1418" w:type="dxa"/>
-            <w:shd w:val="clear" w:color="auto" w:fill="auto"/>
           </w:tcPr>
           <w:p>
             <w:pPr>
@@ -8331,7 +8123,6 @@
         <w:tc>
           <w:tcPr>
             <w:tcW w:w="1275" w:type="dxa"/>
-            <w:shd w:val="clear" w:color="auto" w:fill="auto"/>
           </w:tcPr>
           <w:p>
             <w:pPr>
@@ -8345,7 +8136,6 @@
         <w:tc>
           <w:tcPr>
             <w:tcW w:w="1344" w:type="dxa"/>
-            <w:shd w:val="clear" w:color="auto" w:fill="auto"/>
           </w:tcPr>
           <w:p>
             <w:pPr>
@@ -8364,7 +8154,6 @@
         <w:tc>
           <w:tcPr>
             <w:tcW w:w="562" w:type="dxa"/>
-            <w:shd w:val="clear" w:color="auto" w:fill="auto"/>
             <w:vAlign w:val="center"/>
           </w:tcPr>
           <w:p>
@@ -8385,7 +8174,6 @@
         <w:tc>
           <w:tcPr>
             <w:tcW w:w="3828" w:type="dxa"/>
-            <w:shd w:val="clear" w:color="auto" w:fill="auto"/>
             <w:vAlign w:val="center"/>
           </w:tcPr>
           <w:p>
@@ -8408,7 +8196,6 @@
         <w:tc>
           <w:tcPr>
             <w:tcW w:w="1417" w:type="dxa"/>
-            <w:shd w:val="clear" w:color="auto" w:fill="auto"/>
           </w:tcPr>
           <w:p>
             <w:pPr>
@@ -8430,7 +8217,6 @@
         <w:tc>
           <w:tcPr>
             <w:tcW w:w="1418" w:type="dxa"/>
-            <w:shd w:val="clear" w:color="auto" w:fill="auto"/>
           </w:tcPr>
           <w:p>
             <w:pPr>
@@ -8447,7 +8233,6 @@
         <w:tc>
           <w:tcPr>
             <w:tcW w:w="1275" w:type="dxa"/>
-            <w:shd w:val="clear" w:color="auto" w:fill="auto"/>
           </w:tcPr>
           <w:p>
             <w:pPr>
@@ -8461,7 +8246,6 @@
         <w:tc>
           <w:tcPr>
             <w:tcW w:w="1344" w:type="dxa"/>
-            <w:shd w:val="clear" w:color="auto" w:fill="auto"/>
           </w:tcPr>
           <w:p>
             <w:pPr>
@@ -8480,7 +8264,6 @@
         <w:tc>
           <w:tcPr>
             <w:tcW w:w="562" w:type="dxa"/>
-            <w:shd w:val="clear" w:color="auto" w:fill="auto"/>
             <w:vAlign w:val="center"/>
           </w:tcPr>
           <w:p>
@@ -8501,7 +8284,6 @@
         <w:tc>
           <w:tcPr>
             <w:tcW w:w="3828" w:type="dxa"/>
-            <w:shd w:val="clear" w:color="auto" w:fill="auto"/>
             <w:vAlign w:val="center"/>
           </w:tcPr>
           <w:p>
@@ -8522,7 +8304,6 @@
         <w:tc>
           <w:tcPr>
             <w:tcW w:w="1417" w:type="dxa"/>
-            <w:shd w:val="clear" w:color="auto" w:fill="auto"/>
           </w:tcPr>
           <w:p>
             <w:pPr>
@@ -8544,7 +8325,6 @@
         <w:tc>
           <w:tcPr>
             <w:tcW w:w="1418" w:type="dxa"/>
-            <w:shd w:val="clear" w:color="auto" w:fill="auto"/>
           </w:tcPr>
           <w:p>
             <w:pPr>
@@ -8561,7 +8341,6 @@
         <w:tc>
           <w:tcPr>
             <w:tcW w:w="1275" w:type="dxa"/>
-            <w:shd w:val="clear" w:color="auto" w:fill="auto"/>
           </w:tcPr>
           <w:p>
             <w:pPr>
@@ -8575,7 +8354,6 @@
         <w:tc>
           <w:tcPr>
             <w:tcW w:w="1344" w:type="dxa"/>
-            <w:shd w:val="clear" w:color="auto" w:fill="auto"/>
           </w:tcPr>
           <w:p>
             <w:pPr>
@@ -8594,7 +8372,6 @@
         <w:tc>
           <w:tcPr>
             <w:tcW w:w="562" w:type="dxa"/>
-            <w:shd w:val="clear" w:color="auto" w:fill="auto"/>
             <w:vAlign w:val="center"/>
           </w:tcPr>
           <w:p>
@@ -8615,7 +8392,6 @@
         <w:tc>
           <w:tcPr>
             <w:tcW w:w="3828" w:type="dxa"/>
-            <w:shd w:val="clear" w:color="auto" w:fill="auto"/>
             <w:vAlign w:val="center"/>
           </w:tcPr>
           <w:p>
@@ -8639,7 +8415,6 @@
         <w:tc>
           <w:tcPr>
             <w:tcW w:w="1417" w:type="dxa"/>
-            <w:shd w:val="clear" w:color="auto" w:fill="auto"/>
           </w:tcPr>
           <w:p>
             <w:pPr>
@@ -8661,7 +8436,6 @@
         <w:tc>
           <w:tcPr>
             <w:tcW w:w="1418" w:type="dxa"/>
-            <w:shd w:val="clear" w:color="auto" w:fill="auto"/>
           </w:tcPr>
           <w:p>
             <w:pPr>
@@ -8678,7 +8452,6 @@
         <w:tc>
           <w:tcPr>
             <w:tcW w:w="1275" w:type="dxa"/>
-            <w:shd w:val="clear" w:color="auto" w:fill="auto"/>
           </w:tcPr>
           <w:p>
             <w:pPr>
@@ -8692,7 +8465,6 @@
         <w:tc>
           <w:tcPr>
             <w:tcW w:w="1344" w:type="dxa"/>
-            <w:shd w:val="clear" w:color="auto" w:fill="auto"/>
           </w:tcPr>
           <w:p>
             <w:pPr>
@@ -8711,7 +8483,6 @@
         <w:tc>
           <w:tcPr>
             <w:tcW w:w="562" w:type="dxa"/>
-            <w:shd w:val="clear" w:color="auto" w:fill="auto"/>
             <w:vAlign w:val="center"/>
           </w:tcPr>
           <w:p>
@@ -8732,7 +8503,6 @@
         <w:tc>
           <w:tcPr>
             <w:tcW w:w="3828" w:type="dxa"/>
-            <w:shd w:val="clear" w:color="auto" w:fill="auto"/>
             <w:vAlign w:val="center"/>
           </w:tcPr>
           <w:p>
@@ -8753,7 +8523,6 @@
         <w:tc>
           <w:tcPr>
             <w:tcW w:w="1417" w:type="dxa"/>
-            <w:shd w:val="clear" w:color="auto" w:fill="auto"/>
           </w:tcPr>
           <w:p>
             <w:pPr>
@@ -8775,7 +8544,6 @@
         <w:tc>
           <w:tcPr>
             <w:tcW w:w="1418" w:type="dxa"/>
-            <w:shd w:val="clear" w:color="auto" w:fill="auto"/>
             <w:vAlign w:val="center"/>
           </w:tcPr>
           <w:p>
@@ -8793,7 +8561,6 @@
         <w:tc>
           <w:tcPr>
             <w:tcW w:w="1275" w:type="dxa"/>
-            <w:shd w:val="clear" w:color="auto" w:fill="auto"/>
           </w:tcPr>
           <w:p>
             <w:pPr>
@@ -8807,7 +8574,6 @@
         <w:tc>
           <w:tcPr>
             <w:tcW w:w="1344" w:type="dxa"/>
-            <w:shd w:val="clear" w:color="auto" w:fill="auto"/>
           </w:tcPr>
           <w:p>
             <w:pPr>
@@ -8826,7 +8592,6 @@
         <w:tc>
           <w:tcPr>
             <w:tcW w:w="562" w:type="dxa"/>
-            <w:shd w:val="clear" w:color="auto" w:fill="auto"/>
             <w:vAlign w:val="center"/>
           </w:tcPr>
           <w:p>
@@ -8847,7 +8612,6 @@
         <w:tc>
           <w:tcPr>
             <w:tcW w:w="3828" w:type="dxa"/>
-            <w:shd w:val="clear" w:color="auto" w:fill="auto"/>
             <w:vAlign w:val="center"/>
           </w:tcPr>
           <w:p>
@@ -8871,7 +8635,6 @@
         <w:tc>
           <w:tcPr>
             <w:tcW w:w="1417" w:type="dxa"/>
-            <w:shd w:val="clear" w:color="auto" w:fill="auto"/>
           </w:tcPr>
           <w:p>
             <w:pPr>
@@ -8893,7 +8656,6 @@
         <w:tc>
           <w:tcPr>
             <w:tcW w:w="1418" w:type="dxa"/>
-            <w:shd w:val="clear" w:color="auto" w:fill="auto"/>
             <w:vAlign w:val="center"/>
           </w:tcPr>
           <w:p>
@@ -8911,7 +8673,6 @@
         <w:tc>
           <w:tcPr>
             <w:tcW w:w="1275" w:type="dxa"/>
-            <w:shd w:val="clear" w:color="auto" w:fill="auto"/>
           </w:tcPr>
           <w:p>
             <w:pPr>
@@ -8925,7 +8686,6 @@
         <w:tc>
           <w:tcPr>
             <w:tcW w:w="1344" w:type="dxa"/>
-            <w:shd w:val="clear" w:color="auto" w:fill="auto"/>
           </w:tcPr>
           <w:p>
             <w:pPr>
@@ -8944,7 +8704,6 @@
         <w:tc>
           <w:tcPr>
             <w:tcW w:w="562" w:type="dxa"/>
-            <w:shd w:val="clear" w:color="auto" w:fill="auto"/>
             <w:vAlign w:val="center"/>
           </w:tcPr>
           <w:p>
@@ -8965,7 +8724,6 @@
         <w:tc>
           <w:tcPr>
             <w:tcW w:w="3828" w:type="dxa"/>
-            <w:shd w:val="clear" w:color="auto" w:fill="auto"/>
             <w:vAlign w:val="center"/>
           </w:tcPr>
           <w:p>
@@ -8986,7 +8744,6 @@
         <w:tc>
           <w:tcPr>
             <w:tcW w:w="1417" w:type="dxa"/>
-            <w:shd w:val="clear" w:color="auto" w:fill="auto"/>
           </w:tcPr>
           <w:p>
             <w:pPr>
@@ -9008,7 +8765,6 @@
         <w:tc>
           <w:tcPr>
             <w:tcW w:w="1418" w:type="dxa"/>
-            <w:shd w:val="clear" w:color="auto" w:fill="auto"/>
             <w:vAlign w:val="center"/>
           </w:tcPr>
           <w:p>
@@ -9026,7 +8782,6 @@
         <w:tc>
           <w:tcPr>
             <w:tcW w:w="1275" w:type="dxa"/>
-            <w:shd w:val="clear" w:color="auto" w:fill="auto"/>
           </w:tcPr>
           <w:p>
             <w:pPr>
@@ -9040,7 +8795,6 @@
         <w:tc>
           <w:tcPr>
             <w:tcW w:w="1344" w:type="dxa"/>
-            <w:shd w:val="clear" w:color="auto" w:fill="auto"/>
           </w:tcPr>
           <w:p>
             <w:pPr>
@@ -9778,7 +9532,6 @@
               <w:bottom w:val="single" w:sz="4" w:space="0" w:color="auto"/>
               <w:right w:val="single" w:sz="4" w:space="0" w:color="auto"/>
             </w:tcBorders>
-            <w:shd w:val="clear" w:color="auto" w:fill="auto"/>
             <w:hideMark/>
           </w:tcPr>
           <w:p>
@@ -9807,7 +9560,6 @@
               <w:bottom w:val="single" w:sz="4" w:space="0" w:color="auto"/>
               <w:right w:val="single" w:sz="4" w:space="0" w:color="auto"/>
             </w:tcBorders>
-            <w:shd w:val="clear" w:color="auto" w:fill="auto"/>
             <w:hideMark/>
           </w:tcPr>
           <w:p>
@@ -9840,7 +9592,6 @@
               <w:bottom w:val="single" w:sz="4" w:space="0" w:color="auto"/>
               <w:right w:val="single" w:sz="4" w:space="0" w:color="auto"/>
             </w:tcBorders>
-            <w:shd w:val="clear" w:color="auto" w:fill="auto"/>
           </w:tcPr>
           <w:p>
             <w:pPr>
@@ -9872,7 +9623,6 @@
               <w:bottom w:val="single" w:sz="4" w:space="0" w:color="auto"/>
               <w:right w:val="single" w:sz="4" w:space="0" w:color="auto"/>
             </w:tcBorders>
-            <w:shd w:val="clear" w:color="auto" w:fill="auto"/>
           </w:tcPr>
           <w:p>
             <w:pPr>
@@ -9904,7 +9654,6 @@
               <w:bottom w:val="single" w:sz="4" w:space="0" w:color="auto"/>
               <w:right w:val="single" w:sz="4" w:space="0" w:color="auto"/>
             </w:tcBorders>
-            <w:shd w:val="clear" w:color="auto" w:fill="auto"/>
           </w:tcPr>
           <w:p>
             <w:pPr>
@@ -9928,7 +9677,6 @@
               <w:bottom w:val="single" w:sz="4" w:space="0" w:color="auto"/>
               <w:right w:val="single" w:sz="4" w:space="0" w:color="auto"/>
             </w:tcBorders>
-            <w:shd w:val="clear" w:color="auto" w:fill="auto"/>
           </w:tcPr>
           <w:p>
             <w:pPr>
@@ -9951,7 +9699,6 @@
               <w:bottom w:val="single" w:sz="4" w:space="0" w:color="auto"/>
               <w:right w:val="single" w:sz="4" w:space="0" w:color="auto"/>
             </w:tcBorders>
-            <w:shd w:val="clear" w:color="auto" w:fill="auto"/>
           </w:tcPr>
           <w:p>
             <w:pPr>
@@ -9979,7 +9726,6 @@
               <w:bottom w:val="single" w:sz="4" w:space="0" w:color="auto"/>
               <w:right w:val="single" w:sz="4" w:space="0" w:color="auto"/>
             </w:tcBorders>
-            <w:shd w:val="clear" w:color="auto" w:fill="auto"/>
             <w:hideMark/>
           </w:tcPr>
           <w:p>
@@ -10008,7 +9754,6 @@
               <w:bottom w:val="single" w:sz="4" w:space="0" w:color="auto"/>
               <w:right w:val="single" w:sz="4" w:space="0" w:color="auto"/>
             </w:tcBorders>
-            <w:shd w:val="clear" w:color="auto" w:fill="auto"/>
             <w:hideMark/>
           </w:tcPr>
           <w:p>
@@ -10041,7 +9786,6 @@
               <w:bottom w:val="single" w:sz="4" w:space="0" w:color="auto"/>
               <w:right w:val="single" w:sz="4" w:space="0" w:color="auto"/>
             </w:tcBorders>
-            <w:shd w:val="clear" w:color="auto" w:fill="auto"/>
           </w:tcPr>
           <w:p>
             <w:pPr>
@@ -10073,7 +9817,6 @@
               <w:bottom w:val="single" w:sz="4" w:space="0" w:color="auto"/>
               <w:right w:val="single" w:sz="4" w:space="0" w:color="auto"/>
             </w:tcBorders>
-            <w:shd w:val="clear" w:color="auto" w:fill="auto"/>
           </w:tcPr>
           <w:p>
             <w:pPr>
@@ -10105,7 +9848,6 @@
               <w:bottom w:val="single" w:sz="4" w:space="0" w:color="auto"/>
               <w:right w:val="single" w:sz="4" w:space="0" w:color="auto"/>
             </w:tcBorders>
-            <w:shd w:val="clear" w:color="auto" w:fill="auto"/>
           </w:tcPr>
           <w:p>
             <w:pPr>
@@ -10128,7 +9870,6 @@
               <w:bottom w:val="single" w:sz="4" w:space="0" w:color="auto"/>
               <w:right w:val="single" w:sz="4" w:space="0" w:color="auto"/>
             </w:tcBorders>
-            <w:shd w:val="clear" w:color="auto" w:fill="auto"/>
           </w:tcPr>
           <w:p>
             <w:pPr>
@@ -10151,7 +9892,6 @@
               <w:bottom w:val="single" w:sz="4" w:space="0" w:color="auto"/>
               <w:right w:val="single" w:sz="4" w:space="0" w:color="auto"/>
             </w:tcBorders>
-            <w:shd w:val="clear" w:color="auto" w:fill="auto"/>
           </w:tcPr>
           <w:p>
             <w:pPr>
@@ -10179,7 +9919,6 @@
               <w:bottom w:val="single" w:sz="4" w:space="0" w:color="auto"/>
               <w:right w:val="single" w:sz="4" w:space="0" w:color="auto"/>
             </w:tcBorders>
-            <w:shd w:val="clear" w:color="auto" w:fill="auto"/>
             <w:hideMark/>
           </w:tcPr>
           <w:p>
@@ -10208,7 +9947,6 @@
               <w:bottom w:val="single" w:sz="4" w:space="0" w:color="auto"/>
               <w:right w:val="single" w:sz="4" w:space="0" w:color="auto"/>
             </w:tcBorders>
-            <w:shd w:val="clear" w:color="auto" w:fill="auto"/>
             <w:hideMark/>
           </w:tcPr>
           <w:p>
@@ -10241,7 +9979,6 @@
               <w:bottom w:val="single" w:sz="4" w:space="0" w:color="auto"/>
               <w:right w:val="single" w:sz="4" w:space="0" w:color="auto"/>
             </w:tcBorders>
-            <w:shd w:val="clear" w:color="auto" w:fill="auto"/>
           </w:tcPr>
           <w:p>
             <w:pPr>
@@ -10273,7 +10010,6 @@
               <w:bottom w:val="single" w:sz="4" w:space="0" w:color="auto"/>
               <w:right w:val="single" w:sz="4" w:space="0" w:color="auto"/>
             </w:tcBorders>
-            <w:shd w:val="clear" w:color="auto" w:fill="auto"/>
           </w:tcPr>
           <w:p>
             <w:pPr>
@@ -10305,7 +10041,6 @@
               <w:bottom w:val="single" w:sz="4" w:space="0" w:color="auto"/>
               <w:right w:val="single" w:sz="4" w:space="0" w:color="auto"/>
             </w:tcBorders>
-            <w:shd w:val="clear" w:color="auto" w:fill="auto"/>
           </w:tcPr>
           <w:p>
             <w:pPr>
@@ -10328,7 +10063,6 @@
               <w:bottom w:val="single" w:sz="4" w:space="0" w:color="auto"/>
               <w:right w:val="single" w:sz="4" w:space="0" w:color="auto"/>
             </w:tcBorders>
-            <w:shd w:val="clear" w:color="auto" w:fill="auto"/>
           </w:tcPr>
           <w:p>
             <w:pPr>
@@ -10351,7 +10085,6 @@
               <w:bottom w:val="single" w:sz="4" w:space="0" w:color="auto"/>
               <w:right w:val="single" w:sz="4" w:space="0" w:color="auto"/>
             </w:tcBorders>
-            <w:shd w:val="clear" w:color="auto" w:fill="auto"/>
           </w:tcPr>
           <w:p>
             <w:pPr>
@@ -10379,7 +10112,6 @@
               <w:bottom w:val="single" w:sz="4" w:space="0" w:color="auto"/>
               <w:right w:val="single" w:sz="4" w:space="0" w:color="auto"/>
             </w:tcBorders>
-            <w:shd w:val="clear" w:color="auto" w:fill="auto"/>
             <w:hideMark/>
           </w:tcPr>
           <w:p>
@@ -10408,7 +10140,6 @@
               <w:bottom w:val="single" w:sz="4" w:space="0" w:color="auto"/>
               <w:right w:val="single" w:sz="4" w:space="0" w:color="auto"/>
             </w:tcBorders>
-            <w:shd w:val="clear" w:color="auto" w:fill="auto"/>
             <w:hideMark/>
           </w:tcPr>
           <w:p>
@@ -10441,7 +10172,6 @@
               <w:bottom w:val="single" w:sz="4" w:space="0" w:color="auto"/>
               <w:right w:val="single" w:sz="4" w:space="0" w:color="auto"/>
             </w:tcBorders>
-            <w:shd w:val="clear" w:color="auto" w:fill="auto"/>
           </w:tcPr>
           <w:p>
             <w:pPr>
@@ -10473,7 +10203,6 @@
               <w:bottom w:val="single" w:sz="4" w:space="0" w:color="auto"/>
               <w:right w:val="single" w:sz="4" w:space="0" w:color="auto"/>
             </w:tcBorders>
-            <w:shd w:val="clear" w:color="auto" w:fill="auto"/>
           </w:tcPr>
           <w:p>
             <w:pPr>
@@ -10505,7 +10234,6 @@
               <w:bottom w:val="single" w:sz="4" w:space="0" w:color="auto"/>
               <w:right w:val="single" w:sz="4" w:space="0" w:color="auto"/>
             </w:tcBorders>
-            <w:shd w:val="clear" w:color="auto" w:fill="auto"/>
           </w:tcPr>
           <w:p>
             <w:pPr>
@@ -10528,7 +10256,6 @@
               <w:bottom w:val="single" w:sz="4" w:space="0" w:color="auto"/>
               <w:right w:val="single" w:sz="4" w:space="0" w:color="auto"/>
             </w:tcBorders>
-            <w:shd w:val="clear" w:color="auto" w:fill="auto"/>
           </w:tcPr>
           <w:p>
             <w:pPr>
@@ -10551,7 +10278,6 @@
               <w:bottom w:val="single" w:sz="4" w:space="0" w:color="auto"/>
               <w:right w:val="single" w:sz="4" w:space="0" w:color="auto"/>
             </w:tcBorders>
-            <w:shd w:val="clear" w:color="auto" w:fill="auto"/>
           </w:tcPr>
           <w:p>
             <w:pPr>
@@ -10579,7 +10305,6 @@
               <w:bottom w:val="single" w:sz="4" w:space="0" w:color="auto"/>
               <w:right w:val="single" w:sz="4" w:space="0" w:color="auto"/>
             </w:tcBorders>
-            <w:shd w:val="clear" w:color="auto" w:fill="auto"/>
             <w:hideMark/>
           </w:tcPr>
           <w:p>
@@ -10608,7 +10333,6 @@
               <w:bottom w:val="single" w:sz="4" w:space="0" w:color="auto"/>
               <w:right w:val="single" w:sz="4" w:space="0" w:color="auto"/>
             </w:tcBorders>
-            <w:shd w:val="clear" w:color="auto" w:fill="auto"/>
             <w:hideMark/>
           </w:tcPr>
           <w:p>
@@ -10641,7 +10365,6 @@
               <w:bottom w:val="single" w:sz="4" w:space="0" w:color="auto"/>
               <w:right w:val="single" w:sz="4" w:space="0" w:color="auto"/>
             </w:tcBorders>
-            <w:shd w:val="clear" w:color="auto" w:fill="auto"/>
           </w:tcPr>
           <w:p>
             <w:pPr>
@@ -10673,7 +10396,6 @@
               <w:bottom w:val="single" w:sz="4" w:space="0" w:color="auto"/>
               <w:right w:val="single" w:sz="4" w:space="0" w:color="auto"/>
             </w:tcBorders>
-            <w:shd w:val="clear" w:color="auto" w:fill="auto"/>
           </w:tcPr>
           <w:p>
             <w:pPr>
@@ -10705,7 +10427,6 @@
               <w:bottom w:val="single" w:sz="4" w:space="0" w:color="auto"/>
               <w:right w:val="single" w:sz="4" w:space="0" w:color="auto"/>
             </w:tcBorders>
-            <w:shd w:val="clear" w:color="auto" w:fill="auto"/>
           </w:tcPr>
           <w:p>
             <w:pPr>
@@ -10728,7 +10449,6 @@
               <w:bottom w:val="single" w:sz="4" w:space="0" w:color="auto"/>
               <w:right w:val="single" w:sz="4" w:space="0" w:color="auto"/>
             </w:tcBorders>
-            <w:shd w:val="clear" w:color="auto" w:fill="auto"/>
           </w:tcPr>
           <w:p>
             <w:pPr>
@@ -10751,7 +10471,6 @@
               <w:bottom w:val="single" w:sz="4" w:space="0" w:color="auto"/>
               <w:right w:val="single" w:sz="4" w:space="0" w:color="auto"/>
             </w:tcBorders>
-            <w:shd w:val="clear" w:color="auto" w:fill="auto"/>
           </w:tcPr>
           <w:p>
             <w:pPr>
@@ -10779,7 +10498,6 @@
               <w:bottom w:val="single" w:sz="4" w:space="0" w:color="auto"/>
               <w:right w:val="single" w:sz="4" w:space="0" w:color="auto"/>
             </w:tcBorders>
-            <w:shd w:val="clear" w:color="auto" w:fill="auto"/>
             <w:hideMark/>
           </w:tcPr>
           <w:p>
@@ -10808,7 +10526,6 @@
               <w:bottom w:val="single" w:sz="4" w:space="0" w:color="auto"/>
               <w:right w:val="single" w:sz="4" w:space="0" w:color="auto"/>
             </w:tcBorders>
-            <w:shd w:val="clear" w:color="auto" w:fill="auto"/>
             <w:hideMark/>
           </w:tcPr>
           <w:p>
@@ -10841,7 +10558,6 @@
               <w:bottom w:val="single" w:sz="4" w:space="0" w:color="auto"/>
               <w:right w:val="single" w:sz="4" w:space="0" w:color="auto"/>
             </w:tcBorders>
-            <w:shd w:val="clear" w:color="auto" w:fill="auto"/>
           </w:tcPr>
           <w:p>
             <w:pPr>
@@ -10873,7 +10589,6 @@
               <w:bottom w:val="single" w:sz="4" w:space="0" w:color="auto"/>
               <w:right w:val="single" w:sz="4" w:space="0" w:color="auto"/>
             </w:tcBorders>
-            <w:shd w:val="clear" w:color="auto" w:fill="auto"/>
           </w:tcPr>
           <w:p>
             <w:pPr>
@@ -10905,7 +10620,6 @@
               <w:bottom w:val="single" w:sz="4" w:space="0" w:color="auto"/>
               <w:right w:val="single" w:sz="4" w:space="0" w:color="auto"/>
             </w:tcBorders>
-            <w:shd w:val="clear" w:color="auto" w:fill="auto"/>
           </w:tcPr>
           <w:p>
             <w:pPr>
@@ -10928,7 +10642,6 @@
               <w:bottom w:val="single" w:sz="4" w:space="0" w:color="auto"/>
               <w:right w:val="single" w:sz="4" w:space="0" w:color="auto"/>
             </w:tcBorders>
-            <w:shd w:val="clear" w:color="auto" w:fill="auto"/>
           </w:tcPr>
           <w:p>
             <w:pPr>
@@ -10951,7 +10664,6 @@
               <w:bottom w:val="single" w:sz="4" w:space="0" w:color="auto"/>
               <w:right w:val="single" w:sz="4" w:space="0" w:color="auto"/>
             </w:tcBorders>
-            <w:shd w:val="clear" w:color="auto" w:fill="auto"/>
           </w:tcPr>
           <w:p>
             <w:pPr>
@@ -10979,7 +10691,6 @@
               <w:bottom w:val="single" w:sz="4" w:space="0" w:color="auto"/>
               <w:right w:val="single" w:sz="4" w:space="0" w:color="auto"/>
             </w:tcBorders>
-            <w:shd w:val="clear" w:color="auto" w:fill="auto"/>
             <w:hideMark/>
           </w:tcPr>
           <w:p>
@@ -11008,7 +10719,6 @@
               <w:bottom w:val="single" w:sz="4" w:space="0" w:color="auto"/>
               <w:right w:val="single" w:sz="4" w:space="0" w:color="auto"/>
             </w:tcBorders>
-            <w:shd w:val="clear" w:color="auto" w:fill="auto"/>
             <w:hideMark/>
           </w:tcPr>
           <w:p>
@@ -11041,7 +10751,6 @@
               <w:bottom w:val="single" w:sz="4" w:space="0" w:color="auto"/>
               <w:right w:val="single" w:sz="4" w:space="0" w:color="auto"/>
             </w:tcBorders>
-            <w:shd w:val="clear" w:color="auto" w:fill="auto"/>
           </w:tcPr>
           <w:p>
             <w:pPr>
@@ -11073,7 +10782,6 @@
               <w:bottom w:val="single" w:sz="4" w:space="0" w:color="auto"/>
               <w:right w:val="single" w:sz="4" w:space="0" w:color="auto"/>
             </w:tcBorders>
-            <w:shd w:val="clear" w:color="auto" w:fill="auto"/>
           </w:tcPr>
           <w:p>
             <w:pPr>
@@ -11105,7 +10813,6 @@
               <w:bottom w:val="single" w:sz="4" w:space="0" w:color="auto"/>
               <w:right w:val="single" w:sz="4" w:space="0" w:color="auto"/>
             </w:tcBorders>
-            <w:shd w:val="clear" w:color="auto" w:fill="auto"/>
           </w:tcPr>
           <w:p>
             <w:pPr>
@@ -11128,7 +10835,6 @@
               <w:bottom w:val="single" w:sz="4" w:space="0" w:color="auto"/>
               <w:right w:val="single" w:sz="4" w:space="0" w:color="auto"/>
             </w:tcBorders>
-            <w:shd w:val="clear" w:color="auto" w:fill="auto"/>
           </w:tcPr>
           <w:p>
             <w:pPr>
@@ -11151,7 +10857,6 @@
               <w:bottom w:val="single" w:sz="4" w:space="0" w:color="auto"/>
               <w:right w:val="single" w:sz="4" w:space="0" w:color="auto"/>
             </w:tcBorders>
-            <w:shd w:val="clear" w:color="auto" w:fill="auto"/>
           </w:tcPr>
           <w:p>
             <w:pPr>
@@ -11179,7 +10884,6 @@
               <w:bottom w:val="single" w:sz="4" w:space="0" w:color="auto"/>
               <w:right w:val="single" w:sz="4" w:space="0" w:color="auto"/>
             </w:tcBorders>
-            <w:shd w:val="clear" w:color="auto" w:fill="auto"/>
             <w:hideMark/>
           </w:tcPr>
           <w:p>
@@ -11208,7 +10912,6 @@
               <w:bottom w:val="single" w:sz="4" w:space="0" w:color="auto"/>
               <w:right w:val="single" w:sz="4" w:space="0" w:color="auto"/>
             </w:tcBorders>
-            <w:shd w:val="clear" w:color="auto" w:fill="auto"/>
             <w:hideMark/>
           </w:tcPr>
           <w:p>
@@ -11241,7 +10944,6 @@
               <w:bottom w:val="single" w:sz="4" w:space="0" w:color="auto"/>
               <w:right w:val="single" w:sz="4" w:space="0" w:color="auto"/>
             </w:tcBorders>
-            <w:shd w:val="clear" w:color="auto" w:fill="auto"/>
           </w:tcPr>
           <w:p>
             <w:pPr>
@@ -11273,7 +10975,6 @@
               <w:bottom w:val="single" w:sz="4" w:space="0" w:color="auto"/>
               <w:right w:val="single" w:sz="4" w:space="0" w:color="auto"/>
             </w:tcBorders>
-            <w:shd w:val="clear" w:color="auto" w:fill="auto"/>
           </w:tcPr>
           <w:p>
             <w:pPr>
@@ -11305,7 +11006,6 @@
               <w:bottom w:val="single" w:sz="4" w:space="0" w:color="auto"/>
               <w:right w:val="single" w:sz="4" w:space="0" w:color="auto"/>
             </w:tcBorders>
-            <w:shd w:val="clear" w:color="auto" w:fill="auto"/>
           </w:tcPr>
           <w:p>
             <w:pPr>
@@ -11328,7 +11028,6 @@
               <w:bottom w:val="single" w:sz="4" w:space="0" w:color="auto"/>
               <w:right w:val="single" w:sz="4" w:space="0" w:color="auto"/>
             </w:tcBorders>
-            <w:shd w:val="clear" w:color="auto" w:fill="auto"/>
           </w:tcPr>
           <w:p>
             <w:pPr>
@@ -11351,7 +11050,6 @@
               <w:bottom w:val="single" w:sz="4" w:space="0" w:color="auto"/>
               <w:right w:val="single" w:sz="4" w:space="0" w:color="auto"/>
             </w:tcBorders>
-            <w:shd w:val="clear" w:color="auto" w:fill="auto"/>
           </w:tcPr>
           <w:p>
             <w:pPr>
@@ -11379,7 +11077,6 @@
               <w:bottom w:val="single" w:sz="4" w:space="0" w:color="auto"/>
               <w:right w:val="single" w:sz="4" w:space="0" w:color="auto"/>
             </w:tcBorders>
-            <w:shd w:val="clear" w:color="auto" w:fill="auto"/>
             <w:hideMark/>
           </w:tcPr>
           <w:p>
@@ -11408,7 +11105,6 @@
               <w:bottom w:val="single" w:sz="4" w:space="0" w:color="auto"/>
               <w:right w:val="single" w:sz="4" w:space="0" w:color="auto"/>
             </w:tcBorders>
-            <w:shd w:val="clear" w:color="auto" w:fill="auto"/>
             <w:hideMark/>
           </w:tcPr>
           <w:p>
@@ -11441,7 +11137,6 @@
               <w:bottom w:val="single" w:sz="4" w:space="0" w:color="auto"/>
               <w:right w:val="single" w:sz="4" w:space="0" w:color="auto"/>
             </w:tcBorders>
-            <w:shd w:val="clear" w:color="auto" w:fill="auto"/>
           </w:tcPr>
           <w:p>
             <w:pPr>
@@ -11473,7 +11168,6 @@
               <w:bottom w:val="single" w:sz="4" w:space="0" w:color="auto"/>
               <w:right w:val="single" w:sz="4" w:space="0" w:color="auto"/>
             </w:tcBorders>
-            <w:shd w:val="clear" w:color="auto" w:fill="auto"/>
           </w:tcPr>
           <w:p>
             <w:pPr>
@@ -11505,7 +11199,6 @@
               <w:bottom w:val="single" w:sz="4" w:space="0" w:color="auto"/>
               <w:right w:val="single" w:sz="4" w:space="0" w:color="auto"/>
             </w:tcBorders>
-            <w:shd w:val="clear" w:color="auto" w:fill="auto"/>
           </w:tcPr>
           <w:p>
             <w:pPr>
@@ -11528,7 +11221,6 @@
               <w:bottom w:val="single" w:sz="4" w:space="0" w:color="auto"/>
               <w:right w:val="single" w:sz="4" w:space="0" w:color="auto"/>
             </w:tcBorders>
-            <w:shd w:val="clear" w:color="auto" w:fill="auto"/>
           </w:tcPr>
           <w:p>
             <w:pPr>
@@ -11551,7 +11243,6 @@
               <w:bottom w:val="single" w:sz="4" w:space="0" w:color="auto"/>
               <w:right w:val="single" w:sz="4" w:space="0" w:color="auto"/>
             </w:tcBorders>
-            <w:shd w:val="clear" w:color="auto" w:fill="auto"/>
           </w:tcPr>
           <w:p>
             <w:pPr>
@@ -11579,7 +11270,6 @@
               <w:bottom w:val="single" w:sz="4" w:space="0" w:color="auto"/>
               <w:right w:val="single" w:sz="4" w:space="0" w:color="auto"/>
             </w:tcBorders>
-            <w:shd w:val="clear" w:color="auto" w:fill="auto"/>
             <w:hideMark/>
           </w:tcPr>
           <w:p>
@@ -11608,7 +11298,6 @@
               <w:bottom w:val="single" w:sz="4" w:space="0" w:color="auto"/>
               <w:right w:val="single" w:sz="4" w:space="0" w:color="auto"/>
             </w:tcBorders>
-            <w:shd w:val="clear" w:color="auto" w:fill="auto"/>
             <w:hideMark/>
           </w:tcPr>
           <w:p>
@@ -11641,7 +11330,6 @@
               <w:bottom w:val="single" w:sz="4" w:space="0" w:color="auto"/>
               <w:right w:val="single" w:sz="4" w:space="0" w:color="auto"/>
             </w:tcBorders>
-            <w:shd w:val="clear" w:color="auto" w:fill="auto"/>
           </w:tcPr>
           <w:p>
             <w:pPr>
@@ -11673,7 +11361,6 @@
               <w:bottom w:val="single" w:sz="4" w:space="0" w:color="auto"/>
               <w:right w:val="single" w:sz="4" w:space="0" w:color="auto"/>
             </w:tcBorders>
-            <w:shd w:val="clear" w:color="auto" w:fill="auto"/>
           </w:tcPr>
           <w:p>
             <w:pPr>
@@ -11705,7 +11392,6 @@
               <w:bottom w:val="single" w:sz="4" w:space="0" w:color="auto"/>
               <w:right w:val="single" w:sz="4" w:space="0" w:color="auto"/>
             </w:tcBorders>
-            <w:shd w:val="clear" w:color="auto" w:fill="auto"/>
           </w:tcPr>
           <w:p>
             <w:pPr>
@@ -11728,7 +11414,6 @@
               <w:bottom w:val="single" w:sz="4" w:space="0" w:color="auto"/>
               <w:right w:val="single" w:sz="4" w:space="0" w:color="auto"/>
             </w:tcBorders>
-            <w:shd w:val="clear" w:color="auto" w:fill="auto"/>
           </w:tcPr>
           <w:p>
             <w:pPr>
@@ -11751,7 +11436,6 @@
               <w:bottom w:val="single" w:sz="4" w:space="0" w:color="auto"/>
               <w:right w:val="single" w:sz="4" w:space="0" w:color="auto"/>
             </w:tcBorders>
-            <w:shd w:val="clear" w:color="auto" w:fill="auto"/>
           </w:tcPr>
           <w:p>
             <w:pPr>
@@ -11779,7 +11463,6 @@
               <w:bottom w:val="single" w:sz="4" w:space="0" w:color="auto"/>
               <w:right w:val="single" w:sz="4" w:space="0" w:color="auto"/>
             </w:tcBorders>
-            <w:shd w:val="clear" w:color="auto" w:fill="auto"/>
             <w:hideMark/>
           </w:tcPr>
           <w:p>
@@ -11808,7 +11491,6 @@
               <w:bottom w:val="single" w:sz="4" w:space="0" w:color="auto"/>
               <w:right w:val="single" w:sz="4" w:space="0" w:color="auto"/>
             </w:tcBorders>
-            <w:shd w:val="clear" w:color="auto" w:fill="auto"/>
             <w:hideMark/>
           </w:tcPr>
           <w:p>
@@ -11841,7 +11523,6 @@
               <w:bottom w:val="single" w:sz="4" w:space="0" w:color="auto"/>
               <w:right w:val="single" w:sz="4" w:space="0" w:color="auto"/>
             </w:tcBorders>
-            <w:shd w:val="clear" w:color="auto" w:fill="auto"/>
           </w:tcPr>
           <w:p>
             <w:pPr>
@@ -11873,7 +11554,6 @@
               <w:bottom w:val="single" w:sz="4" w:space="0" w:color="auto"/>
               <w:right w:val="single" w:sz="4" w:space="0" w:color="auto"/>
             </w:tcBorders>
-            <w:shd w:val="clear" w:color="auto" w:fill="auto"/>
           </w:tcPr>
           <w:p>
             <w:pPr>
@@ -11905,7 +11585,6 @@
               <w:bottom w:val="single" w:sz="4" w:space="0" w:color="auto"/>
               <w:right w:val="single" w:sz="4" w:space="0" w:color="auto"/>
             </w:tcBorders>
-            <w:shd w:val="clear" w:color="auto" w:fill="auto"/>
           </w:tcPr>
           <w:p>
             <w:pPr>
@@ -11928,7 +11607,6 @@
               <w:bottom w:val="single" w:sz="4" w:space="0" w:color="auto"/>
               <w:right w:val="single" w:sz="4" w:space="0" w:color="auto"/>
             </w:tcBorders>
-            <w:shd w:val="clear" w:color="auto" w:fill="auto"/>
           </w:tcPr>
           <w:p>
             <w:pPr>
@@ -11951,7 +11629,6 @@
               <w:bottom w:val="single" w:sz="4" w:space="0" w:color="auto"/>
               <w:right w:val="single" w:sz="4" w:space="0" w:color="auto"/>
             </w:tcBorders>
-            <w:shd w:val="clear" w:color="auto" w:fill="auto"/>
           </w:tcPr>
           <w:p>
             <w:pPr>
@@ -11979,7 +11656,6 @@
               <w:bottom w:val="single" w:sz="4" w:space="0" w:color="auto"/>
               <w:right w:val="single" w:sz="4" w:space="0" w:color="auto"/>
             </w:tcBorders>
-            <w:shd w:val="clear" w:color="auto" w:fill="auto"/>
           </w:tcPr>
           <w:p>
             <w:pPr>
@@ -12007,7 +11683,6 @@
               <w:bottom w:val="single" w:sz="4" w:space="0" w:color="auto"/>
               <w:right w:val="single" w:sz="4" w:space="0" w:color="auto"/>
             </w:tcBorders>
-            <w:shd w:val="clear" w:color="auto" w:fill="auto"/>
           </w:tcPr>
           <w:p>
             <w:pPr>
@@ -12039,7 +11714,6 @@
               <w:bottom w:val="single" w:sz="4" w:space="0" w:color="auto"/>
               <w:right w:val="single" w:sz="4" w:space="0" w:color="auto"/>
             </w:tcBorders>
-            <w:shd w:val="clear" w:color="auto" w:fill="auto"/>
           </w:tcPr>
           <w:p>
             <w:pPr>
@@ -12071,7 +11745,6 @@
               <w:bottom w:val="single" w:sz="4" w:space="0" w:color="auto"/>
               <w:right w:val="single" w:sz="4" w:space="0" w:color="auto"/>
             </w:tcBorders>
-            <w:shd w:val="clear" w:color="auto" w:fill="auto"/>
           </w:tcPr>
           <w:p>
             <w:pPr>
@@ -12103,7 +11776,6 @@
               <w:bottom w:val="single" w:sz="4" w:space="0" w:color="auto"/>
               <w:right w:val="single" w:sz="4" w:space="0" w:color="auto"/>
             </w:tcBorders>
-            <w:shd w:val="clear" w:color="auto" w:fill="auto"/>
           </w:tcPr>
           <w:p>
             <w:pPr>
@@ -12126,7 +11798,6 @@
               <w:bottom w:val="single" w:sz="4" w:space="0" w:color="auto"/>
               <w:right w:val="single" w:sz="4" w:space="0" w:color="auto"/>
             </w:tcBorders>
-            <w:shd w:val="clear" w:color="auto" w:fill="auto"/>
           </w:tcPr>
           <w:p>
             <w:pPr>
@@ -12149,7 +11820,6 @@
               <w:bottom w:val="single" w:sz="4" w:space="0" w:color="auto"/>
               <w:right w:val="single" w:sz="4" w:space="0" w:color="auto"/>
             </w:tcBorders>
-            <w:shd w:val="clear" w:color="auto" w:fill="auto"/>
           </w:tcPr>
           <w:p>
             <w:pPr>
@@ -12177,7 +11847,6 @@
               <w:bottom w:val="single" w:sz="4" w:space="0" w:color="auto"/>
               <w:right w:val="single" w:sz="4" w:space="0" w:color="auto"/>
             </w:tcBorders>
-            <w:shd w:val="clear" w:color="auto" w:fill="auto"/>
           </w:tcPr>
           <w:p>
             <w:pPr>
@@ -12205,7 +11874,6 @@
               <w:bottom w:val="single" w:sz="4" w:space="0" w:color="auto"/>
               <w:right w:val="single" w:sz="4" w:space="0" w:color="auto"/>
             </w:tcBorders>
-            <w:shd w:val="clear" w:color="auto" w:fill="auto"/>
           </w:tcPr>
           <w:p>
             <w:pPr>
@@ -12237,7 +11905,6 @@
               <w:bottom w:val="single" w:sz="4" w:space="0" w:color="auto"/>
               <w:right w:val="single" w:sz="4" w:space="0" w:color="auto"/>
             </w:tcBorders>
-            <w:shd w:val="clear" w:color="auto" w:fill="auto"/>
           </w:tcPr>
           <w:p>
             <w:pPr>
@@ -12269,7 +11936,6 @@
               <w:bottom w:val="single" w:sz="4" w:space="0" w:color="auto"/>
               <w:right w:val="single" w:sz="4" w:space="0" w:color="auto"/>
             </w:tcBorders>
-            <w:shd w:val="clear" w:color="auto" w:fill="auto"/>
           </w:tcPr>
           <w:p>
             <w:pPr>
@@ -12301,7 +11967,6 @@
               <w:bottom w:val="single" w:sz="4" w:space="0" w:color="auto"/>
               <w:right w:val="single" w:sz="4" w:space="0" w:color="auto"/>
             </w:tcBorders>
-            <w:shd w:val="clear" w:color="auto" w:fill="auto"/>
           </w:tcPr>
           <w:p>
             <w:pPr>
@@ -12324,7 +11989,6 @@
               <w:bottom w:val="single" w:sz="4" w:space="0" w:color="auto"/>
               <w:right w:val="single" w:sz="4" w:space="0" w:color="auto"/>
             </w:tcBorders>
-            <w:shd w:val="clear" w:color="auto" w:fill="auto"/>
           </w:tcPr>
           <w:p>
             <w:pPr>
@@ -12347,7 +12011,6 @@
               <w:bottom w:val="single" w:sz="4" w:space="0" w:color="auto"/>
               <w:right w:val="single" w:sz="4" w:space="0" w:color="auto"/>
             </w:tcBorders>
-            <w:shd w:val="clear" w:color="auto" w:fill="auto"/>
           </w:tcPr>
           <w:p>
             <w:pPr>
@@ -12375,7 +12038,6 @@
               <w:bottom w:val="single" w:sz="4" w:space="0" w:color="auto"/>
               <w:right w:val="single" w:sz="4" w:space="0" w:color="auto"/>
             </w:tcBorders>
-            <w:shd w:val="clear" w:color="auto" w:fill="auto"/>
           </w:tcPr>
           <w:p>
             <w:pPr>
@@ -12403,7 +12065,6 @@
               <w:bottom w:val="single" w:sz="4" w:space="0" w:color="auto"/>
               <w:right w:val="single" w:sz="4" w:space="0" w:color="auto"/>
             </w:tcBorders>
-            <w:shd w:val="clear" w:color="auto" w:fill="auto"/>
           </w:tcPr>
           <w:p>
             <w:pPr>
@@ -12435,7 +12096,6 @@
               <w:bottom w:val="single" w:sz="4" w:space="0" w:color="auto"/>
               <w:right w:val="single" w:sz="4" w:space="0" w:color="auto"/>
             </w:tcBorders>
-            <w:shd w:val="clear" w:color="auto" w:fill="auto"/>
           </w:tcPr>
           <w:p>
             <w:pPr>
@@ -12467,7 +12127,6 @@
               <w:bottom w:val="single" w:sz="4" w:space="0" w:color="auto"/>
               <w:right w:val="single" w:sz="4" w:space="0" w:color="auto"/>
             </w:tcBorders>
-            <w:shd w:val="clear" w:color="auto" w:fill="auto"/>
           </w:tcPr>
           <w:p>
             <w:pPr>
@@ -12499,7 +12158,6 @@
               <w:bottom w:val="single" w:sz="4" w:space="0" w:color="auto"/>
               <w:right w:val="single" w:sz="4" w:space="0" w:color="auto"/>
             </w:tcBorders>
-            <w:shd w:val="clear" w:color="auto" w:fill="auto"/>
           </w:tcPr>
           <w:p>
             <w:pPr>
@@ -12522,7 +12180,6 @@
               <w:bottom w:val="single" w:sz="4" w:space="0" w:color="auto"/>
               <w:right w:val="single" w:sz="4" w:space="0" w:color="auto"/>
             </w:tcBorders>
-            <w:shd w:val="clear" w:color="auto" w:fill="auto"/>
           </w:tcPr>
           <w:p>
             <w:pPr>
@@ -12545,7 +12202,6 @@
               <w:bottom w:val="single" w:sz="4" w:space="0" w:color="auto"/>
               <w:right w:val="single" w:sz="4" w:space="0" w:color="auto"/>
             </w:tcBorders>
-            <w:shd w:val="clear" w:color="auto" w:fill="auto"/>
           </w:tcPr>
           <w:p>
             <w:pPr>
@@ -12573,7 +12229,6 @@
               <w:bottom w:val="single" w:sz="4" w:space="0" w:color="auto"/>
               <w:right w:val="single" w:sz="4" w:space="0" w:color="auto"/>
             </w:tcBorders>
-            <w:shd w:val="clear" w:color="auto" w:fill="auto"/>
           </w:tcPr>
           <w:p>
             <w:pPr>
@@ -12601,7 +12256,6 @@
               <w:bottom w:val="single" w:sz="4" w:space="0" w:color="auto"/>
               <w:right w:val="single" w:sz="4" w:space="0" w:color="auto"/>
             </w:tcBorders>
-            <w:shd w:val="clear" w:color="auto" w:fill="auto"/>
           </w:tcPr>
           <w:p>
             <w:pPr>
@@ -12633,7 +12287,6 @@
               <w:bottom w:val="single" w:sz="4" w:space="0" w:color="auto"/>
               <w:right w:val="single" w:sz="4" w:space="0" w:color="auto"/>
             </w:tcBorders>
-            <w:shd w:val="clear" w:color="auto" w:fill="auto"/>
           </w:tcPr>
           <w:p>
             <w:pPr>
@@ -12665,7 +12318,6 @@
               <w:bottom w:val="single" w:sz="4" w:space="0" w:color="auto"/>
               <w:right w:val="single" w:sz="4" w:space="0" w:color="auto"/>
             </w:tcBorders>
-            <w:shd w:val="clear" w:color="auto" w:fill="auto"/>
           </w:tcPr>
           <w:p>
             <w:pPr>
@@ -12697,7 +12349,6 @@
               <w:bottom w:val="single" w:sz="4" w:space="0" w:color="auto"/>
               <w:right w:val="single" w:sz="4" w:space="0" w:color="auto"/>
             </w:tcBorders>
-            <w:shd w:val="clear" w:color="auto" w:fill="auto"/>
           </w:tcPr>
           <w:p>
             <w:pPr>
@@ -12720,7 +12371,6 @@
               <w:bottom w:val="single" w:sz="4" w:space="0" w:color="auto"/>
               <w:right w:val="single" w:sz="4" w:space="0" w:color="auto"/>
             </w:tcBorders>
-            <w:shd w:val="clear" w:color="auto" w:fill="auto"/>
           </w:tcPr>
           <w:p>
             <w:pPr>
@@ -12743,7 +12393,6 @@
               <w:bottom w:val="single" w:sz="4" w:space="0" w:color="auto"/>
               <w:right w:val="single" w:sz="4" w:space="0" w:color="auto"/>
             </w:tcBorders>
-            <w:shd w:val="clear" w:color="auto" w:fill="auto"/>
           </w:tcPr>
           <w:p>
             <w:pPr>
@@ -12771,7 +12420,6 @@
               <w:bottom w:val="single" w:sz="4" w:space="0" w:color="auto"/>
               <w:right w:val="single" w:sz="4" w:space="0" w:color="auto"/>
             </w:tcBorders>
-            <w:shd w:val="clear" w:color="auto" w:fill="auto"/>
           </w:tcPr>
           <w:p>
             <w:pPr>
@@ -12799,7 +12447,6 @@
               <w:bottom w:val="single" w:sz="4" w:space="0" w:color="auto"/>
               <w:right w:val="single" w:sz="4" w:space="0" w:color="auto"/>
             </w:tcBorders>
-            <w:shd w:val="clear" w:color="auto" w:fill="auto"/>
           </w:tcPr>
           <w:p>
             <w:pPr>
@@ -12831,7 +12478,6 @@
               <w:bottom w:val="single" w:sz="4" w:space="0" w:color="auto"/>
               <w:right w:val="single" w:sz="4" w:space="0" w:color="auto"/>
             </w:tcBorders>
-            <w:shd w:val="clear" w:color="auto" w:fill="auto"/>
           </w:tcPr>
           <w:p>
             <w:pPr>
@@ -12863,7 +12509,6 @@
               <w:bottom w:val="single" w:sz="4" w:space="0" w:color="auto"/>
               <w:right w:val="single" w:sz="4" w:space="0" w:color="auto"/>
             </w:tcBorders>
-            <w:shd w:val="clear" w:color="auto" w:fill="auto"/>
           </w:tcPr>
           <w:p>
             <w:pPr>
@@ -12895,7 +12540,6 @@
               <w:bottom w:val="single" w:sz="4" w:space="0" w:color="auto"/>
               <w:right w:val="single" w:sz="4" w:space="0" w:color="auto"/>
             </w:tcBorders>
-            <w:shd w:val="clear" w:color="auto" w:fill="auto"/>
           </w:tcPr>
           <w:p>
             <w:pPr>
@@ -12918,7 +12562,6 @@
               <w:bottom w:val="single" w:sz="4" w:space="0" w:color="auto"/>
               <w:right w:val="single" w:sz="4" w:space="0" w:color="auto"/>
             </w:tcBorders>
-            <w:shd w:val="clear" w:color="auto" w:fill="auto"/>
           </w:tcPr>
           <w:p>
             <w:pPr>
@@ -12941,7 +12584,6 @@
               <w:bottom w:val="single" w:sz="4" w:space="0" w:color="auto"/>
               <w:right w:val="single" w:sz="4" w:space="0" w:color="auto"/>
             </w:tcBorders>
-            <w:shd w:val="clear" w:color="auto" w:fill="auto"/>
           </w:tcPr>
           <w:p>
             <w:pPr>
@@ -12969,7 +12611,6 @@
               <w:bottom w:val="single" w:sz="4" w:space="0" w:color="auto"/>
               <w:right w:val="single" w:sz="4" w:space="0" w:color="auto"/>
             </w:tcBorders>
-            <w:shd w:val="clear" w:color="auto" w:fill="auto"/>
           </w:tcPr>
           <w:p>
             <w:pPr>
@@ -12997,7 +12638,6 @@
               <w:bottom w:val="single" w:sz="4" w:space="0" w:color="auto"/>
               <w:right w:val="single" w:sz="4" w:space="0" w:color="auto"/>
             </w:tcBorders>
-            <w:shd w:val="clear" w:color="auto" w:fill="auto"/>
           </w:tcPr>
           <w:p>
             <w:pPr>
@@ -13029,7 +12669,6 @@
               <w:bottom w:val="single" w:sz="4" w:space="0" w:color="auto"/>
               <w:right w:val="single" w:sz="4" w:space="0" w:color="auto"/>
             </w:tcBorders>
-            <w:shd w:val="clear" w:color="auto" w:fill="auto"/>
           </w:tcPr>
           <w:p>
             <w:pPr>
@@ -13061,7 +12700,6 @@
               <w:bottom w:val="single" w:sz="4" w:space="0" w:color="auto"/>
               <w:right w:val="single" w:sz="4" w:space="0" w:color="auto"/>
             </w:tcBorders>
-            <w:shd w:val="clear" w:color="auto" w:fill="auto"/>
           </w:tcPr>
           <w:p>
             <w:pPr>
@@ -13093,7 +12731,6 @@
               <w:bottom w:val="single" w:sz="4" w:space="0" w:color="auto"/>
               <w:right w:val="single" w:sz="4" w:space="0" w:color="auto"/>
             </w:tcBorders>
-            <w:shd w:val="clear" w:color="auto" w:fill="auto"/>
           </w:tcPr>
           <w:p>
             <w:pPr>
@@ -13116,7 +12753,6 @@
               <w:bottom w:val="single" w:sz="4" w:space="0" w:color="auto"/>
               <w:right w:val="single" w:sz="4" w:space="0" w:color="auto"/>
             </w:tcBorders>
-            <w:shd w:val="clear" w:color="auto" w:fill="auto"/>
           </w:tcPr>
           <w:p>
             <w:pPr>
@@ -13139,7 +12775,6 @@
               <w:bottom w:val="single" w:sz="4" w:space="0" w:color="auto"/>
               <w:right w:val="single" w:sz="4" w:space="0" w:color="auto"/>
             </w:tcBorders>
-            <w:shd w:val="clear" w:color="auto" w:fill="auto"/>
           </w:tcPr>
           <w:p>
             <w:pPr>
@@ -13167,7 +12802,6 @@
               <w:bottom w:val="single" w:sz="4" w:space="0" w:color="auto"/>
               <w:right w:val="single" w:sz="4" w:space="0" w:color="auto"/>
             </w:tcBorders>
-            <w:shd w:val="clear" w:color="auto" w:fill="auto"/>
           </w:tcPr>
           <w:p>
             <w:pPr>
@@ -13195,7 +12829,6 @@
               <w:bottom w:val="single" w:sz="4" w:space="0" w:color="auto"/>
               <w:right w:val="single" w:sz="4" w:space="0" w:color="auto"/>
             </w:tcBorders>
-            <w:shd w:val="clear" w:color="auto" w:fill="auto"/>
           </w:tcPr>
           <w:p>
             <w:pPr>
@@ -13227,7 +12860,6 @@
               <w:bottom w:val="single" w:sz="4" w:space="0" w:color="auto"/>
               <w:right w:val="single" w:sz="4" w:space="0" w:color="auto"/>
             </w:tcBorders>
-            <w:shd w:val="clear" w:color="auto" w:fill="auto"/>
           </w:tcPr>
           <w:p>
             <w:pPr>
@@ -13259,7 +12891,6 @@
               <w:bottom w:val="single" w:sz="4" w:space="0" w:color="auto"/>
               <w:right w:val="single" w:sz="4" w:space="0" w:color="auto"/>
             </w:tcBorders>
-            <w:shd w:val="clear" w:color="auto" w:fill="auto"/>
           </w:tcPr>
           <w:p>
             <w:pPr>
@@ -13291,7 +12922,6 @@
               <w:bottom w:val="single" w:sz="4" w:space="0" w:color="auto"/>
               <w:right w:val="single" w:sz="4" w:space="0" w:color="auto"/>
             </w:tcBorders>
-            <w:shd w:val="clear" w:color="auto" w:fill="auto"/>
           </w:tcPr>
           <w:p>
             <w:pPr>
@@ -13314,7 +12944,6 @@
               <w:bottom w:val="single" w:sz="4" w:space="0" w:color="auto"/>
               <w:right w:val="single" w:sz="4" w:space="0" w:color="auto"/>
             </w:tcBorders>
-            <w:shd w:val="clear" w:color="auto" w:fill="auto"/>
           </w:tcPr>
           <w:p>
             <w:pPr>
@@ -13337,7 +12966,6 @@
               <w:bottom w:val="single" w:sz="4" w:space="0" w:color="auto"/>
               <w:right w:val="single" w:sz="4" w:space="0" w:color="auto"/>
             </w:tcBorders>
-            <w:shd w:val="clear" w:color="auto" w:fill="auto"/>
           </w:tcPr>
           <w:p>
             <w:pPr>
@@ -13365,7 +12993,6 @@
               <w:bottom w:val="single" w:sz="4" w:space="0" w:color="auto"/>
               <w:right w:val="single" w:sz="4" w:space="0" w:color="auto"/>
             </w:tcBorders>
-            <w:shd w:val="clear" w:color="auto" w:fill="auto"/>
           </w:tcPr>
           <w:p>
             <w:pPr>
@@ -13393,7 +13020,6 @@
               <w:bottom w:val="single" w:sz="4" w:space="0" w:color="auto"/>
               <w:right w:val="single" w:sz="4" w:space="0" w:color="auto"/>
             </w:tcBorders>
-            <w:shd w:val="clear" w:color="auto" w:fill="auto"/>
           </w:tcPr>
           <w:p>
             <w:pPr>
@@ -13425,7 +13051,6 @@
               <w:bottom w:val="single" w:sz="4" w:space="0" w:color="auto"/>
               <w:right w:val="single" w:sz="4" w:space="0" w:color="auto"/>
             </w:tcBorders>
-            <w:shd w:val="clear" w:color="auto" w:fill="auto"/>
           </w:tcPr>
           <w:p>
             <w:pPr>
@@ -13457,7 +13082,6 @@
               <w:bottom w:val="single" w:sz="4" w:space="0" w:color="auto"/>
               <w:right w:val="single" w:sz="4" w:space="0" w:color="auto"/>
             </w:tcBorders>
-            <w:shd w:val="clear" w:color="auto" w:fill="auto"/>
           </w:tcPr>
           <w:p>
             <w:pPr>
@@ -13489,7 +13113,6 @@
               <w:bottom w:val="single" w:sz="4" w:space="0" w:color="auto"/>
               <w:right w:val="single" w:sz="4" w:space="0" w:color="auto"/>
             </w:tcBorders>
-            <w:shd w:val="clear" w:color="auto" w:fill="auto"/>
           </w:tcPr>
           <w:p>
             <w:pPr>
@@ -13512,7 +13135,6 @@
               <w:bottom w:val="single" w:sz="4" w:space="0" w:color="auto"/>
               <w:right w:val="single" w:sz="4" w:space="0" w:color="auto"/>
             </w:tcBorders>
-            <w:shd w:val="clear" w:color="auto" w:fill="auto"/>
           </w:tcPr>
           <w:p>
             <w:pPr>
@@ -13535,7 +13157,6 @@
               <w:bottom w:val="single" w:sz="4" w:space="0" w:color="auto"/>
               <w:right w:val="single" w:sz="4" w:space="0" w:color="auto"/>
             </w:tcBorders>
-            <w:shd w:val="clear" w:color="auto" w:fill="auto"/>
           </w:tcPr>
           <w:p>
             <w:pPr>
@@ -14853,7 +14474,6 @@
               <w:bottom w:val="single" w:sz="4" w:space="0" w:color="auto"/>
               <w:right w:val="single" w:sz="4" w:space="0" w:color="auto"/>
             </w:tcBorders>
-            <w:shd w:val="clear" w:color="auto" w:fill="auto"/>
             <w:vAlign w:val="center"/>
           </w:tcPr>
           <w:p>
@@ -14881,7 +14501,6 @@
               <w:bottom w:val="single" w:sz="4" w:space="0" w:color="auto"/>
               <w:right w:val="single" w:sz="4" w:space="0" w:color="auto"/>
             </w:tcBorders>
-            <w:shd w:val="clear" w:color="auto" w:fill="auto"/>
             <w:vAlign w:val="center"/>
           </w:tcPr>
           <w:p>
@@ -14913,7 +14532,6 @@
               <w:bottom w:val="single" w:sz="4" w:space="0" w:color="auto"/>
               <w:right w:val="single" w:sz="4" w:space="0" w:color="auto"/>
             </w:tcBorders>
-            <w:shd w:val="clear" w:color="auto" w:fill="auto"/>
           </w:tcPr>
           <w:p>
             <w:pPr>
@@ -14944,7 +14562,6 @@
               <w:bottom w:val="single" w:sz="4" w:space="0" w:color="auto"/>
               <w:right w:val="single" w:sz="4" w:space="0" w:color="auto"/>
             </w:tcBorders>
-            <w:shd w:val="clear" w:color="auto" w:fill="auto"/>
           </w:tcPr>
           <w:p>
             <w:pPr>
@@ -14977,7 +14594,6 @@
               <w:bottom w:val="single" w:sz="4" w:space="0" w:color="auto"/>
               <w:right w:val="single" w:sz="4" w:space="0" w:color="auto"/>
             </w:tcBorders>
-            <w:shd w:val="clear" w:color="auto" w:fill="auto"/>
           </w:tcPr>
           <w:p>
             <w:pPr>
@@ -15001,7 +14617,6 @@
               <w:bottom w:val="single" w:sz="4" w:space="0" w:color="auto"/>
               <w:right w:val="single" w:sz="4" w:space="0" w:color="auto"/>
             </w:tcBorders>
-            <w:shd w:val="clear" w:color="auto" w:fill="auto"/>
             <w:vAlign w:val="center"/>
           </w:tcPr>
           <w:p>
@@ -15025,7 +14640,6 @@
               <w:bottom w:val="single" w:sz="4" w:space="0" w:color="auto"/>
               <w:right w:val="single" w:sz="4" w:space="0" w:color="auto"/>
             </w:tcBorders>
-            <w:shd w:val="clear" w:color="auto" w:fill="auto"/>
           </w:tcPr>
           <w:p>
             <w:pPr>
@@ -15053,7 +14667,6 @@
               <w:bottom w:val="single" w:sz="4" w:space="0" w:color="auto"/>
               <w:right w:val="single" w:sz="4" w:space="0" w:color="auto"/>
             </w:tcBorders>
-            <w:shd w:val="clear" w:color="auto" w:fill="auto"/>
             <w:vAlign w:val="center"/>
           </w:tcPr>
           <w:p>
@@ -15081,7 +14694,6 @@
               <w:bottom w:val="single" w:sz="4" w:space="0" w:color="auto"/>
               <w:right w:val="single" w:sz="4" w:space="0" w:color="auto"/>
             </w:tcBorders>
-            <w:shd w:val="clear" w:color="auto" w:fill="auto"/>
           </w:tcPr>
           <w:p>
             <w:pPr>
@@ -15113,7 +14725,6 @@
               <w:bottom w:val="single" w:sz="4" w:space="0" w:color="auto"/>
               <w:right w:val="single" w:sz="4" w:space="0" w:color="auto"/>
             </w:tcBorders>
-            <w:shd w:val="clear" w:color="auto" w:fill="auto"/>
           </w:tcPr>
           <w:p>
             <w:pPr>
@@ -15144,7 +14755,6 @@
               <w:bottom w:val="single" w:sz="4" w:space="0" w:color="auto"/>
               <w:right w:val="single" w:sz="4" w:space="0" w:color="auto"/>
             </w:tcBorders>
-            <w:shd w:val="clear" w:color="auto" w:fill="auto"/>
           </w:tcPr>
           <w:p>
             <w:pPr>
@@ -15176,7 +14786,6 @@
               <w:bottom w:val="single" w:sz="4" w:space="0" w:color="auto"/>
               <w:right w:val="single" w:sz="4" w:space="0" w:color="auto"/>
             </w:tcBorders>
-            <w:shd w:val="clear" w:color="auto" w:fill="auto"/>
           </w:tcPr>
           <w:p>
             <w:pPr>
@@ -15199,7 +14808,6 @@
               <w:bottom w:val="single" w:sz="4" w:space="0" w:color="auto"/>
               <w:right w:val="single" w:sz="4" w:space="0" w:color="auto"/>
             </w:tcBorders>
-            <w:shd w:val="clear" w:color="auto" w:fill="auto"/>
           </w:tcPr>
           <w:p>
             <w:pPr>
@@ -15222,7 +14830,6 @@
               <w:bottom w:val="single" w:sz="4" w:space="0" w:color="auto"/>
               <w:right w:val="single" w:sz="4" w:space="0" w:color="auto"/>
             </w:tcBorders>
-            <w:shd w:val="clear" w:color="auto" w:fill="auto"/>
           </w:tcPr>
           <w:p>
             <w:pPr>
@@ -15250,7 +14857,6 @@
               <w:bottom w:val="single" w:sz="4" w:space="0" w:color="auto"/>
               <w:right w:val="single" w:sz="4" w:space="0" w:color="auto"/>
             </w:tcBorders>
-            <w:shd w:val="clear" w:color="auto" w:fill="auto"/>
             <w:vAlign w:val="center"/>
           </w:tcPr>
           <w:p>
@@ -15278,7 +14884,6 @@
               <w:bottom w:val="single" w:sz="4" w:space="0" w:color="auto"/>
               <w:right w:val="single" w:sz="4" w:space="0" w:color="auto"/>
             </w:tcBorders>
-            <w:shd w:val="clear" w:color="auto" w:fill="auto"/>
             <w:vAlign w:val="center"/>
           </w:tcPr>
           <w:p>
@@ -15310,7 +14915,6 @@
               <w:bottom w:val="single" w:sz="4" w:space="0" w:color="auto"/>
               <w:right w:val="single" w:sz="4" w:space="0" w:color="auto"/>
             </w:tcBorders>
-            <w:shd w:val="clear" w:color="auto" w:fill="auto"/>
           </w:tcPr>
           <w:p>
             <w:pPr>
@@ -15341,7 +14945,6 @@
               <w:bottom w:val="single" w:sz="4" w:space="0" w:color="auto"/>
               <w:right w:val="single" w:sz="4" w:space="0" w:color="auto"/>
             </w:tcBorders>
-            <w:shd w:val="clear" w:color="auto" w:fill="auto"/>
           </w:tcPr>
           <w:p>
             <w:pPr>
@@ -15373,7 +14976,6 @@
               <w:bottom w:val="single" w:sz="4" w:space="0" w:color="auto"/>
               <w:right w:val="single" w:sz="4" w:space="0" w:color="auto"/>
             </w:tcBorders>
-            <w:shd w:val="clear" w:color="auto" w:fill="auto"/>
           </w:tcPr>
           <w:p>
             <w:pPr>
@@ -15396,7 +14998,6 @@
               <w:bottom w:val="single" w:sz="4" w:space="0" w:color="auto"/>
               <w:right w:val="single" w:sz="4" w:space="0" w:color="auto"/>
             </w:tcBorders>
-            <w:shd w:val="clear" w:color="auto" w:fill="auto"/>
             <w:vAlign w:val="center"/>
           </w:tcPr>
           <w:p>
@@ -15420,7 +15021,6 @@
               <w:bottom w:val="single" w:sz="4" w:space="0" w:color="auto"/>
               <w:right w:val="single" w:sz="4" w:space="0" w:color="auto"/>
             </w:tcBorders>
-            <w:shd w:val="clear" w:color="auto" w:fill="auto"/>
           </w:tcPr>
           <w:p>
             <w:pPr>
@@ -15448,7 +15048,6 @@
               <w:bottom w:val="single" w:sz="4" w:space="0" w:color="auto"/>
               <w:right w:val="single" w:sz="4" w:space="0" w:color="auto"/>
             </w:tcBorders>
-            <w:shd w:val="clear" w:color="auto" w:fill="auto"/>
             <w:vAlign w:val="center"/>
           </w:tcPr>
           <w:p>
@@ -15476,7 +15075,6 @@
               <w:bottom w:val="single" w:sz="4" w:space="0" w:color="auto"/>
               <w:right w:val="single" w:sz="4" w:space="0" w:color="auto"/>
             </w:tcBorders>
-            <w:shd w:val="clear" w:color="auto" w:fill="auto"/>
             <w:vAlign w:val="center"/>
           </w:tcPr>
           <w:p>
@@ -15508,7 +15106,6 @@
               <w:bottom w:val="single" w:sz="4" w:space="0" w:color="auto"/>
               <w:right w:val="single" w:sz="4" w:space="0" w:color="auto"/>
             </w:tcBorders>
-            <w:shd w:val="clear" w:color="auto" w:fill="auto"/>
           </w:tcPr>
           <w:p>
             <w:pPr>
@@ -15539,7 +15136,6 @@
               <w:bottom w:val="single" w:sz="4" w:space="0" w:color="auto"/>
               <w:right w:val="single" w:sz="4" w:space="0" w:color="auto"/>
             </w:tcBorders>
-            <w:shd w:val="clear" w:color="auto" w:fill="auto"/>
           </w:tcPr>
           <w:p>
             <w:pPr>
@@ -15571,7 +15167,6 @@
               <w:bottom w:val="single" w:sz="4" w:space="0" w:color="auto"/>
               <w:right w:val="single" w:sz="4" w:space="0" w:color="auto"/>
             </w:tcBorders>
-            <w:shd w:val="clear" w:color="auto" w:fill="auto"/>
           </w:tcPr>
           <w:p>
             <w:pPr>
@@ -15594,7 +15189,6 @@
               <w:bottom w:val="single" w:sz="4" w:space="0" w:color="auto"/>
               <w:right w:val="single" w:sz="4" w:space="0" w:color="auto"/>
             </w:tcBorders>
-            <w:shd w:val="clear" w:color="auto" w:fill="auto"/>
             <w:vAlign w:val="center"/>
           </w:tcPr>
           <w:p>
@@ -15618,7 +15212,6 @@
               <w:bottom w:val="single" w:sz="4" w:space="0" w:color="auto"/>
               <w:right w:val="single" w:sz="4" w:space="0" w:color="auto"/>
             </w:tcBorders>
-            <w:shd w:val="clear" w:color="auto" w:fill="auto"/>
           </w:tcPr>
           <w:p>
             <w:pPr>
@@ -15646,14 +15239,13 @@
               <w:bottom w:val="single" w:sz="4" w:space="0" w:color="auto"/>
               <w:right w:val="single" w:sz="4" w:space="0" w:color="auto"/>
             </w:tcBorders>
-            <w:shd w:val="clear" w:color="auto" w:fill="auto"/>
           </w:tcPr>
           <w:p>
             <w:pPr>
               <w:spacing w:after="0" w:line="240" w:lineRule="auto"/>
               <w:rPr>
                 <w:rFonts w:ascii="Calibri" w:eastAsia="Calibri" w:hAnsi="Calibri" w:cs="Calibri"/>
-                <w:lang w:val="fr-FR"/>
+                <w:lang w:val="en-GB"/>
               </w:rPr>
             </w:pPr>
             <w:r>
@@ -15673,7 +15265,6 @@
               <w:bottom w:val="single" w:sz="4" w:space="0" w:color="auto"/>
               <w:right w:val="single" w:sz="4" w:space="0" w:color="auto"/>
             </w:tcBorders>
-            <w:shd w:val="clear" w:color="auto" w:fill="auto"/>
           </w:tcPr>
           <w:p>
             <w:pPr>
@@ -15705,7 +15296,6 @@
               <w:bottom w:val="single" w:sz="4" w:space="0" w:color="auto"/>
               <w:right w:val="single" w:sz="4" w:space="0" w:color="auto"/>
             </w:tcBorders>
-            <w:shd w:val="clear" w:color="auto" w:fill="auto"/>
           </w:tcPr>
           <w:p>
             <w:pPr>
@@ -15736,7 +15326,6 @@
               <w:bottom w:val="single" w:sz="4" w:space="0" w:color="auto"/>
               <w:right w:val="single" w:sz="4" w:space="0" w:color="auto"/>
             </w:tcBorders>
-            <w:shd w:val="clear" w:color="auto" w:fill="auto"/>
           </w:tcPr>
           <w:p>
             <w:pPr>
@@ -15768,7 +15357,6 @@
               <w:bottom w:val="single" w:sz="4" w:space="0" w:color="auto"/>
               <w:right w:val="single" w:sz="4" w:space="0" w:color="auto"/>
             </w:tcBorders>
-            <w:shd w:val="clear" w:color="auto" w:fill="auto"/>
           </w:tcPr>
           <w:p>
             <w:pPr>
@@ -15791,7 +15379,6 @@
               <w:bottom w:val="single" w:sz="4" w:space="0" w:color="auto"/>
               <w:right w:val="single" w:sz="4" w:space="0" w:color="auto"/>
             </w:tcBorders>
-            <w:shd w:val="clear" w:color="auto" w:fill="auto"/>
           </w:tcPr>
           <w:p>
             <w:pPr>
@@ -15814,7 +15401,6 @@
               <w:bottom w:val="single" w:sz="4" w:space="0" w:color="auto"/>
               <w:right w:val="single" w:sz="4" w:space="0" w:color="auto"/>
             </w:tcBorders>
-            <w:shd w:val="clear" w:color="auto" w:fill="auto"/>
           </w:tcPr>
           <w:p>
             <w:pPr>
@@ -15843,7 +15429,6 @@
               <w:bottom w:val="single" w:sz="4" w:space="0" w:color="auto"/>
               <w:right w:val="single" w:sz="4" w:space="0" w:color="auto"/>
             </w:tcBorders>
-            <w:shd w:val="clear" w:color="auto" w:fill="auto"/>
           </w:tcPr>
           <w:p>
             <w:pPr>
@@ -15876,7 +15461,6 @@
               <w:bottom w:val="single" w:sz="4" w:space="0" w:color="auto"/>
               <w:right w:val="single" w:sz="4" w:space="0" w:color="auto"/>
             </w:tcBorders>
-            <w:shd w:val="clear" w:color="auto" w:fill="auto"/>
             <w:vAlign w:val="center"/>
           </w:tcPr>
           <w:p>
@@ -15904,7 +15488,6 @@
               <w:bottom w:val="single" w:sz="4" w:space="0" w:color="auto"/>
               <w:right w:val="single" w:sz="4" w:space="0" w:color="auto"/>
             </w:tcBorders>
-            <w:shd w:val="clear" w:color="auto" w:fill="auto"/>
             <w:vAlign w:val="center"/>
           </w:tcPr>
           <w:p>
@@ -15936,7 +15519,6 @@
               <w:bottom w:val="single" w:sz="4" w:space="0" w:color="auto"/>
               <w:right w:val="single" w:sz="4" w:space="0" w:color="auto"/>
             </w:tcBorders>
-            <w:shd w:val="clear" w:color="auto" w:fill="auto"/>
           </w:tcPr>
           <w:p>
             <w:pPr>
@@ -15967,7 +15549,6 @@
               <w:bottom w:val="single" w:sz="4" w:space="0" w:color="auto"/>
               <w:right w:val="single" w:sz="4" w:space="0" w:color="auto"/>
             </w:tcBorders>
-            <w:shd w:val="clear" w:color="auto" w:fill="auto"/>
           </w:tcPr>
           <w:p>
             <w:pPr>
@@ -15999,7 +15580,6 @@
               <w:bottom w:val="single" w:sz="4" w:space="0" w:color="auto"/>
               <w:right w:val="single" w:sz="4" w:space="0" w:color="auto"/>
             </w:tcBorders>
-            <w:shd w:val="clear" w:color="auto" w:fill="auto"/>
           </w:tcPr>
           <w:p>
             <w:pPr>
@@ -16022,7 +15602,6 @@
               <w:bottom w:val="single" w:sz="4" w:space="0" w:color="auto"/>
               <w:right w:val="single" w:sz="4" w:space="0" w:color="auto"/>
             </w:tcBorders>
-            <w:shd w:val="clear" w:color="auto" w:fill="auto"/>
             <w:vAlign w:val="center"/>
           </w:tcPr>
           <w:p>
@@ -16046,7 +15625,6 @@
               <w:bottom w:val="single" w:sz="4" w:space="0" w:color="auto"/>
               <w:right w:val="single" w:sz="4" w:space="0" w:color="auto"/>
             </w:tcBorders>
-            <w:shd w:val="clear" w:color="auto" w:fill="auto"/>
           </w:tcPr>
           <w:p>
             <w:pPr>
@@ -16074,7 +15652,6 @@
               <w:bottom w:val="single" w:sz="4" w:space="0" w:color="auto"/>
               <w:right w:val="single" w:sz="4" w:space="0" w:color="auto"/>
             </w:tcBorders>
-            <w:shd w:val="clear" w:color="auto" w:fill="auto"/>
             <w:vAlign w:val="center"/>
           </w:tcPr>
           <w:p>
@@ -16116,7 +15693,6 @@
               <w:bottom w:val="single" w:sz="4" w:space="0" w:color="auto"/>
               <w:right w:val="single" w:sz="4" w:space="0" w:color="auto"/>
             </w:tcBorders>
-            <w:shd w:val="clear" w:color="auto" w:fill="auto"/>
           </w:tcPr>
           <w:p>
             <w:pPr>
@@ -16148,7 +15724,6 @@
               <w:bottom w:val="single" w:sz="4" w:space="0" w:color="auto"/>
               <w:right w:val="single" w:sz="4" w:space="0" w:color="auto"/>
             </w:tcBorders>
-            <w:shd w:val="clear" w:color="auto" w:fill="auto"/>
           </w:tcPr>
           <w:p>
             <w:pPr>
@@ -16179,7 +15754,6 @@
               <w:bottom w:val="single" w:sz="4" w:space="0" w:color="auto"/>
               <w:right w:val="single" w:sz="4" w:space="0" w:color="auto"/>
             </w:tcBorders>
-            <w:shd w:val="clear" w:color="auto" w:fill="auto"/>
           </w:tcPr>
           <w:p>
             <w:pPr>
@@ -16211,7 +15785,6 @@
               <w:bottom w:val="single" w:sz="4" w:space="0" w:color="auto"/>
               <w:right w:val="single" w:sz="4" w:space="0" w:color="auto"/>
             </w:tcBorders>
-            <w:shd w:val="clear" w:color="auto" w:fill="auto"/>
           </w:tcPr>
           <w:p>
             <w:pPr>
@@ -16234,7 +15807,6 @@
               <w:bottom w:val="single" w:sz="4" w:space="0" w:color="auto"/>
               <w:right w:val="single" w:sz="4" w:space="0" w:color="auto"/>
             </w:tcBorders>
-            <w:shd w:val="clear" w:color="auto" w:fill="auto"/>
           </w:tcPr>
           <w:p>
             <w:pPr>
@@ -16257,7 +15829,6 @@
               <w:bottom w:val="single" w:sz="4" w:space="0" w:color="auto"/>
               <w:right w:val="single" w:sz="4" w:space="0" w:color="auto"/>
             </w:tcBorders>
-            <w:shd w:val="clear" w:color="auto" w:fill="auto"/>
           </w:tcPr>
           <w:p>
             <w:pPr>
@@ -16285,7 +15856,6 @@
               <w:bottom w:val="single" w:sz="4" w:space="0" w:color="auto"/>
               <w:right w:val="single" w:sz="4" w:space="0" w:color="auto"/>
             </w:tcBorders>
-            <w:shd w:val="clear" w:color="auto" w:fill="auto"/>
             <w:vAlign w:val="center"/>
           </w:tcPr>
           <w:p>
@@ -16313,7 +15883,6 @@
               <w:bottom w:val="single" w:sz="4" w:space="0" w:color="auto"/>
               <w:right w:val="single" w:sz="4" w:space="0" w:color="auto"/>
             </w:tcBorders>
-            <w:shd w:val="clear" w:color="auto" w:fill="auto"/>
             <w:vAlign w:val="center"/>
           </w:tcPr>
           <w:p>
@@ -16345,7 +15914,6 @@
               <w:bottom w:val="single" w:sz="4" w:space="0" w:color="auto"/>
               <w:right w:val="single" w:sz="4" w:space="0" w:color="auto"/>
             </w:tcBorders>
-            <w:shd w:val="clear" w:color="auto" w:fill="auto"/>
           </w:tcPr>
           <w:p>
             <w:pPr>
@@ -16376,7 +15944,6 @@
               <w:bottom w:val="single" w:sz="4" w:space="0" w:color="auto"/>
               <w:right w:val="single" w:sz="4" w:space="0" w:color="auto"/>
             </w:tcBorders>
-            <w:shd w:val="clear" w:color="auto" w:fill="auto"/>
           </w:tcPr>
           <w:p>
             <w:pPr>
@@ -16408,7 +15975,6 @@
               <w:bottom w:val="single" w:sz="4" w:space="0" w:color="auto"/>
               <w:right w:val="single" w:sz="4" w:space="0" w:color="auto"/>
             </w:tcBorders>
-            <w:shd w:val="clear" w:color="auto" w:fill="auto"/>
           </w:tcPr>
           <w:p>
             <w:pPr>
@@ -16431,7 +15997,6 @@
               <w:bottom w:val="single" w:sz="4" w:space="0" w:color="auto"/>
               <w:right w:val="single" w:sz="4" w:space="0" w:color="auto"/>
             </w:tcBorders>
-            <w:shd w:val="clear" w:color="auto" w:fill="auto"/>
             <w:vAlign w:val="center"/>
           </w:tcPr>
           <w:p>
@@ -16455,7 +16020,6 @@
               <w:bottom w:val="single" w:sz="4" w:space="0" w:color="auto"/>
               <w:right w:val="single" w:sz="4" w:space="0" w:color="auto"/>
             </w:tcBorders>
-            <w:shd w:val="clear" w:color="auto" w:fill="auto"/>
           </w:tcPr>
           <w:p>
             <w:pPr>
@@ -16483,7 +16047,6 @@
               <w:bottom w:val="single" w:sz="4" w:space="0" w:color="auto"/>
               <w:right w:val="single" w:sz="4" w:space="0" w:color="auto"/>
             </w:tcBorders>
-            <w:shd w:val="clear" w:color="auto" w:fill="auto"/>
             <w:vAlign w:val="center"/>
           </w:tcPr>
           <w:p>
@@ -16511,7 +16074,6 @@
               <w:bottom w:val="single" w:sz="4" w:space="0" w:color="auto"/>
               <w:right w:val="single" w:sz="4" w:space="0" w:color="auto"/>
             </w:tcBorders>
-            <w:shd w:val="clear" w:color="auto" w:fill="auto"/>
           </w:tcPr>
           <w:p>
             <w:pPr>
@@ -16543,7 +16105,6 @@
               <w:bottom w:val="single" w:sz="4" w:space="0" w:color="auto"/>
               <w:right w:val="single" w:sz="4" w:space="0" w:color="auto"/>
             </w:tcBorders>
-            <w:shd w:val="clear" w:color="auto" w:fill="auto"/>
           </w:tcPr>
           <w:p>
             <w:pPr>
@@ -16574,7 +16135,6 @@
               <w:bottom w:val="single" w:sz="4" w:space="0" w:color="auto"/>
               <w:right w:val="single" w:sz="4" w:space="0" w:color="auto"/>
             </w:tcBorders>
-            <w:shd w:val="clear" w:color="auto" w:fill="auto"/>
           </w:tcPr>
           <w:p>
             <w:pPr>
@@ -16606,7 +16166,6 @@
               <w:bottom w:val="single" w:sz="4" w:space="0" w:color="auto"/>
               <w:right w:val="single" w:sz="4" w:space="0" w:color="auto"/>
             </w:tcBorders>
-            <w:shd w:val="clear" w:color="auto" w:fill="auto"/>
           </w:tcPr>
           <w:p>
             <w:pPr>
@@ -16629,7 +16188,6 @@
               <w:bottom w:val="single" w:sz="4" w:space="0" w:color="auto"/>
               <w:right w:val="single" w:sz="4" w:space="0" w:color="auto"/>
             </w:tcBorders>
-            <w:shd w:val="clear" w:color="auto" w:fill="auto"/>
           </w:tcPr>
           <w:p>
             <w:pPr>
@@ -16652,7 +16210,6 @@
               <w:bottom w:val="single" w:sz="4" w:space="0" w:color="auto"/>
               <w:right w:val="single" w:sz="4" w:space="0" w:color="auto"/>
             </w:tcBorders>
-            <w:shd w:val="clear" w:color="auto" w:fill="auto"/>
           </w:tcPr>
           <w:p>
             <w:pPr>
@@ -16680,7 +16237,6 @@
               <w:bottom w:val="single" w:sz="4" w:space="0" w:color="auto"/>
               <w:right w:val="single" w:sz="4" w:space="0" w:color="auto"/>
             </w:tcBorders>
-            <w:shd w:val="clear" w:color="auto" w:fill="auto"/>
             <w:vAlign w:val="center"/>
           </w:tcPr>
           <w:p>
@@ -16708,7 +16264,6 @@
               <w:bottom w:val="single" w:sz="4" w:space="0" w:color="auto"/>
               <w:right w:val="single" w:sz="4" w:space="0" w:color="auto"/>
             </w:tcBorders>
-            <w:shd w:val="clear" w:color="auto" w:fill="auto"/>
             <w:vAlign w:val="center"/>
           </w:tcPr>
           <w:p>
@@ -16740,7 +16295,6 @@
               <w:bottom w:val="single" w:sz="4" w:space="0" w:color="auto"/>
               <w:right w:val="single" w:sz="4" w:space="0" w:color="auto"/>
             </w:tcBorders>
-            <w:shd w:val="clear" w:color="auto" w:fill="auto"/>
           </w:tcPr>
           <w:p>
             <w:pPr>
@@ -16771,7 +16325,6 @@
               <w:bottom w:val="single" w:sz="4" w:space="0" w:color="auto"/>
               <w:right w:val="single" w:sz="4" w:space="0" w:color="auto"/>
             </w:tcBorders>
-            <w:shd w:val="clear" w:color="auto" w:fill="auto"/>
           </w:tcPr>
           <w:p>
             <w:pPr>
@@ -16803,7 +16356,6 @@
               <w:bottom w:val="single" w:sz="4" w:space="0" w:color="auto"/>
               <w:right w:val="single" w:sz="4" w:space="0" w:color="auto"/>
             </w:tcBorders>
-            <w:shd w:val="clear" w:color="auto" w:fill="auto"/>
           </w:tcPr>
           <w:p>
             <w:pPr>
@@ -16826,7 +16378,6 @@
               <w:bottom w:val="single" w:sz="4" w:space="0" w:color="auto"/>
               <w:right w:val="single" w:sz="4" w:space="0" w:color="auto"/>
             </w:tcBorders>
-            <w:shd w:val="clear" w:color="auto" w:fill="auto"/>
             <w:vAlign w:val="center"/>
           </w:tcPr>
           <w:p>
@@ -16850,7 +16401,6 @@
               <w:bottom w:val="single" w:sz="4" w:space="0" w:color="auto"/>
               <w:right w:val="single" w:sz="4" w:space="0" w:color="auto"/>
             </w:tcBorders>
-            <w:shd w:val="clear" w:color="auto" w:fill="auto"/>
           </w:tcPr>
           <w:p>
             <w:pPr>
@@ -16878,7 +16428,6 @@
               <w:bottom w:val="single" w:sz="4" w:space="0" w:color="auto"/>
               <w:right w:val="single" w:sz="4" w:space="0" w:color="auto"/>
             </w:tcBorders>
-            <w:shd w:val="clear" w:color="auto" w:fill="auto"/>
             <w:vAlign w:val="center"/>
           </w:tcPr>
           <w:p>
@@ -16906,7 +16455,6 @@
               <w:bottom w:val="single" w:sz="4" w:space="0" w:color="auto"/>
               <w:right w:val="single" w:sz="4" w:space="0" w:color="auto"/>
             </w:tcBorders>
-            <w:shd w:val="clear" w:color="auto" w:fill="auto"/>
           </w:tcPr>
           <w:p>
             <w:pPr>
@@ -16938,7 +16486,6 @@
               <w:bottom w:val="single" w:sz="4" w:space="0" w:color="auto"/>
               <w:right w:val="single" w:sz="4" w:space="0" w:color="auto"/>
             </w:tcBorders>
-            <w:shd w:val="clear" w:color="auto" w:fill="auto"/>
           </w:tcPr>
           <w:p>
             <w:pPr>
@@ -16969,7 +16516,6 @@
               <w:bottom w:val="single" w:sz="4" w:space="0" w:color="auto"/>
               <w:right w:val="single" w:sz="4" w:space="0" w:color="auto"/>
             </w:tcBorders>
-            <w:shd w:val="clear" w:color="auto" w:fill="auto"/>
           </w:tcPr>
           <w:p>
             <w:pPr>
@@ -17001,7 +16547,6 @@
               <w:bottom w:val="single" w:sz="4" w:space="0" w:color="auto"/>
               <w:right w:val="single" w:sz="4" w:space="0" w:color="auto"/>
             </w:tcBorders>
-            <w:shd w:val="clear" w:color="auto" w:fill="auto"/>
           </w:tcPr>
           <w:p>
             <w:pPr>
@@ -17024,7 +16569,6 @@
               <w:bottom w:val="single" w:sz="4" w:space="0" w:color="auto"/>
               <w:right w:val="single" w:sz="4" w:space="0" w:color="auto"/>
             </w:tcBorders>
-            <w:shd w:val="clear" w:color="auto" w:fill="auto"/>
           </w:tcPr>
           <w:p>
             <w:pPr>
@@ -17047,7 +16591,6 @@
               <w:bottom w:val="single" w:sz="4" w:space="0" w:color="auto"/>
               <w:right w:val="single" w:sz="4" w:space="0" w:color="auto"/>
             </w:tcBorders>
-            <w:shd w:val="clear" w:color="auto" w:fill="auto"/>
           </w:tcPr>
           <w:p>
             <w:pPr>
@@ -33069,36 +32612,6 @@
           <w:u w:val="single"/>
         </w:rPr>
       </w:pPr>
-      <w:r>
-        <w:rPr>
-          <w:rFonts w:cstheme="minorHAnsi"/>
-          <w:b/>
-          <w:sz w:val="28"/>
-          <w:szCs w:val="28"/>
-          <w:u w:val="single"/>
-        </w:rPr>
-        <w:t>PACK</w:t>
-      </w:r>
-      <w:r>
-        <w:rPr>
-          <w:rFonts w:cstheme="minorHAnsi"/>
-          <w:b/>
-          <w:sz w:val="28"/>
-          <w:szCs w:val="28"/>
-          <w:u w:val="single"/>
-        </w:rPr>
-        <w:t>AG</w:t>
-      </w:r>
-      <w:r>
-        <w:rPr>
-          <w:rFonts w:cstheme="minorHAnsi"/>
-          <w:b/>
-          <w:sz w:val="28"/>
-          <w:szCs w:val="28"/>
-          <w:u w:val="single"/>
-        </w:rPr>
-        <w:t>ING</w:t>
-      </w:r>
     </w:p>
     <w:p>
       <w:pPr>
@@ -33430,21 +32943,7 @@
               <w:rPr>
                 <w:rFonts w:cstheme="minorHAnsi"/>
               </w:rPr>
-              <w:t xml:space="preserve">Amber </w:t>
-            </w:r>
-            <w:proofErr w:type="spellStart"/>
-            <w:r>
-              <w:rPr>
-                <w:rFonts w:cstheme="minorHAnsi"/>
-              </w:rPr>
-              <w:t>colour</w:t>
-            </w:r>
-            <w:proofErr w:type="spellEnd"/>
-            <w:r>
-              <w:rPr>
-                <w:rFonts w:cstheme="minorHAnsi"/>
-              </w:rPr>
-              <w:t xml:space="preserve"> 10</w:t>
+              <w:t>Amber colour 10</w:t>
             </w:r>
             <w:r>
               <w:rPr>
@@ -35265,7 +34764,6 @@
               <w:bottom w:val="single" w:sz="4" w:space="0" w:color="auto"/>
               <w:right w:val="single" w:sz="4" w:space="0" w:color="auto"/>
             </w:tcBorders>
-            <w:shd w:val="clear" w:color="auto" w:fill="auto"/>
             <w:vAlign w:val="center"/>
           </w:tcPr>
           <w:p>
@@ -35297,7 +34795,6 @@
               <w:bottom w:val="single" w:sz="4" w:space="0" w:color="auto"/>
               <w:right w:val="single" w:sz="4" w:space="0" w:color="auto"/>
             </w:tcBorders>
-            <w:shd w:val="clear" w:color="auto" w:fill="auto"/>
           </w:tcPr>
           <w:p>
             <w:pPr>
@@ -35325,7 +34822,6 @@
               <w:bottom w:val="single" w:sz="4" w:space="0" w:color="auto"/>
               <w:right w:val="single" w:sz="4" w:space="0" w:color="auto"/>
             </w:tcBorders>
-            <w:shd w:val="clear" w:color="auto" w:fill="auto"/>
           </w:tcPr>
           <w:p>
             <w:pPr>
@@ -35353,7 +34849,6 @@
               <w:bottom w:val="single" w:sz="4" w:space="0" w:color="auto"/>
               <w:right w:val="single" w:sz="4" w:space="0" w:color="auto"/>
             </w:tcBorders>
-            <w:shd w:val="clear" w:color="auto" w:fill="auto"/>
           </w:tcPr>
           <w:p>
             <w:pPr>
@@ -38573,7 +38068,6 @@
               <w:bottom w:val="single" w:sz="4" w:space="0" w:color="auto"/>
               <w:right w:val="single" w:sz="4" w:space="0" w:color="auto"/>
             </w:tcBorders>
-            <w:shd w:val="clear" w:color="auto" w:fill="auto"/>
             <w:vAlign w:val="center"/>
           </w:tcPr>
           <w:p>
@@ -38604,7 +38098,6 @@
               <w:bottom w:val="single" w:sz="4" w:space="0" w:color="auto"/>
               <w:right w:val="single" w:sz="4" w:space="0" w:color="auto"/>
             </w:tcBorders>
-            <w:shd w:val="clear" w:color="auto" w:fill="auto"/>
           </w:tcPr>
           <w:p>
             <w:pPr>
@@ -38631,7 +38124,6 @@
               <w:bottom w:val="single" w:sz="4" w:space="0" w:color="auto"/>
               <w:right w:val="single" w:sz="4" w:space="0" w:color="auto"/>
             </w:tcBorders>
-            <w:shd w:val="clear" w:color="auto" w:fill="auto"/>
             <w:vAlign w:val="center"/>
           </w:tcPr>
           <w:p>
@@ -38659,7 +38151,6 @@
               <w:bottom w:val="single" w:sz="4" w:space="0" w:color="auto"/>
               <w:right w:val="single" w:sz="4" w:space="0" w:color="auto"/>
             </w:tcBorders>
-            <w:shd w:val="clear" w:color="auto" w:fill="auto"/>
             <w:vAlign w:val="center"/>
           </w:tcPr>
           <w:p>
@@ -38949,7 +38440,6 @@
               <w:bottom w:val="single" w:sz="4" w:space="0" w:color="auto"/>
               <w:right w:val="single" w:sz="4" w:space="0" w:color="auto"/>
             </w:tcBorders>
-            <w:shd w:val="clear" w:color="auto" w:fill="auto"/>
           </w:tcPr>
           <w:p>
             <w:pPr>
@@ -38975,7 +38465,6 @@
               <w:bottom w:val="single" w:sz="4" w:space="0" w:color="auto"/>
               <w:right w:val="single" w:sz="4" w:space="0" w:color="auto"/>
             </w:tcBorders>
-            <w:shd w:val="clear" w:color="auto" w:fill="auto"/>
           </w:tcPr>
           <w:p>
             <w:pPr>
@@ -39002,7 +38491,6 @@
               <w:bottom w:val="single" w:sz="4" w:space="0" w:color="auto"/>
               <w:right w:val="single" w:sz="4" w:space="0" w:color="auto"/>
             </w:tcBorders>
-            <w:shd w:val="clear" w:color="auto" w:fill="auto"/>
             <w:vAlign w:val="center"/>
           </w:tcPr>
           <w:p>
@@ -39030,7 +38518,6 @@
               <w:bottom w:val="single" w:sz="4" w:space="0" w:color="auto"/>
               <w:right w:val="single" w:sz="4" w:space="0" w:color="auto"/>
             </w:tcBorders>
-            <w:shd w:val="clear" w:color="auto" w:fill="auto"/>
             <w:vAlign w:val="center"/>
           </w:tcPr>
           <w:p>
@@ -39200,7 +38687,6 @@
               <w:bottom w:val="single" w:sz="4" w:space="0" w:color="auto"/>
               <w:right w:val="single" w:sz="4" w:space="0" w:color="auto"/>
             </w:tcBorders>
-            <w:shd w:val="clear" w:color="auto" w:fill="auto"/>
             <w:vAlign w:val="center"/>
           </w:tcPr>
           <w:p>
@@ -39231,7 +38717,6 @@
               <w:bottom w:val="single" w:sz="4" w:space="0" w:color="auto"/>
               <w:right w:val="single" w:sz="4" w:space="0" w:color="auto"/>
             </w:tcBorders>
-            <w:shd w:val="clear" w:color="auto" w:fill="auto"/>
           </w:tcPr>
           <w:p>
             <w:pPr>
@@ -39258,7 +38743,6 @@
               <w:bottom w:val="single" w:sz="4" w:space="0" w:color="auto"/>
               <w:right w:val="single" w:sz="4" w:space="0" w:color="auto"/>
             </w:tcBorders>
-            <w:shd w:val="clear" w:color="auto" w:fill="auto"/>
             <w:vAlign w:val="center"/>
           </w:tcPr>
           <w:p>
@@ -39286,7 +38770,6 @@
               <w:bottom w:val="single" w:sz="4" w:space="0" w:color="auto"/>
               <w:right w:val="single" w:sz="4" w:space="0" w:color="auto"/>
             </w:tcBorders>
-            <w:shd w:val="clear" w:color="auto" w:fill="auto"/>
             <w:vAlign w:val="center"/>
           </w:tcPr>
           <w:p>
@@ -39456,7 +38939,6 @@
               <w:bottom w:val="single" w:sz="4" w:space="0" w:color="auto"/>
               <w:right w:val="single" w:sz="4" w:space="0" w:color="auto"/>
             </w:tcBorders>
-            <w:shd w:val="clear" w:color="auto" w:fill="auto"/>
             <w:vAlign w:val="center"/>
           </w:tcPr>
           <w:p>
@@ -39487,7 +38969,6 @@
               <w:bottom w:val="single" w:sz="4" w:space="0" w:color="auto"/>
               <w:right w:val="single" w:sz="4" w:space="0" w:color="auto"/>
             </w:tcBorders>
-            <w:shd w:val="clear" w:color="auto" w:fill="auto"/>
           </w:tcPr>
           <w:p>
             <w:pPr>
@@ -39514,7 +38995,6 @@
               <w:bottom w:val="single" w:sz="4" w:space="0" w:color="auto"/>
               <w:right w:val="single" w:sz="4" w:space="0" w:color="auto"/>
             </w:tcBorders>
-            <w:shd w:val="clear" w:color="auto" w:fill="auto"/>
             <w:vAlign w:val="center"/>
           </w:tcPr>
           <w:p>
@@ -39542,7 +39022,6 @@
               <w:bottom w:val="single" w:sz="4" w:space="0" w:color="auto"/>
               <w:right w:val="single" w:sz="4" w:space="0" w:color="auto"/>
             </w:tcBorders>
-            <w:shd w:val="clear" w:color="auto" w:fill="auto"/>
             <w:vAlign w:val="center"/>
           </w:tcPr>
           <w:p>
@@ -39712,7 +39191,6 @@
               <w:bottom w:val="single" w:sz="4" w:space="0" w:color="auto"/>
               <w:right w:val="single" w:sz="4" w:space="0" w:color="auto"/>
             </w:tcBorders>
-            <w:shd w:val="clear" w:color="auto" w:fill="auto"/>
             <w:vAlign w:val="center"/>
           </w:tcPr>
           <w:p>
@@ -39743,7 +39221,6 @@
               <w:bottom w:val="single" w:sz="4" w:space="0" w:color="auto"/>
               <w:right w:val="single" w:sz="4" w:space="0" w:color="auto"/>
             </w:tcBorders>
-            <w:shd w:val="clear" w:color="auto" w:fill="auto"/>
           </w:tcPr>
           <w:p>
             <w:pPr>
@@ -39770,7 +39247,6 @@
               <w:bottom w:val="single" w:sz="4" w:space="0" w:color="auto"/>
               <w:right w:val="single" w:sz="4" w:space="0" w:color="auto"/>
             </w:tcBorders>
-            <w:shd w:val="clear" w:color="auto" w:fill="auto"/>
             <w:vAlign w:val="center"/>
           </w:tcPr>
           <w:p>
@@ -39798,7 +39274,6 @@
               <w:bottom w:val="single" w:sz="4" w:space="0" w:color="auto"/>
               <w:right w:val="single" w:sz="4" w:space="0" w:color="auto"/>
             </w:tcBorders>
-            <w:shd w:val="clear" w:color="auto" w:fill="auto"/>
             <w:vAlign w:val="center"/>
           </w:tcPr>
           <w:p>
@@ -50275,7 +49750,6 @@
         <w:tc>
           <w:tcPr>
             <w:tcW w:w="1318" w:type="dxa"/>
-            <w:shd w:val="clear" w:color="auto" w:fill="auto"/>
           </w:tcPr>
           <w:p>
             <w:pPr>
@@ -50290,7 +49764,6 @@
           <w:tcPr>
             <w:tcW w:w="8988" w:type="dxa"/>
             <w:gridSpan w:val="2"/>
-            <w:shd w:val="clear" w:color="auto" w:fill="auto"/>
           </w:tcPr>
           <w:p>
             <w:pPr>
@@ -50310,7 +49783,6 @@
         <w:tc>
           <w:tcPr>
             <w:tcW w:w="1318" w:type="dxa"/>
-            <w:shd w:val="clear" w:color="auto" w:fill="auto"/>
           </w:tcPr>
           <w:p>
             <w:pPr>
@@ -50325,7 +49797,6 @@
           <w:tcPr>
             <w:tcW w:w="8988" w:type="dxa"/>
             <w:gridSpan w:val="2"/>
-            <w:shd w:val="clear" w:color="auto" w:fill="auto"/>
           </w:tcPr>
           <w:p>
             <w:pPr>
@@ -50341,7 +49812,6 @@
         <w:tc>
           <w:tcPr>
             <w:tcW w:w="1318" w:type="dxa"/>
-            <w:shd w:val="clear" w:color="auto" w:fill="auto"/>
           </w:tcPr>
           <w:p>
             <w:pPr>
@@ -50356,7 +49826,6 @@
           <w:tcPr>
             <w:tcW w:w="8988" w:type="dxa"/>
             <w:gridSpan w:val="2"/>
-            <w:shd w:val="clear" w:color="auto" w:fill="auto"/>
           </w:tcPr>
           <w:p>
             <w:pPr>
@@ -50372,7 +49841,6 @@
         <w:tc>
           <w:tcPr>
             <w:tcW w:w="1318" w:type="dxa"/>
-            <w:shd w:val="clear" w:color="auto" w:fill="auto"/>
           </w:tcPr>
           <w:p>
             <w:pPr>
@@ -50387,7 +49855,6 @@
           <w:tcPr>
             <w:tcW w:w="8988" w:type="dxa"/>
             <w:gridSpan w:val="2"/>
-            <w:shd w:val="clear" w:color="auto" w:fill="auto"/>
           </w:tcPr>
           <w:p>
             <w:pPr>
@@ -50403,7 +49870,6 @@
         <w:tc>
           <w:tcPr>
             <w:tcW w:w="1318" w:type="dxa"/>
-            <w:shd w:val="clear" w:color="auto" w:fill="auto"/>
           </w:tcPr>
           <w:p>
             <w:pPr>
@@ -50418,7 +49884,6 @@
           <w:tcPr>
             <w:tcW w:w="8988" w:type="dxa"/>
             <w:gridSpan w:val="2"/>
-            <w:shd w:val="clear" w:color="auto" w:fill="auto"/>
           </w:tcPr>
           <w:p>
             <w:pPr>
@@ -50435,7 +49900,6 @@
           <w:tcPr>
             <w:tcW w:w="4651" w:type="dxa"/>
             <w:gridSpan w:val="2"/>
-            <w:shd w:val="clear" w:color="auto" w:fill="auto"/>
           </w:tcPr>
           <w:p>
             <w:pPr>
@@ -50457,7 +49921,6 @@
         <w:tc>
           <w:tcPr>
             <w:tcW w:w="5654" w:type="dxa"/>
-            <w:shd w:val="clear" w:color="auto" w:fill="auto"/>
           </w:tcPr>
           <w:p>
             <w:pPr>
@@ -59367,7 +58830,7 @@
 </file>
 
 <file path=word/endnotes.xml><?xml version="1.0" encoding="utf-8"?>
-<w:endnotes xmlns:wpc="http://schemas.microsoft.com/office/word/2010/wordprocessingCanvas" xmlns:cx="http://schemas.microsoft.com/office/drawing/2014/chartex" xmlns:cx1="http://schemas.microsoft.com/office/drawing/2015/9/8/chartex" xmlns:cx2="http://schemas.microsoft.com/office/drawing/2015/10/21/chartex" xmlns:cx3="http://schemas.microsoft.com/office/drawing/2016/5/9/chartex" xmlns:cx4="http://schemas.microsoft.com/office/drawing/2016/5/10/chartex" xmlns:cx5="http://schemas.microsoft.com/office/drawing/2016/5/11/chartex" xmlns:cx6="http://schemas.microsoft.com/office/drawing/2016/5/12/chartex" xmlns:cx7="http://schemas.microsoft.com/office/drawing/2016/5/13/chartex" xmlns:cx8="http://schemas.microsoft.com/office/drawing/2016/5/14/chartex" xmlns:mc="http://schemas.openxmlformats.org/markup-compatibility/2006" xmlns:aink="http://schemas.microsoft.com/office/drawing/2016/ink" xmlns:am3d="http://schemas.microsoft.com/office/drawing/2017/model3d" xmlns:o="urn:schemas-microsoft-com:office:office" xmlns:r="http://schemas.openxmlformats.org/officeDocument/2006/relationships" xmlns:m="http://schemas.openxmlformats.org/officeDocument/2006/math" xmlns:v="urn:schemas-microsoft-com:vml" xmlns:wp14="http://schemas.microsoft.com/office/word/2010/wordprocessingDrawing" xmlns:wp="http://schemas.openxmlformats.org/drawingml/2006/wordprocessingDrawing" xmlns:w10="urn:schemas-microsoft-com:office:word" xmlns:w="http://schemas.openxmlformats.org/wordprocessingml/2006/main" xmlns:w14="http://schemas.microsoft.com/office/word/2010/wordml" xmlns:w15="http://schemas.microsoft.com/office/word/2012/wordml" xmlns:w16cex="http://schemas.microsoft.com/office/word/2018/wordml/cex" xmlns:w16cid="http://schemas.microsoft.com/office/word/2016/wordml/cid" xmlns:w16="http://schemas.microsoft.com/office/word/2018/wordml" xmlns:w16sdtdh="http://schemas.microsoft.com/office/word/2020/wordml/sdtdatahash" xmlns:w16se="http://schemas.microsoft.com/office/word/2015/wordml/symex" xmlns:wpg="http://schemas.microsoft.com/office/word/2010/wordprocessingGroup" xmlns:wpi="http://schemas.microsoft.com/office/word/2010/wordprocessingInk" xmlns:wne="http://schemas.microsoft.com/office/word/2006/wordml" xmlns:wps="http://schemas.microsoft.com/office/word/2010/wordprocessingShape" mc:Ignorable="w14 w15 w16se w16cid w16 w16cex w16sdtdh wp14">
+<w:endnotes xmlns:wpc="http://schemas.microsoft.com/office/word/2010/wordprocessingCanvas" xmlns:cx="http://schemas.microsoft.com/office/drawing/2014/chartex" xmlns:cx1="http://schemas.microsoft.com/office/drawing/2015/9/8/chartex" xmlns:cx2="http://schemas.microsoft.com/office/drawing/2015/10/21/chartex" xmlns:cx3="http://schemas.microsoft.com/office/drawing/2016/5/9/chartex" xmlns:cx4="http://schemas.microsoft.com/office/drawing/2016/5/10/chartex" xmlns:cx5="http://schemas.microsoft.com/office/drawing/2016/5/11/chartex" xmlns:cx6="http://schemas.microsoft.com/office/drawing/2016/5/12/chartex" xmlns:cx7="http://schemas.microsoft.com/office/drawing/2016/5/13/chartex" xmlns:cx8="http://schemas.microsoft.com/office/drawing/2016/5/14/chartex" xmlns:mc="http://schemas.openxmlformats.org/markup-compatibility/2006" xmlns:aink="http://schemas.microsoft.com/office/drawing/2016/ink" xmlns:am3d="http://schemas.microsoft.com/office/drawing/2017/model3d" xmlns:o="urn:schemas-microsoft-com:office:office" xmlns:oel="http://schemas.microsoft.com/office/2019/extlst" xmlns:r="http://schemas.openxmlformats.org/officeDocument/2006/relationships" xmlns:m="http://schemas.openxmlformats.org/officeDocument/2006/math" xmlns:v="urn:schemas-microsoft-com:vml" xmlns:wp14="http://schemas.microsoft.com/office/word/2010/wordprocessingDrawing" xmlns:wp="http://schemas.openxmlformats.org/drawingml/2006/wordprocessingDrawing" xmlns:w10="urn:schemas-microsoft-com:office:word" xmlns:w="http://schemas.openxmlformats.org/wordprocessingml/2006/main" xmlns:w14="http://schemas.microsoft.com/office/word/2010/wordml" xmlns:w15="http://schemas.microsoft.com/office/word/2012/wordml" xmlns:w16cex="http://schemas.microsoft.com/office/word/2018/wordml/cex" xmlns:w16cid="http://schemas.microsoft.com/office/word/2016/wordml/cid" xmlns:w16="http://schemas.microsoft.com/office/word/2018/wordml" xmlns:w16du="http://schemas.microsoft.com/office/word/2023/wordml/word16du" xmlns:w16sdtdh="http://schemas.microsoft.com/office/word/2020/wordml/sdtdatahash" xmlns:w16sdtfl="http://schemas.microsoft.com/office/word/2024/wordml/sdtformatlock" xmlns:w16se="http://schemas.microsoft.com/office/word/2015/wordml/symex" xmlns:wpg="http://schemas.microsoft.com/office/word/2010/wordprocessingGroup" xmlns:wpi="http://schemas.microsoft.com/office/word/2010/wordprocessingInk" xmlns:wne="http://schemas.microsoft.com/office/word/2006/wordml" xmlns:wps="http://schemas.microsoft.com/office/word/2010/wordprocessingShape" mc:Ignorable="w14 w15 w16se w16cid w16 w16cex w16sdtdh w16sdtfl w16du wp14">
   <w:endnote w:type="separator" w:id="-1">
     <w:p>
       <w:pPr>
@@ -59392,7 +58855,7 @@
 </file>
 
 <file path=word/footer1.xml><?xml version="1.0" encoding="utf-8"?>
-<w:ftr xmlns:wpc="http://schemas.microsoft.com/office/word/2010/wordprocessingCanvas" xmlns:cx="http://schemas.microsoft.com/office/drawing/2014/chartex" xmlns:cx1="http://schemas.microsoft.com/office/drawing/2015/9/8/chartex" xmlns:cx2="http://schemas.microsoft.com/office/drawing/2015/10/21/chartex" xmlns:cx3="http://schemas.microsoft.com/office/drawing/2016/5/9/chartex" xmlns:cx4="http://schemas.microsoft.com/office/drawing/2016/5/10/chartex" xmlns:cx5="http://schemas.microsoft.com/office/drawing/2016/5/11/chartex" xmlns:cx6="http://schemas.microsoft.com/office/drawing/2016/5/12/chartex" xmlns:cx7="http://schemas.microsoft.com/office/drawing/2016/5/13/chartex" xmlns:cx8="http://schemas.microsoft.com/office/drawing/2016/5/14/chartex" xmlns:mc="http://schemas.openxmlformats.org/markup-compatibility/2006" xmlns:aink="http://schemas.microsoft.com/office/drawing/2016/ink" xmlns:am3d="http://schemas.microsoft.com/office/drawing/2017/model3d" xmlns:o="urn:schemas-microsoft-com:office:office" xmlns:r="http://schemas.openxmlformats.org/officeDocument/2006/relationships" xmlns:m="http://schemas.openxmlformats.org/officeDocument/2006/math" xmlns:v="urn:schemas-microsoft-com:vml" xmlns:wp14="http://schemas.microsoft.com/office/word/2010/wordprocessingDrawing" xmlns:wp="http://schemas.openxmlformats.org/drawingml/2006/wordprocessingDrawing" xmlns:w10="urn:schemas-microsoft-com:office:word" xmlns:w="http://schemas.openxmlformats.org/wordprocessingml/2006/main" xmlns:w14="http://schemas.microsoft.com/office/word/2010/wordml" xmlns:w15="http://schemas.microsoft.com/office/word/2012/wordml" xmlns:w16cex="http://schemas.microsoft.com/office/word/2018/wordml/cex" xmlns:w16cid="http://schemas.microsoft.com/office/word/2016/wordml/cid" xmlns:w16="http://schemas.microsoft.com/office/word/2018/wordml" xmlns:w16sdtdh="http://schemas.microsoft.com/office/word/2020/wordml/sdtdatahash" xmlns:w16se="http://schemas.microsoft.com/office/word/2015/wordml/symex" xmlns:wpg="http://schemas.microsoft.com/office/word/2010/wordprocessingGroup" xmlns:wpi="http://schemas.microsoft.com/office/word/2010/wordprocessingInk" xmlns:wne="http://schemas.microsoft.com/office/word/2006/wordml" xmlns:wps="http://schemas.microsoft.com/office/word/2010/wordprocessingShape" mc:Ignorable="w14 w15 w16se w16cid w16 w16cex w16sdtdh wp14">
+<w:ftr xmlns:wpc="http://schemas.microsoft.com/office/word/2010/wordprocessingCanvas" xmlns:cx="http://schemas.microsoft.com/office/drawing/2014/chartex" xmlns:cx1="http://schemas.microsoft.com/office/drawing/2015/9/8/chartex" xmlns:cx2="http://schemas.microsoft.com/office/drawing/2015/10/21/chartex" xmlns:cx3="http://schemas.microsoft.com/office/drawing/2016/5/9/chartex" xmlns:cx4="http://schemas.microsoft.com/office/drawing/2016/5/10/chartex" xmlns:cx5="http://schemas.microsoft.com/office/drawing/2016/5/11/chartex" xmlns:cx6="http://schemas.microsoft.com/office/drawing/2016/5/12/chartex" xmlns:cx7="http://schemas.microsoft.com/office/drawing/2016/5/13/chartex" xmlns:cx8="http://schemas.microsoft.com/office/drawing/2016/5/14/chartex" xmlns:mc="http://schemas.openxmlformats.org/markup-compatibility/2006" xmlns:aink="http://schemas.microsoft.com/office/drawing/2016/ink" xmlns:am3d="http://schemas.microsoft.com/office/drawing/2017/model3d" xmlns:o="urn:schemas-microsoft-com:office:office" xmlns:oel="http://schemas.microsoft.com/office/2019/extlst" xmlns:r="http://schemas.openxmlformats.org/officeDocument/2006/relationships" xmlns:m="http://schemas.openxmlformats.org/officeDocument/2006/math" xmlns:v="urn:schemas-microsoft-com:vml" xmlns:wp14="http://schemas.microsoft.com/office/word/2010/wordprocessingDrawing" xmlns:wp="http://schemas.openxmlformats.org/drawingml/2006/wordprocessingDrawing" xmlns:w10="urn:schemas-microsoft-com:office:word" xmlns:w="http://schemas.openxmlformats.org/wordprocessingml/2006/main" xmlns:w14="http://schemas.microsoft.com/office/word/2010/wordml" xmlns:w15="http://schemas.microsoft.com/office/word/2012/wordml" xmlns:w16cex="http://schemas.microsoft.com/office/word/2018/wordml/cex" xmlns:w16cid="http://schemas.microsoft.com/office/word/2016/wordml/cid" xmlns:w16="http://schemas.microsoft.com/office/word/2018/wordml" xmlns:w16du="http://schemas.microsoft.com/office/word/2023/wordml/word16du" xmlns:w16sdtdh="http://schemas.microsoft.com/office/word/2020/wordml/sdtdatahash" xmlns:w16sdtfl="http://schemas.microsoft.com/office/word/2024/wordml/sdtformatlock" xmlns:w16se="http://schemas.microsoft.com/office/word/2015/wordml/symex" xmlns:wpg="http://schemas.microsoft.com/office/word/2010/wordprocessingGroup" xmlns:wpi="http://schemas.microsoft.com/office/word/2010/wordprocessingInk" xmlns:wne="http://schemas.microsoft.com/office/word/2006/wordml" xmlns:wps="http://schemas.microsoft.com/office/word/2010/wordprocessingShape" mc:Ignorable="w14 w15 w16se w16cid w16 w16cex w16sdtdh w16sdtfl w16du wp14">
   <w:p>
     <w:pPr>
       <w:pStyle w:val="Footer"/>
@@ -59402,7 +58865,7 @@
 </file>
 
 <file path=word/footer2.xml><?xml version="1.0" encoding="utf-8"?>
-<w:ftr xmlns:wpc="http://schemas.microsoft.com/office/word/2010/wordprocessingCanvas" xmlns:cx="http://schemas.microsoft.com/office/drawing/2014/chartex" xmlns:cx1="http://schemas.microsoft.com/office/drawing/2015/9/8/chartex" xmlns:cx2="http://schemas.microsoft.com/office/drawing/2015/10/21/chartex" xmlns:cx3="http://schemas.microsoft.com/office/drawing/2016/5/9/chartex" xmlns:cx4="http://schemas.microsoft.com/office/drawing/2016/5/10/chartex" xmlns:cx5="http://schemas.microsoft.com/office/drawing/2016/5/11/chartex" xmlns:cx6="http://schemas.microsoft.com/office/drawing/2016/5/12/chartex" xmlns:cx7="http://schemas.microsoft.com/office/drawing/2016/5/13/chartex" xmlns:cx8="http://schemas.microsoft.com/office/drawing/2016/5/14/chartex" xmlns:mc="http://schemas.openxmlformats.org/markup-compatibility/2006" xmlns:aink="http://schemas.microsoft.com/office/drawing/2016/ink" xmlns:am3d="http://schemas.microsoft.com/office/drawing/2017/model3d" xmlns:o="urn:schemas-microsoft-com:office:office" xmlns:r="http://schemas.openxmlformats.org/officeDocument/2006/relationships" xmlns:m="http://schemas.openxmlformats.org/officeDocument/2006/math" xmlns:v="urn:schemas-microsoft-com:vml" xmlns:wp14="http://schemas.microsoft.com/office/word/2010/wordprocessingDrawing" xmlns:wp="http://schemas.openxmlformats.org/drawingml/2006/wordprocessingDrawing" xmlns:w10="urn:schemas-microsoft-com:office:word" xmlns:w="http://schemas.openxmlformats.org/wordprocessingml/2006/main" xmlns:w14="http://schemas.microsoft.com/office/word/2010/wordml" xmlns:w15="http://schemas.microsoft.com/office/word/2012/wordml" xmlns:w16cex="http://schemas.microsoft.com/office/word/2018/wordml/cex" xmlns:w16cid="http://schemas.microsoft.com/office/word/2016/wordml/cid" xmlns:w16="http://schemas.microsoft.com/office/word/2018/wordml" xmlns:w16sdtdh="http://schemas.microsoft.com/office/word/2020/wordml/sdtdatahash" xmlns:w16se="http://schemas.microsoft.com/office/word/2015/wordml/symex" xmlns:wpg="http://schemas.microsoft.com/office/word/2010/wordprocessingGroup" xmlns:wpi="http://schemas.microsoft.com/office/word/2010/wordprocessingInk" xmlns:wne="http://schemas.microsoft.com/office/word/2006/wordml" xmlns:wps="http://schemas.microsoft.com/office/word/2010/wordprocessingShape" mc:Ignorable="w14 w15 w16se w16cid w16 w16cex w16sdtdh wp14">
+<w:ftr xmlns:wpc="http://schemas.microsoft.com/office/word/2010/wordprocessingCanvas" xmlns:cx="http://schemas.microsoft.com/office/drawing/2014/chartex" xmlns:cx1="http://schemas.microsoft.com/office/drawing/2015/9/8/chartex" xmlns:cx2="http://schemas.microsoft.com/office/drawing/2015/10/21/chartex" xmlns:cx3="http://schemas.microsoft.com/office/drawing/2016/5/9/chartex" xmlns:cx4="http://schemas.microsoft.com/office/drawing/2016/5/10/chartex" xmlns:cx5="http://schemas.microsoft.com/office/drawing/2016/5/11/chartex" xmlns:cx6="http://schemas.microsoft.com/office/drawing/2016/5/12/chartex" xmlns:cx7="http://schemas.microsoft.com/office/drawing/2016/5/13/chartex" xmlns:cx8="http://schemas.microsoft.com/office/drawing/2016/5/14/chartex" xmlns:mc="http://schemas.openxmlformats.org/markup-compatibility/2006" xmlns:aink="http://schemas.microsoft.com/office/drawing/2016/ink" xmlns:am3d="http://schemas.microsoft.com/office/drawing/2017/model3d" xmlns:o="urn:schemas-microsoft-com:office:office" xmlns:oel="http://schemas.microsoft.com/office/2019/extlst" xmlns:r="http://schemas.openxmlformats.org/officeDocument/2006/relationships" xmlns:m="http://schemas.openxmlformats.org/officeDocument/2006/math" xmlns:v="urn:schemas-microsoft-com:vml" xmlns:wp14="http://schemas.microsoft.com/office/word/2010/wordprocessingDrawing" xmlns:wp="http://schemas.openxmlformats.org/drawingml/2006/wordprocessingDrawing" xmlns:w10="urn:schemas-microsoft-com:office:word" xmlns:w="http://schemas.openxmlformats.org/wordprocessingml/2006/main" xmlns:w14="http://schemas.microsoft.com/office/word/2010/wordml" xmlns:w15="http://schemas.microsoft.com/office/word/2012/wordml" xmlns:w16cex="http://schemas.microsoft.com/office/word/2018/wordml/cex" xmlns:w16cid="http://schemas.microsoft.com/office/word/2016/wordml/cid" xmlns:w16="http://schemas.microsoft.com/office/word/2018/wordml" xmlns:w16du="http://schemas.microsoft.com/office/word/2023/wordml/word16du" xmlns:w16sdtdh="http://schemas.microsoft.com/office/word/2020/wordml/sdtdatahash" xmlns:w16sdtfl="http://schemas.microsoft.com/office/word/2024/wordml/sdtformatlock" xmlns:w16se="http://schemas.microsoft.com/office/word/2015/wordml/symex" xmlns:wpg="http://schemas.microsoft.com/office/word/2010/wordprocessingGroup" xmlns:wpi="http://schemas.microsoft.com/office/word/2010/wordprocessingInk" xmlns:wne="http://schemas.microsoft.com/office/word/2006/wordml" xmlns:wps="http://schemas.microsoft.com/office/word/2010/wordprocessingShape" mc:Ignorable="w14 w15 w16se w16cid w16 w16cex w16sdtdh w16sdtfl w16du wp14">
   <w:p>
     <w:pPr>
       <w:pStyle w:val="Footer"/>
@@ -59592,7 +59055,7 @@
 </file>
 
 <file path=word/footer3.xml><?xml version="1.0" encoding="utf-8"?>
-<w:ftr xmlns:wpc="http://schemas.microsoft.com/office/word/2010/wordprocessingCanvas" xmlns:cx="http://schemas.microsoft.com/office/drawing/2014/chartex" xmlns:cx1="http://schemas.microsoft.com/office/drawing/2015/9/8/chartex" xmlns:cx2="http://schemas.microsoft.com/office/drawing/2015/10/21/chartex" xmlns:cx3="http://schemas.microsoft.com/office/drawing/2016/5/9/chartex" xmlns:cx4="http://schemas.microsoft.com/office/drawing/2016/5/10/chartex" xmlns:cx5="http://schemas.microsoft.com/office/drawing/2016/5/11/chartex" xmlns:cx6="http://schemas.microsoft.com/office/drawing/2016/5/12/chartex" xmlns:cx7="http://schemas.microsoft.com/office/drawing/2016/5/13/chartex" xmlns:cx8="http://schemas.microsoft.com/office/drawing/2016/5/14/chartex" xmlns:mc="http://schemas.openxmlformats.org/markup-compatibility/2006" xmlns:aink="http://schemas.microsoft.com/office/drawing/2016/ink" xmlns:am3d="http://schemas.microsoft.com/office/drawing/2017/model3d" xmlns:o="urn:schemas-microsoft-com:office:office" xmlns:r="http://schemas.openxmlformats.org/officeDocument/2006/relationships" xmlns:m="http://schemas.openxmlformats.org/officeDocument/2006/math" xmlns:v="urn:schemas-microsoft-com:vml" xmlns:wp14="http://schemas.microsoft.com/office/word/2010/wordprocessingDrawing" xmlns:wp="http://schemas.openxmlformats.org/drawingml/2006/wordprocessingDrawing" xmlns:w10="urn:schemas-microsoft-com:office:word" xmlns:w="http://schemas.openxmlformats.org/wordprocessingml/2006/main" xmlns:w14="http://schemas.microsoft.com/office/word/2010/wordml" xmlns:w15="http://schemas.microsoft.com/office/word/2012/wordml" xmlns:w16cex="http://schemas.microsoft.com/office/word/2018/wordml/cex" xmlns:w16cid="http://schemas.microsoft.com/office/word/2016/wordml/cid" xmlns:w16="http://schemas.microsoft.com/office/word/2018/wordml" xmlns:w16sdtdh="http://schemas.microsoft.com/office/word/2020/wordml/sdtdatahash" xmlns:w16se="http://schemas.microsoft.com/office/word/2015/wordml/symex" xmlns:wpg="http://schemas.microsoft.com/office/word/2010/wordprocessingGroup" xmlns:wpi="http://schemas.microsoft.com/office/word/2010/wordprocessingInk" xmlns:wne="http://schemas.microsoft.com/office/word/2006/wordml" xmlns:wps="http://schemas.microsoft.com/office/word/2010/wordprocessingShape" mc:Ignorable="w14 w15 w16se w16cid w16 w16cex w16sdtdh wp14">
+<w:ftr xmlns:wpc="http://schemas.microsoft.com/office/word/2010/wordprocessingCanvas" xmlns:cx="http://schemas.microsoft.com/office/drawing/2014/chartex" xmlns:cx1="http://schemas.microsoft.com/office/drawing/2015/9/8/chartex" xmlns:cx2="http://schemas.microsoft.com/office/drawing/2015/10/21/chartex" xmlns:cx3="http://schemas.microsoft.com/office/drawing/2016/5/9/chartex" xmlns:cx4="http://schemas.microsoft.com/office/drawing/2016/5/10/chartex" xmlns:cx5="http://schemas.microsoft.com/office/drawing/2016/5/11/chartex" xmlns:cx6="http://schemas.microsoft.com/office/drawing/2016/5/12/chartex" xmlns:cx7="http://schemas.microsoft.com/office/drawing/2016/5/13/chartex" xmlns:cx8="http://schemas.microsoft.com/office/drawing/2016/5/14/chartex" xmlns:mc="http://schemas.openxmlformats.org/markup-compatibility/2006" xmlns:aink="http://schemas.microsoft.com/office/drawing/2016/ink" xmlns:am3d="http://schemas.microsoft.com/office/drawing/2017/model3d" xmlns:o="urn:schemas-microsoft-com:office:office" xmlns:oel="http://schemas.microsoft.com/office/2019/extlst" xmlns:r="http://schemas.openxmlformats.org/officeDocument/2006/relationships" xmlns:m="http://schemas.openxmlformats.org/officeDocument/2006/math" xmlns:v="urn:schemas-microsoft-com:vml" xmlns:wp14="http://schemas.microsoft.com/office/word/2010/wordprocessingDrawing" xmlns:wp="http://schemas.openxmlformats.org/drawingml/2006/wordprocessingDrawing" xmlns:w10="urn:schemas-microsoft-com:office:word" xmlns:w="http://schemas.openxmlformats.org/wordprocessingml/2006/main" xmlns:w14="http://schemas.microsoft.com/office/word/2010/wordml" xmlns:w15="http://schemas.microsoft.com/office/word/2012/wordml" xmlns:w16cex="http://schemas.microsoft.com/office/word/2018/wordml/cex" xmlns:w16cid="http://schemas.microsoft.com/office/word/2016/wordml/cid" xmlns:w16="http://schemas.microsoft.com/office/word/2018/wordml" xmlns:w16du="http://schemas.microsoft.com/office/word/2023/wordml/word16du" xmlns:w16sdtdh="http://schemas.microsoft.com/office/word/2020/wordml/sdtdatahash" xmlns:w16sdtfl="http://schemas.microsoft.com/office/word/2024/wordml/sdtformatlock" xmlns:w16se="http://schemas.microsoft.com/office/word/2015/wordml/symex" xmlns:wpg="http://schemas.microsoft.com/office/word/2010/wordprocessingGroup" xmlns:wpi="http://schemas.microsoft.com/office/word/2010/wordprocessingInk" xmlns:wne="http://schemas.microsoft.com/office/word/2006/wordml" xmlns:wps="http://schemas.microsoft.com/office/word/2010/wordprocessingShape" mc:Ignorable="w14 w15 w16se w16cid w16 w16cex w16sdtdh w16sdtfl w16du wp14">
   <w:p>
     <w:pPr>
       <w:pStyle w:val="Footer"/>
@@ -59602,7 +59065,7 @@
 </file>
 
 <file path=word/footer4.xml><?xml version="1.0" encoding="utf-8"?>
-<w:ftr xmlns:wpc="http://schemas.microsoft.com/office/word/2010/wordprocessingCanvas" xmlns:cx="http://schemas.microsoft.com/office/drawing/2014/chartex" xmlns:cx1="http://schemas.microsoft.com/office/drawing/2015/9/8/chartex" xmlns:cx2="http://schemas.microsoft.com/office/drawing/2015/10/21/chartex" xmlns:cx3="http://schemas.microsoft.com/office/drawing/2016/5/9/chartex" xmlns:cx4="http://schemas.microsoft.com/office/drawing/2016/5/10/chartex" xmlns:cx5="http://schemas.microsoft.com/office/drawing/2016/5/11/chartex" xmlns:cx6="http://schemas.microsoft.com/office/drawing/2016/5/12/chartex" xmlns:cx7="http://schemas.microsoft.com/office/drawing/2016/5/13/chartex" xmlns:cx8="http://schemas.microsoft.com/office/drawing/2016/5/14/chartex" xmlns:mc="http://schemas.openxmlformats.org/markup-compatibility/2006" xmlns:aink="http://schemas.microsoft.com/office/drawing/2016/ink" xmlns:am3d="http://schemas.microsoft.com/office/drawing/2017/model3d" xmlns:o="urn:schemas-microsoft-com:office:office" xmlns:r="http://schemas.openxmlformats.org/officeDocument/2006/relationships" xmlns:m="http://schemas.openxmlformats.org/officeDocument/2006/math" xmlns:v="urn:schemas-microsoft-com:vml" xmlns:wp14="http://schemas.microsoft.com/office/word/2010/wordprocessingDrawing" xmlns:wp="http://schemas.openxmlformats.org/drawingml/2006/wordprocessingDrawing" xmlns:w10="urn:schemas-microsoft-com:office:word" xmlns:w="http://schemas.openxmlformats.org/wordprocessingml/2006/main" xmlns:w14="http://schemas.microsoft.com/office/word/2010/wordml" xmlns:w15="http://schemas.microsoft.com/office/word/2012/wordml" xmlns:w16cex="http://schemas.microsoft.com/office/word/2018/wordml/cex" xmlns:w16cid="http://schemas.microsoft.com/office/word/2016/wordml/cid" xmlns:w16="http://schemas.microsoft.com/office/word/2018/wordml" xmlns:w16sdtdh="http://schemas.microsoft.com/office/word/2020/wordml/sdtdatahash" xmlns:w16se="http://schemas.microsoft.com/office/word/2015/wordml/symex" xmlns:wpg="http://schemas.microsoft.com/office/word/2010/wordprocessingGroup" xmlns:wpi="http://schemas.microsoft.com/office/word/2010/wordprocessingInk" xmlns:wne="http://schemas.microsoft.com/office/word/2006/wordml" xmlns:wps="http://schemas.microsoft.com/office/word/2010/wordprocessingShape" mc:Ignorable="w14 w15 w16se w16cid w16 w16cex w16sdtdh wp14">
+<w:ftr xmlns:wpc="http://schemas.microsoft.com/office/word/2010/wordprocessingCanvas" xmlns:cx="http://schemas.microsoft.com/office/drawing/2014/chartex" xmlns:cx1="http://schemas.microsoft.com/office/drawing/2015/9/8/chartex" xmlns:cx2="http://schemas.microsoft.com/office/drawing/2015/10/21/chartex" xmlns:cx3="http://schemas.microsoft.com/office/drawing/2016/5/9/chartex" xmlns:cx4="http://schemas.microsoft.com/office/drawing/2016/5/10/chartex" xmlns:cx5="http://schemas.microsoft.com/office/drawing/2016/5/11/chartex" xmlns:cx6="http://schemas.microsoft.com/office/drawing/2016/5/12/chartex" xmlns:cx7="http://schemas.microsoft.com/office/drawing/2016/5/13/chartex" xmlns:cx8="http://schemas.microsoft.com/office/drawing/2016/5/14/chartex" xmlns:mc="http://schemas.openxmlformats.org/markup-compatibility/2006" xmlns:aink="http://schemas.microsoft.com/office/drawing/2016/ink" xmlns:am3d="http://schemas.microsoft.com/office/drawing/2017/model3d" xmlns:o="urn:schemas-microsoft-com:office:office" xmlns:oel="http://schemas.microsoft.com/office/2019/extlst" xmlns:r="http://schemas.openxmlformats.org/officeDocument/2006/relationships" xmlns:m="http://schemas.openxmlformats.org/officeDocument/2006/math" xmlns:v="urn:schemas-microsoft-com:vml" xmlns:wp14="http://schemas.microsoft.com/office/word/2010/wordprocessingDrawing" xmlns:wp="http://schemas.openxmlformats.org/drawingml/2006/wordprocessingDrawing" xmlns:w10="urn:schemas-microsoft-com:office:word" xmlns:w="http://schemas.openxmlformats.org/wordprocessingml/2006/main" xmlns:w14="http://schemas.microsoft.com/office/word/2010/wordml" xmlns:w15="http://schemas.microsoft.com/office/word/2012/wordml" xmlns:w16cex="http://schemas.microsoft.com/office/word/2018/wordml/cex" xmlns:w16cid="http://schemas.microsoft.com/office/word/2016/wordml/cid" xmlns:w16="http://schemas.microsoft.com/office/word/2018/wordml" xmlns:w16du="http://schemas.microsoft.com/office/word/2023/wordml/word16du" xmlns:w16sdtdh="http://schemas.microsoft.com/office/word/2020/wordml/sdtdatahash" xmlns:w16sdtfl="http://schemas.microsoft.com/office/word/2024/wordml/sdtformatlock" xmlns:w16se="http://schemas.microsoft.com/office/word/2015/wordml/symex" xmlns:wpg="http://schemas.microsoft.com/office/word/2010/wordprocessingGroup" xmlns:wpi="http://schemas.microsoft.com/office/word/2010/wordprocessingInk" xmlns:wne="http://schemas.microsoft.com/office/word/2006/wordml" xmlns:wps="http://schemas.microsoft.com/office/word/2010/wordprocessingShape" mc:Ignorable="w14 w15 w16se w16cid w16 w16cex w16sdtdh w16sdtfl w16du wp14">
   <w:p>
     <w:pPr>
       <w:pStyle w:val="Footer"/>
@@ -59792,7 +59255,7 @@
 </file>
 
 <file path=word/footnotes.xml><?xml version="1.0" encoding="utf-8"?>
-<w:footnotes xmlns:wpc="http://schemas.microsoft.com/office/word/2010/wordprocessingCanvas" xmlns:cx="http://schemas.microsoft.com/office/drawing/2014/chartex" xmlns:cx1="http://schemas.microsoft.com/office/drawing/2015/9/8/chartex" xmlns:cx2="http://schemas.microsoft.com/office/drawing/2015/10/21/chartex" xmlns:cx3="http://schemas.microsoft.com/office/drawing/2016/5/9/chartex" xmlns:cx4="http://schemas.microsoft.com/office/drawing/2016/5/10/chartex" xmlns:cx5="http://schemas.microsoft.com/office/drawing/2016/5/11/chartex" xmlns:cx6="http://schemas.microsoft.com/office/drawing/2016/5/12/chartex" xmlns:cx7="http://schemas.microsoft.com/office/drawing/2016/5/13/chartex" xmlns:cx8="http://schemas.microsoft.com/office/drawing/2016/5/14/chartex" xmlns:mc="http://schemas.openxmlformats.org/markup-compatibility/2006" xmlns:aink="http://schemas.microsoft.com/office/drawing/2016/ink" xmlns:am3d="http://schemas.microsoft.com/office/drawing/2017/model3d" xmlns:o="urn:schemas-microsoft-com:office:office" xmlns:r="http://schemas.openxmlformats.org/officeDocument/2006/relationships" xmlns:m="http://schemas.openxmlformats.org/officeDocument/2006/math" xmlns:v="urn:schemas-microsoft-com:vml" xmlns:wp14="http://schemas.microsoft.com/office/word/2010/wordprocessingDrawing" xmlns:wp="http://schemas.openxmlformats.org/drawingml/2006/wordprocessingDrawing" xmlns:w10="urn:schemas-microsoft-com:office:word" xmlns:w="http://schemas.openxmlformats.org/wordprocessingml/2006/main" xmlns:w14="http://schemas.microsoft.com/office/word/2010/wordml" xmlns:w15="http://schemas.microsoft.com/office/word/2012/wordml" xmlns:w16cex="http://schemas.microsoft.com/office/word/2018/wordml/cex" xmlns:w16cid="http://schemas.microsoft.com/office/word/2016/wordml/cid" xmlns:w16="http://schemas.microsoft.com/office/word/2018/wordml" xmlns:w16sdtdh="http://schemas.microsoft.com/office/word/2020/wordml/sdtdatahash" xmlns:w16se="http://schemas.microsoft.com/office/word/2015/wordml/symex" xmlns:wpg="http://schemas.microsoft.com/office/word/2010/wordprocessingGroup" xmlns:wpi="http://schemas.microsoft.com/office/word/2010/wordprocessingInk" xmlns:wne="http://schemas.microsoft.com/office/word/2006/wordml" xmlns:wps="http://schemas.microsoft.com/office/word/2010/wordprocessingShape" mc:Ignorable="w14 w15 w16se w16cid w16 w16cex w16sdtdh wp14">
+<w:footnotes xmlns:wpc="http://schemas.microsoft.com/office/word/2010/wordprocessingCanvas" xmlns:cx="http://schemas.microsoft.com/office/drawing/2014/chartex" xmlns:cx1="http://schemas.microsoft.com/office/drawing/2015/9/8/chartex" xmlns:cx2="http://schemas.microsoft.com/office/drawing/2015/10/21/chartex" xmlns:cx3="http://schemas.microsoft.com/office/drawing/2016/5/9/chartex" xmlns:cx4="http://schemas.microsoft.com/office/drawing/2016/5/10/chartex" xmlns:cx5="http://schemas.microsoft.com/office/drawing/2016/5/11/chartex" xmlns:cx6="http://schemas.microsoft.com/office/drawing/2016/5/12/chartex" xmlns:cx7="http://schemas.microsoft.com/office/drawing/2016/5/13/chartex" xmlns:cx8="http://schemas.microsoft.com/office/drawing/2016/5/14/chartex" xmlns:mc="http://schemas.openxmlformats.org/markup-compatibility/2006" xmlns:aink="http://schemas.microsoft.com/office/drawing/2016/ink" xmlns:am3d="http://schemas.microsoft.com/office/drawing/2017/model3d" xmlns:o="urn:schemas-microsoft-com:office:office" xmlns:oel="http://schemas.microsoft.com/office/2019/extlst" xmlns:r="http://schemas.openxmlformats.org/officeDocument/2006/relationships" xmlns:m="http://schemas.openxmlformats.org/officeDocument/2006/math" xmlns:v="urn:schemas-microsoft-com:vml" xmlns:wp14="http://schemas.microsoft.com/office/word/2010/wordprocessingDrawing" xmlns:wp="http://schemas.openxmlformats.org/drawingml/2006/wordprocessingDrawing" xmlns:w10="urn:schemas-microsoft-com:office:word" xmlns:w="http://schemas.openxmlformats.org/wordprocessingml/2006/main" xmlns:w14="http://schemas.microsoft.com/office/word/2010/wordml" xmlns:w15="http://schemas.microsoft.com/office/word/2012/wordml" xmlns:w16cex="http://schemas.microsoft.com/office/word/2018/wordml/cex" xmlns:w16cid="http://schemas.microsoft.com/office/word/2016/wordml/cid" xmlns:w16="http://schemas.microsoft.com/office/word/2018/wordml" xmlns:w16du="http://schemas.microsoft.com/office/word/2023/wordml/word16du" xmlns:w16sdtdh="http://schemas.microsoft.com/office/word/2020/wordml/sdtdatahash" xmlns:w16sdtfl="http://schemas.microsoft.com/office/word/2024/wordml/sdtformatlock" xmlns:w16se="http://schemas.microsoft.com/office/word/2015/wordml/symex" xmlns:wpg="http://schemas.microsoft.com/office/word/2010/wordprocessingGroup" xmlns:wpi="http://schemas.microsoft.com/office/word/2010/wordprocessingInk" xmlns:wne="http://schemas.microsoft.com/office/word/2006/wordml" xmlns:wps="http://schemas.microsoft.com/office/word/2010/wordprocessingShape" mc:Ignorable="w14 w15 w16se w16cid w16 w16cex w16sdtdh w16sdtfl w16du wp14">
   <w:footnote w:type="separator" w:id="-1">
     <w:p>
       <w:pPr>
@@ -59817,7 +59280,7 @@
 </file>
 
 <file path=word/header1.xml><?xml version="1.0" encoding="utf-8"?>
-<w:hdr xmlns:wpc="http://schemas.microsoft.com/office/word/2010/wordprocessingCanvas" xmlns:cx="http://schemas.microsoft.com/office/drawing/2014/chartex" xmlns:cx1="http://schemas.microsoft.com/office/drawing/2015/9/8/chartex" xmlns:cx2="http://schemas.microsoft.com/office/drawing/2015/10/21/chartex" xmlns:cx3="http://schemas.microsoft.com/office/drawing/2016/5/9/chartex" xmlns:cx4="http://schemas.microsoft.com/office/drawing/2016/5/10/chartex" xmlns:cx5="http://schemas.microsoft.com/office/drawing/2016/5/11/chartex" xmlns:cx6="http://schemas.microsoft.com/office/drawing/2016/5/12/chartex" xmlns:cx7="http://schemas.microsoft.com/office/drawing/2016/5/13/chartex" xmlns:cx8="http://schemas.microsoft.com/office/drawing/2016/5/14/chartex" xmlns:mc="http://schemas.openxmlformats.org/markup-compatibility/2006" xmlns:aink="http://schemas.microsoft.com/office/drawing/2016/ink" xmlns:am3d="http://schemas.microsoft.com/office/drawing/2017/model3d" xmlns:o="urn:schemas-microsoft-com:office:office" xmlns:r="http://schemas.openxmlformats.org/officeDocument/2006/relationships" xmlns:m="http://schemas.openxmlformats.org/officeDocument/2006/math" xmlns:v="urn:schemas-microsoft-com:vml" xmlns:wp14="http://schemas.microsoft.com/office/word/2010/wordprocessingDrawing" xmlns:wp="http://schemas.openxmlformats.org/drawingml/2006/wordprocessingDrawing" xmlns:w10="urn:schemas-microsoft-com:office:word" xmlns:w="http://schemas.openxmlformats.org/wordprocessingml/2006/main" xmlns:w14="http://schemas.microsoft.com/office/word/2010/wordml" xmlns:w15="http://schemas.microsoft.com/office/word/2012/wordml" xmlns:w16cex="http://schemas.microsoft.com/office/word/2018/wordml/cex" xmlns:w16cid="http://schemas.microsoft.com/office/word/2016/wordml/cid" xmlns:w16="http://schemas.microsoft.com/office/word/2018/wordml" xmlns:w16sdtdh="http://schemas.microsoft.com/office/word/2020/wordml/sdtdatahash" xmlns:w16se="http://schemas.microsoft.com/office/word/2015/wordml/symex" xmlns:wpg="http://schemas.microsoft.com/office/word/2010/wordprocessingGroup" xmlns:wpi="http://schemas.microsoft.com/office/word/2010/wordprocessingInk" xmlns:wne="http://schemas.microsoft.com/office/word/2006/wordml" xmlns:wps="http://schemas.microsoft.com/office/word/2010/wordprocessingShape" mc:Ignorable="w14 w15 w16se w16cid w16 w16cex w16sdtdh wp14">
+<w:hdr xmlns:wpc="http://schemas.microsoft.com/office/word/2010/wordprocessingCanvas" xmlns:cx="http://schemas.microsoft.com/office/drawing/2014/chartex" xmlns:cx1="http://schemas.microsoft.com/office/drawing/2015/9/8/chartex" xmlns:cx2="http://schemas.microsoft.com/office/drawing/2015/10/21/chartex" xmlns:cx3="http://schemas.microsoft.com/office/drawing/2016/5/9/chartex" xmlns:cx4="http://schemas.microsoft.com/office/drawing/2016/5/10/chartex" xmlns:cx5="http://schemas.microsoft.com/office/drawing/2016/5/11/chartex" xmlns:cx6="http://schemas.microsoft.com/office/drawing/2016/5/12/chartex" xmlns:cx7="http://schemas.microsoft.com/office/drawing/2016/5/13/chartex" xmlns:cx8="http://schemas.microsoft.com/office/drawing/2016/5/14/chartex" xmlns:mc="http://schemas.openxmlformats.org/markup-compatibility/2006" xmlns:aink="http://schemas.microsoft.com/office/drawing/2016/ink" xmlns:am3d="http://schemas.microsoft.com/office/drawing/2017/model3d" xmlns:o="urn:schemas-microsoft-com:office:office" xmlns:oel="http://schemas.microsoft.com/office/2019/extlst" xmlns:r="http://schemas.openxmlformats.org/officeDocument/2006/relationships" xmlns:m="http://schemas.openxmlformats.org/officeDocument/2006/math" xmlns:v="urn:schemas-microsoft-com:vml" xmlns:wp14="http://schemas.microsoft.com/office/word/2010/wordprocessingDrawing" xmlns:wp="http://schemas.openxmlformats.org/drawingml/2006/wordprocessingDrawing" xmlns:w10="urn:schemas-microsoft-com:office:word" xmlns:w="http://schemas.openxmlformats.org/wordprocessingml/2006/main" xmlns:w14="http://schemas.microsoft.com/office/word/2010/wordml" xmlns:w15="http://schemas.microsoft.com/office/word/2012/wordml" xmlns:w16cex="http://schemas.microsoft.com/office/word/2018/wordml/cex" xmlns:w16cid="http://schemas.microsoft.com/office/word/2016/wordml/cid" xmlns:w16="http://schemas.microsoft.com/office/word/2018/wordml" xmlns:w16du="http://schemas.microsoft.com/office/word/2023/wordml/word16du" xmlns:w16sdtdh="http://schemas.microsoft.com/office/word/2020/wordml/sdtdatahash" xmlns:w16sdtfl="http://schemas.microsoft.com/office/word/2024/wordml/sdtformatlock" xmlns:w16se="http://schemas.microsoft.com/office/word/2015/wordml/symex" xmlns:wpg="http://schemas.microsoft.com/office/word/2010/wordprocessingGroup" xmlns:wpi="http://schemas.microsoft.com/office/word/2010/wordprocessingInk" xmlns:wne="http://schemas.microsoft.com/office/word/2006/wordml" xmlns:wps="http://schemas.microsoft.com/office/word/2010/wordprocessingShape" mc:Ignorable="w14 w15 w16se w16cid w16 w16cex w16sdtdh w16sdtfl w16du wp14">
   <w:p>
     <w:pPr>
       <w:pStyle w:val="Header"/>
@@ -59827,7 +59290,7 @@
 </file>
 
 <file path=word/header2.xml><?xml version="1.0" encoding="utf-8"?>
-<w:hdr xmlns:wpc="http://schemas.microsoft.com/office/word/2010/wordprocessingCanvas" xmlns:cx="http://schemas.microsoft.com/office/drawing/2014/chartex" xmlns:cx1="http://schemas.microsoft.com/office/drawing/2015/9/8/chartex" xmlns:cx2="http://schemas.microsoft.com/office/drawing/2015/10/21/chartex" xmlns:cx3="http://schemas.microsoft.com/office/drawing/2016/5/9/chartex" xmlns:cx4="http://schemas.microsoft.com/office/drawing/2016/5/10/chartex" xmlns:cx5="http://schemas.microsoft.com/office/drawing/2016/5/11/chartex" xmlns:cx6="http://schemas.microsoft.com/office/drawing/2016/5/12/chartex" xmlns:cx7="http://schemas.microsoft.com/office/drawing/2016/5/13/chartex" xmlns:cx8="http://schemas.microsoft.com/office/drawing/2016/5/14/chartex" xmlns:mc="http://schemas.openxmlformats.org/markup-compatibility/2006" xmlns:aink="http://schemas.microsoft.com/office/drawing/2016/ink" xmlns:am3d="http://schemas.microsoft.com/office/drawing/2017/model3d" xmlns:o="urn:schemas-microsoft-com:office:office" xmlns:r="http://schemas.openxmlformats.org/officeDocument/2006/relationships" xmlns:m="http://schemas.openxmlformats.org/officeDocument/2006/math" xmlns:v="urn:schemas-microsoft-com:vml" xmlns:wp14="http://schemas.microsoft.com/office/word/2010/wordprocessingDrawing" xmlns:wp="http://schemas.openxmlformats.org/drawingml/2006/wordprocessingDrawing" xmlns:w10="urn:schemas-microsoft-com:office:word" xmlns:w="http://schemas.openxmlformats.org/wordprocessingml/2006/main" xmlns:w14="http://schemas.microsoft.com/office/word/2010/wordml" xmlns:w15="http://schemas.microsoft.com/office/word/2012/wordml" xmlns:w16cex="http://schemas.microsoft.com/office/word/2018/wordml/cex" xmlns:w16cid="http://schemas.microsoft.com/office/word/2016/wordml/cid" xmlns:w16="http://schemas.microsoft.com/office/word/2018/wordml" xmlns:w16sdtdh="http://schemas.microsoft.com/office/word/2020/wordml/sdtdatahash" xmlns:w16se="http://schemas.microsoft.com/office/word/2015/wordml/symex" xmlns:wpg="http://schemas.microsoft.com/office/word/2010/wordprocessingGroup" xmlns:wpi="http://schemas.microsoft.com/office/word/2010/wordprocessingInk" xmlns:wne="http://schemas.microsoft.com/office/word/2006/wordml" xmlns:wps="http://schemas.microsoft.com/office/word/2010/wordprocessingShape" mc:Ignorable="w14 w15 w16se w16cid w16 w16cex w16sdtdh wp14">
+<w:hdr xmlns:wpc="http://schemas.microsoft.com/office/word/2010/wordprocessingCanvas" xmlns:cx="http://schemas.microsoft.com/office/drawing/2014/chartex" xmlns:cx1="http://schemas.microsoft.com/office/drawing/2015/9/8/chartex" xmlns:cx2="http://schemas.microsoft.com/office/drawing/2015/10/21/chartex" xmlns:cx3="http://schemas.microsoft.com/office/drawing/2016/5/9/chartex" xmlns:cx4="http://schemas.microsoft.com/office/drawing/2016/5/10/chartex" xmlns:cx5="http://schemas.microsoft.com/office/drawing/2016/5/11/chartex" xmlns:cx6="http://schemas.microsoft.com/office/drawing/2016/5/12/chartex" xmlns:cx7="http://schemas.microsoft.com/office/drawing/2016/5/13/chartex" xmlns:cx8="http://schemas.microsoft.com/office/drawing/2016/5/14/chartex" xmlns:mc="http://schemas.openxmlformats.org/markup-compatibility/2006" xmlns:aink="http://schemas.microsoft.com/office/drawing/2016/ink" xmlns:am3d="http://schemas.microsoft.com/office/drawing/2017/model3d" xmlns:o="urn:schemas-microsoft-com:office:office" xmlns:oel="http://schemas.microsoft.com/office/2019/extlst" xmlns:r="http://schemas.openxmlformats.org/officeDocument/2006/relationships" xmlns:m="http://schemas.openxmlformats.org/officeDocument/2006/math" xmlns:v="urn:schemas-microsoft-com:vml" xmlns:wp14="http://schemas.microsoft.com/office/word/2010/wordprocessingDrawing" xmlns:wp="http://schemas.openxmlformats.org/drawingml/2006/wordprocessingDrawing" xmlns:w10="urn:schemas-microsoft-com:office:word" xmlns:w="http://schemas.openxmlformats.org/wordprocessingml/2006/main" xmlns:w14="http://schemas.microsoft.com/office/word/2010/wordml" xmlns:w15="http://schemas.microsoft.com/office/word/2012/wordml" xmlns:w16cex="http://schemas.microsoft.com/office/word/2018/wordml/cex" xmlns:w16cid="http://schemas.microsoft.com/office/word/2016/wordml/cid" xmlns:w16="http://schemas.microsoft.com/office/word/2018/wordml" xmlns:w16du="http://schemas.microsoft.com/office/word/2023/wordml/word16du" xmlns:w16sdtdh="http://schemas.microsoft.com/office/word/2020/wordml/sdtdatahash" xmlns:w16sdtfl="http://schemas.microsoft.com/office/word/2024/wordml/sdtformatlock" xmlns:w16se="http://schemas.microsoft.com/office/word/2015/wordml/symex" xmlns:wpg="http://schemas.microsoft.com/office/word/2010/wordprocessingGroup" xmlns:wpi="http://schemas.microsoft.com/office/word/2010/wordprocessingInk" xmlns:wne="http://schemas.microsoft.com/office/word/2006/wordml" xmlns:wps="http://schemas.microsoft.com/office/word/2010/wordprocessingShape" mc:Ignorable="w14 w15 w16se w16cid w16 w16cex w16sdtdh w16sdtfl w16du wp14">
   <w:tbl>
     <w:tblPr>
       <w:tblW w:w="9858" w:type="dxa"/>
@@ -60154,23 +59617,7 @@
               <w:rFonts w:ascii="Times New Roman" w:hAnsi="Times New Roman" w:cs="Times New Roman"/>
               <w:i/>
             </w:rPr>
-            <w:t xml:space="preserve"> Road, Ind. Estate, Ilorin, </w:t>
-          </w:r>
-          <w:proofErr w:type="spellStart"/>
-          <w:r>
-            <w:rPr>
-              <w:rFonts w:ascii="Times New Roman" w:hAnsi="Times New Roman" w:cs="Times New Roman"/>
-              <w:i/>
-            </w:rPr>
-            <w:t>Kwara</w:t>
-          </w:r>
-          <w:proofErr w:type="spellEnd"/>
-          <w:r>
-            <w:rPr>
-              <w:rFonts w:ascii="Times New Roman" w:hAnsi="Times New Roman" w:cs="Times New Roman"/>
-              <w:i/>
-            </w:rPr>
-            <w:t xml:space="preserve"> State</w:t>
+            <w:t xml:space="preserve"> Road, Ind. Estate, Ilorin, Kwara State</w:t>
           </w:r>
         </w:p>
         <w:p>
@@ -60592,7 +60039,7 @@
 </file>
 
 <file path=word/header3.xml><?xml version="1.0" encoding="utf-8"?>
-<w:hdr xmlns:wpc="http://schemas.microsoft.com/office/word/2010/wordprocessingCanvas" xmlns:cx="http://schemas.microsoft.com/office/drawing/2014/chartex" xmlns:cx1="http://schemas.microsoft.com/office/drawing/2015/9/8/chartex" xmlns:cx2="http://schemas.microsoft.com/office/drawing/2015/10/21/chartex" xmlns:cx3="http://schemas.microsoft.com/office/drawing/2016/5/9/chartex" xmlns:cx4="http://schemas.microsoft.com/office/drawing/2016/5/10/chartex" xmlns:cx5="http://schemas.microsoft.com/office/drawing/2016/5/11/chartex" xmlns:cx6="http://schemas.microsoft.com/office/drawing/2016/5/12/chartex" xmlns:cx7="http://schemas.microsoft.com/office/drawing/2016/5/13/chartex" xmlns:cx8="http://schemas.microsoft.com/office/drawing/2016/5/14/chartex" xmlns:mc="http://schemas.openxmlformats.org/markup-compatibility/2006" xmlns:aink="http://schemas.microsoft.com/office/drawing/2016/ink" xmlns:am3d="http://schemas.microsoft.com/office/drawing/2017/model3d" xmlns:o="urn:schemas-microsoft-com:office:office" xmlns:r="http://schemas.openxmlformats.org/officeDocument/2006/relationships" xmlns:m="http://schemas.openxmlformats.org/officeDocument/2006/math" xmlns:v="urn:schemas-microsoft-com:vml" xmlns:wp14="http://schemas.microsoft.com/office/word/2010/wordprocessingDrawing" xmlns:wp="http://schemas.openxmlformats.org/drawingml/2006/wordprocessingDrawing" xmlns:w10="urn:schemas-microsoft-com:office:word" xmlns:w="http://schemas.openxmlformats.org/wordprocessingml/2006/main" xmlns:w14="http://schemas.microsoft.com/office/word/2010/wordml" xmlns:w15="http://schemas.microsoft.com/office/word/2012/wordml" xmlns:w16cex="http://schemas.microsoft.com/office/word/2018/wordml/cex" xmlns:w16cid="http://schemas.microsoft.com/office/word/2016/wordml/cid" xmlns:w16="http://schemas.microsoft.com/office/word/2018/wordml" xmlns:w16sdtdh="http://schemas.microsoft.com/office/word/2020/wordml/sdtdatahash" xmlns:w16se="http://schemas.microsoft.com/office/word/2015/wordml/symex" xmlns:wpg="http://schemas.microsoft.com/office/word/2010/wordprocessingGroup" xmlns:wpi="http://schemas.microsoft.com/office/word/2010/wordprocessingInk" xmlns:wne="http://schemas.microsoft.com/office/word/2006/wordml" xmlns:wps="http://schemas.microsoft.com/office/word/2010/wordprocessingShape" mc:Ignorable="w14 w15 w16se w16cid w16 w16cex w16sdtdh wp14">
+<w:hdr xmlns:wpc="http://schemas.microsoft.com/office/word/2010/wordprocessingCanvas" xmlns:cx="http://schemas.microsoft.com/office/drawing/2014/chartex" xmlns:cx1="http://schemas.microsoft.com/office/drawing/2015/9/8/chartex" xmlns:cx2="http://schemas.microsoft.com/office/drawing/2015/10/21/chartex" xmlns:cx3="http://schemas.microsoft.com/office/drawing/2016/5/9/chartex" xmlns:cx4="http://schemas.microsoft.com/office/drawing/2016/5/10/chartex" xmlns:cx5="http://schemas.microsoft.com/office/drawing/2016/5/11/chartex" xmlns:cx6="http://schemas.microsoft.com/office/drawing/2016/5/12/chartex" xmlns:cx7="http://schemas.microsoft.com/office/drawing/2016/5/13/chartex" xmlns:cx8="http://schemas.microsoft.com/office/drawing/2016/5/14/chartex" xmlns:mc="http://schemas.openxmlformats.org/markup-compatibility/2006" xmlns:aink="http://schemas.microsoft.com/office/drawing/2016/ink" xmlns:am3d="http://schemas.microsoft.com/office/drawing/2017/model3d" xmlns:o="urn:schemas-microsoft-com:office:office" xmlns:oel="http://schemas.microsoft.com/office/2019/extlst" xmlns:r="http://schemas.openxmlformats.org/officeDocument/2006/relationships" xmlns:m="http://schemas.openxmlformats.org/officeDocument/2006/math" xmlns:v="urn:schemas-microsoft-com:vml" xmlns:wp14="http://schemas.microsoft.com/office/word/2010/wordprocessingDrawing" xmlns:wp="http://schemas.openxmlformats.org/drawingml/2006/wordprocessingDrawing" xmlns:w10="urn:schemas-microsoft-com:office:word" xmlns:w="http://schemas.openxmlformats.org/wordprocessingml/2006/main" xmlns:w14="http://schemas.microsoft.com/office/word/2010/wordml" xmlns:w15="http://schemas.microsoft.com/office/word/2012/wordml" xmlns:w16cex="http://schemas.microsoft.com/office/word/2018/wordml/cex" xmlns:w16cid="http://schemas.microsoft.com/office/word/2016/wordml/cid" xmlns:w16="http://schemas.microsoft.com/office/word/2018/wordml" xmlns:w16du="http://schemas.microsoft.com/office/word/2023/wordml/word16du" xmlns:w16sdtdh="http://schemas.microsoft.com/office/word/2020/wordml/sdtdatahash" xmlns:w16sdtfl="http://schemas.microsoft.com/office/word/2024/wordml/sdtformatlock" xmlns:w16se="http://schemas.microsoft.com/office/word/2015/wordml/symex" xmlns:wpg="http://schemas.microsoft.com/office/word/2010/wordprocessingGroup" xmlns:wpi="http://schemas.microsoft.com/office/word/2010/wordprocessingInk" xmlns:wne="http://schemas.microsoft.com/office/word/2006/wordml" xmlns:wps="http://schemas.microsoft.com/office/word/2010/wordprocessingShape" mc:Ignorable="w14 w15 w16se w16cid w16 w16cex w16sdtdh w16sdtfl w16du wp14">
   <w:p>
     <w:pPr>
       <w:pStyle w:val="Header"/>
@@ -60602,7 +60049,7 @@
 </file>
 
 <file path=word/numbering.xml><?xml version="1.0" encoding="utf-8"?>
-<w:numbering xmlns:wpc="http://schemas.microsoft.com/office/word/2010/wordprocessingCanvas" xmlns:cx="http://schemas.microsoft.com/office/drawing/2014/chartex" xmlns:cx1="http://schemas.microsoft.com/office/drawing/2015/9/8/chartex" xmlns:cx2="http://schemas.microsoft.com/office/drawing/2015/10/21/chartex" xmlns:cx3="http://schemas.microsoft.com/office/drawing/2016/5/9/chartex" xmlns:cx4="http://schemas.microsoft.com/office/drawing/2016/5/10/chartex" xmlns:cx5="http://schemas.microsoft.com/office/drawing/2016/5/11/chartex" xmlns:cx6="http://schemas.microsoft.com/office/drawing/2016/5/12/chartex" xmlns:cx7="http://schemas.microsoft.com/office/drawing/2016/5/13/chartex" xmlns:cx8="http://schemas.microsoft.com/office/drawing/2016/5/14/chartex" xmlns:mc="http://schemas.openxmlformats.org/markup-compatibility/2006" xmlns:aink="http://schemas.microsoft.com/office/drawing/2016/ink" xmlns:am3d="http://schemas.microsoft.com/office/drawing/2017/model3d" xmlns:o="urn:schemas-microsoft-com:office:office" xmlns:r="http://schemas.openxmlformats.org/officeDocument/2006/relationships" xmlns:m="http://schemas.openxmlformats.org/officeDocument/2006/math" xmlns:v="urn:schemas-microsoft-com:vml" xmlns:wp14="http://schemas.microsoft.com/office/word/2010/wordprocessingDrawing" xmlns:wp="http://schemas.openxmlformats.org/drawingml/2006/wordprocessingDrawing" xmlns:w10="urn:schemas-microsoft-com:office:word" xmlns:w="http://schemas.openxmlformats.org/wordprocessingml/2006/main" xmlns:w14="http://schemas.microsoft.com/office/word/2010/wordml" xmlns:w15="http://schemas.microsoft.com/office/word/2012/wordml" xmlns:w16cex="http://schemas.microsoft.com/office/word/2018/wordml/cex" xmlns:w16cid="http://schemas.microsoft.com/office/word/2016/wordml/cid" xmlns:w16="http://schemas.microsoft.com/office/word/2018/wordml" xmlns:w16sdtdh="http://schemas.microsoft.com/office/word/2020/wordml/sdtdatahash" xmlns:w16se="http://schemas.microsoft.com/office/word/2015/wordml/symex" xmlns:wpg="http://schemas.microsoft.com/office/word/2010/wordprocessingGroup" xmlns:wpi="http://schemas.microsoft.com/office/word/2010/wordprocessingInk" xmlns:wne="http://schemas.microsoft.com/office/word/2006/wordml" xmlns:wps="http://schemas.microsoft.com/office/word/2010/wordprocessingShape" mc:Ignorable="w14 w15 w16se w16cid w16 w16cex w16sdtdh wp14">
+<w:numbering xmlns:wpc="http://schemas.microsoft.com/office/word/2010/wordprocessingCanvas" xmlns:cx="http://schemas.microsoft.com/office/drawing/2014/chartex" xmlns:cx1="http://schemas.microsoft.com/office/drawing/2015/9/8/chartex" xmlns:cx2="http://schemas.microsoft.com/office/drawing/2015/10/21/chartex" xmlns:cx3="http://schemas.microsoft.com/office/drawing/2016/5/9/chartex" xmlns:cx4="http://schemas.microsoft.com/office/drawing/2016/5/10/chartex" xmlns:cx5="http://schemas.microsoft.com/office/drawing/2016/5/11/chartex" xmlns:cx6="http://schemas.microsoft.com/office/drawing/2016/5/12/chartex" xmlns:cx7="http://schemas.microsoft.com/office/drawing/2016/5/13/chartex" xmlns:cx8="http://schemas.microsoft.com/office/drawing/2016/5/14/chartex" xmlns:mc="http://schemas.openxmlformats.org/markup-compatibility/2006" xmlns:aink="http://schemas.microsoft.com/office/drawing/2016/ink" xmlns:am3d="http://schemas.microsoft.com/office/drawing/2017/model3d" xmlns:o="urn:schemas-microsoft-com:office:office" xmlns:oel="http://schemas.microsoft.com/office/2019/extlst" xmlns:r="http://schemas.openxmlformats.org/officeDocument/2006/relationships" xmlns:m="http://schemas.openxmlformats.org/officeDocument/2006/math" xmlns:v="urn:schemas-microsoft-com:vml" xmlns:wp14="http://schemas.microsoft.com/office/word/2010/wordprocessingDrawing" xmlns:wp="http://schemas.openxmlformats.org/drawingml/2006/wordprocessingDrawing" xmlns:w10="urn:schemas-microsoft-com:office:word" xmlns:w="http://schemas.openxmlformats.org/wordprocessingml/2006/main" xmlns:w14="http://schemas.microsoft.com/office/word/2010/wordml" xmlns:w15="http://schemas.microsoft.com/office/word/2012/wordml" xmlns:w16cex="http://schemas.microsoft.com/office/word/2018/wordml/cex" xmlns:w16cid="http://schemas.microsoft.com/office/word/2016/wordml/cid" xmlns:w16="http://schemas.microsoft.com/office/word/2018/wordml" xmlns:w16du="http://schemas.microsoft.com/office/word/2023/wordml/word16du" xmlns:w16sdtdh="http://schemas.microsoft.com/office/word/2020/wordml/sdtdatahash" xmlns:w16sdtfl="http://schemas.microsoft.com/office/word/2024/wordml/sdtformatlock" xmlns:w16se="http://schemas.microsoft.com/office/word/2015/wordml/symex" xmlns:wpg="http://schemas.microsoft.com/office/word/2010/wordprocessingGroup" xmlns:wpi="http://schemas.microsoft.com/office/word/2010/wordprocessingInk" xmlns:wne="http://schemas.microsoft.com/office/word/2006/wordml" xmlns:wps="http://schemas.microsoft.com/office/word/2010/wordprocessingShape" mc:Ignorable="w14 w15 w16se w16cid w16 w16cex w16sdtdh w16sdtfl w16du wp14">
   <w:abstractNum w:abstractNumId="0" w15:restartNumberingAfterBreak="0">
     <w:nsid w:val="03272006"/>
     <w:multiLevelType w:val="hybridMultilevel"/>
@@ -62132,7 +61579,7 @@
       </w:pPr>
     </w:lvl>
   </w:abstractNum>
-  <w:num w:numId="1">
+  <w:num w:numId="1" w16cid:durableId="1964338492">
     <w:abstractNumId w:val="1"/>
     <w:lvlOverride w:ilvl="0"/>
     <w:lvlOverride w:ilvl="1">
@@ -62160,53 +61607,53 @@
       <w:startOverride w:val="1"/>
     </w:lvlOverride>
   </w:num>
-  <w:num w:numId="2">
+  <w:num w:numId="2" w16cid:durableId="1622564920">
     <w:abstractNumId w:val="8"/>
   </w:num>
-  <w:num w:numId="3">
+  <w:num w:numId="3" w16cid:durableId="1986542158">
     <w:abstractNumId w:val="3"/>
   </w:num>
-  <w:num w:numId="4">
+  <w:num w:numId="4" w16cid:durableId="832766343">
     <w:abstractNumId w:val="9"/>
   </w:num>
-  <w:num w:numId="5">
+  <w:num w:numId="5" w16cid:durableId="1951627252">
     <w:abstractNumId w:val="11"/>
   </w:num>
-  <w:num w:numId="6">
+  <w:num w:numId="6" w16cid:durableId="795223886">
     <w:abstractNumId w:val="7"/>
   </w:num>
-  <w:num w:numId="7">
+  <w:num w:numId="7" w16cid:durableId="1281643387">
     <w:abstractNumId w:val="6"/>
   </w:num>
-  <w:num w:numId="8">
+  <w:num w:numId="8" w16cid:durableId="1315065811">
     <w:abstractNumId w:val="10"/>
   </w:num>
-  <w:num w:numId="9">
+  <w:num w:numId="9" w16cid:durableId="1121681125">
     <w:abstractNumId w:val="1"/>
   </w:num>
-  <w:num w:numId="10">
+  <w:num w:numId="10" w16cid:durableId="1449860360">
     <w:abstractNumId w:val="13"/>
   </w:num>
-  <w:num w:numId="11">
+  <w:num w:numId="11" w16cid:durableId="1754474086">
     <w:abstractNumId w:val="4"/>
   </w:num>
-  <w:num w:numId="12">
+  <w:num w:numId="12" w16cid:durableId="408310143">
     <w:abstractNumId w:val="0"/>
   </w:num>
-  <w:num w:numId="13">
+  <w:num w:numId="13" w16cid:durableId="1193303568">
     <w:abstractNumId w:val="2"/>
   </w:num>
-  <w:num w:numId="14">
+  <w:num w:numId="14" w16cid:durableId="1403983606">
     <w:abstractNumId w:val="12"/>
   </w:num>
-  <w:num w:numId="15">
+  <w:num w:numId="15" w16cid:durableId="396513713">
     <w:abstractNumId w:val="5"/>
   </w:num>
 </w:numbering>
 </file>
 
 <file path=word/styles.xml><?xml version="1.0" encoding="utf-8"?>
-<w:styles xmlns:mc="http://schemas.openxmlformats.org/markup-compatibility/2006" xmlns:r="http://schemas.openxmlformats.org/officeDocument/2006/relationships" xmlns:w="http://schemas.openxmlformats.org/wordprocessingml/2006/main" xmlns:w14="http://schemas.microsoft.com/office/word/2010/wordml" xmlns:w15="http://schemas.microsoft.com/office/word/2012/wordml" xmlns:w16cex="http://schemas.microsoft.com/office/word/2018/wordml/cex" xmlns:w16cid="http://schemas.microsoft.com/office/word/2016/wordml/cid" xmlns:w16="http://schemas.microsoft.com/office/word/2018/wordml" xmlns:w16sdtdh="http://schemas.microsoft.com/office/word/2020/wordml/sdtdatahash" xmlns:w16se="http://schemas.microsoft.com/office/word/2015/wordml/symex" mc:Ignorable="w14 w15 w16se w16cid w16 w16cex w16sdtdh">
+<w:styles xmlns:mc="http://schemas.openxmlformats.org/markup-compatibility/2006" xmlns:r="http://schemas.openxmlformats.org/officeDocument/2006/relationships" xmlns:w="http://schemas.openxmlformats.org/wordprocessingml/2006/main" xmlns:w14="http://schemas.microsoft.com/office/word/2010/wordml" xmlns:w15="http://schemas.microsoft.com/office/word/2012/wordml" xmlns:w16cex="http://schemas.microsoft.com/office/word/2018/wordml/cex" xmlns:w16cid="http://schemas.microsoft.com/office/word/2016/wordml/cid" xmlns:w16="http://schemas.microsoft.com/office/word/2018/wordml" xmlns:w16du="http://schemas.microsoft.com/office/word/2023/wordml/word16du" xmlns:w16sdtdh="http://schemas.microsoft.com/office/word/2020/wordml/sdtdatahash" xmlns:w16sdtfl="http://schemas.microsoft.com/office/word/2024/wordml/sdtformatlock" xmlns:w16se="http://schemas.microsoft.com/office/word/2015/wordml/symex" mc:Ignorable="w14 w15 w16se w16cid w16 w16cex w16sdtdh w16sdtfl w16du">
   <w:docDefaults>
     <w:rPrDefault>
       <w:rPr>
